--- a/07_outreach/250630_JTF_Unions.docx
+++ b/07_outreach/250630_JTF_Unions.docx
@@ -1,11 +1,10 @@
 
 <file path=word/document.xml><?xml version="1.0" encoding="utf-8"?>
-<w:document xmlns:o="urn:schemas-microsoft-com:office:office" xmlns:r="http://schemas.openxmlformats.org/officeDocument/2006/relationships" xmlns:v="urn:schemas-microsoft-com:vml" xmlns:w="http://schemas.openxmlformats.org/wordprocessingml/2006/main" xmlns:w10="urn:schemas-microsoft-com:office:word" xmlns:wp="http://schemas.openxmlformats.org/drawingml/2006/wordprocessingDrawing" xmlns:wps="http://schemas.microsoft.com/office/word/2010/wordprocessingShape" xmlns:wpg="http://schemas.microsoft.com/office/word/2010/wordprocessingGroup" xmlns:mc="http://schemas.openxmlformats.org/markup-compatibility/2006" xmlns:wp14="http://schemas.microsoft.com/office/word/2010/wordprocessingDrawing" xmlns:w14="http://schemas.microsoft.com/office/word/2010/wordml" xmlns:w15="http://schemas.microsoft.com/office/word/2012/wordml" mc:Ignorable="w14 wp14 w15">
+<w:document xmlns:wpc="http://schemas.microsoft.com/office/word/2010/wordprocessingCanvas" xmlns:cx="http://schemas.microsoft.com/office/drawing/2014/chartex" xmlns:cx1="http://schemas.microsoft.com/office/drawing/2015/9/8/chartex" xmlns:cx2="http://schemas.microsoft.com/office/drawing/2015/10/21/chartex" xmlns:cx3="http://schemas.microsoft.com/office/drawing/2016/5/9/chartex" xmlns:cx4="http://schemas.microsoft.com/office/drawing/2016/5/10/chartex" xmlns:cx5="http://schemas.microsoft.com/office/drawing/2016/5/11/chartex" xmlns:cx6="http://schemas.microsoft.com/office/drawing/2016/5/12/chartex" xmlns:cx7="http://schemas.microsoft.com/office/drawing/2016/5/13/chartex" xmlns:cx8="http://schemas.microsoft.com/office/drawing/2016/5/14/chartex" xmlns:mc="http://schemas.openxmlformats.org/markup-compatibility/2006" xmlns:aink="http://schemas.microsoft.com/office/drawing/2016/ink" xmlns:am3d="http://schemas.microsoft.com/office/drawing/2017/model3d" xmlns:o="urn:schemas-microsoft-com:office:office" xmlns:oel="http://schemas.microsoft.com/office/2019/extlst" xmlns:r="http://schemas.openxmlformats.org/officeDocument/2006/relationships" xmlns:m="http://schemas.openxmlformats.org/officeDocument/2006/math" xmlns:v="urn:schemas-microsoft-com:vml" xmlns:wp14="http://schemas.microsoft.com/office/word/2010/wordprocessingDrawing" xmlns:wp="http://schemas.openxmlformats.org/drawingml/2006/wordprocessingDrawing" xmlns:w10="urn:schemas-microsoft-com:office:word" xmlns:w="http://schemas.openxmlformats.org/wordprocessingml/2006/main" xmlns:w14="http://schemas.microsoft.com/office/word/2010/wordml" xmlns:w15="http://schemas.microsoft.com/office/word/2012/wordml" xmlns:w16cex="http://schemas.microsoft.com/office/word/2018/wordml/cex" xmlns:w16cid="http://schemas.microsoft.com/office/word/2016/wordml/cid" xmlns:w16="http://schemas.microsoft.com/office/word/2018/wordml" xmlns:w16du="http://schemas.microsoft.com/office/word/2023/wordml/word16du" xmlns:w16sdtdh="http://schemas.microsoft.com/office/word/2020/wordml/sdtdatahash" xmlns:w16sdtfl="http://schemas.microsoft.com/office/word/2024/wordml/sdtformatlock" xmlns:w16se="http://schemas.microsoft.com/office/word/2015/wordml/symex" xmlns:wpg="http://schemas.microsoft.com/office/word/2010/wordprocessingGroup" xmlns:wpi="http://schemas.microsoft.com/office/word/2010/wordprocessingInk" xmlns:wne="http://schemas.microsoft.com/office/word/2006/wordml" xmlns:wps="http://schemas.microsoft.com/office/word/2010/wordprocessingShape" mc:Ignorable="w14 w15 w16se w16cid w16 w16cex w16sdtdh w16sdtfl w16du wp14">
   <w:body>
     <w:p>
       <w:pPr>
-        <w:pStyle w:val="Normal"/>
-        <w:spacing w:before="0" w:after="120"/>
+        <w:spacing w:after="120"/>
         <w:jc w:val="both"/>
         <w:rPr>
           <w:rFonts w:ascii="Liberation Serif" w:hAnsi="Liberation Serif"/>
@@ -15,7 +14,7 @@
       </w:pPr>
       <w:r>
         <w:rPr>
-          <w:rFonts w:cs="Calibri" w:ascii="Liberation Serif" w:hAnsi="Liberation Serif"/>
+          <w:rFonts w:ascii="Liberation Serif" w:hAnsi="Liberation Serif" w:cs="Calibri"/>
           <w:b/>
           <w:bCs/>
           <w:color w:val="890517"/>
@@ -29,9 +28,7 @@
     </w:p>
     <w:p>
       <w:pPr>
-        <w:pStyle w:val="Normal"/>
-        <w:spacing w:lineRule="auto" w:line="276" w:before="120" w:after="120"/>
-        <w:jc w:val="both"/>
+        <w:spacing w:before="120" w:after="120" w:line="276" w:lineRule="auto"/>
         <w:rPr>
           <w:rFonts w:ascii="Liberation Serif" w:hAnsi="Liberation Serif"/>
           <w:sz w:val="19"/>
@@ -40,7 +37,7 @@
       </w:pPr>
       <w:r>
         <w:rPr>
-          <w:rFonts w:cs="Calibri" w:ascii="Liberation Serif" w:hAnsi="Liberation Serif"/>
+          <w:rFonts w:ascii="Liberation Serif" w:hAnsi="Liberation Serif" w:cs="Calibri"/>
           <w:b/>
           <w:bCs/>
           <w:i/>
@@ -56,9 +53,7 @@
     </w:p>
     <w:p>
       <w:pPr>
-        <w:pStyle w:val="Normal"/>
-        <w:spacing w:lineRule="auto" w:line="276" w:before="120" w:after="120"/>
-        <w:jc w:val="both"/>
+        <w:spacing w:before="120" w:after="120" w:line="276" w:lineRule="auto"/>
         <w:rPr>
           <w:rFonts w:ascii="Liberation Serif" w:hAnsi="Liberation Serif"/>
           <w:sz w:val="19"/>
@@ -67,7 +62,7 @@
       </w:pPr>
       <w:r>
         <w:rPr>
-          <w:rFonts w:cs="Calibri" w:ascii="Liberation Serif" w:hAnsi="Liberation Serif"/>
+          <w:rFonts w:ascii="Liberation Serif" w:hAnsi="Liberation Serif" w:cs="Calibri"/>
           <w:sz w:val="19"/>
           <w:szCs w:val="19"/>
           <w:lang w:val="en-GB"/>
@@ -76,7 +71,7 @@
       </w:r>
       <w:r>
         <w:rPr>
-          <w:rFonts w:cs="Calibri" w:ascii="Liberation Serif" w:hAnsi="Liberation Serif"/>
+          <w:rFonts w:ascii="Liberation Serif" w:hAnsi="Liberation Serif" w:cs="Calibri"/>
           <w:b/>
           <w:bCs/>
           <w:sz w:val="19"/>
@@ -88,9 +83,7 @@
     </w:p>
     <w:p>
       <w:pPr>
-        <w:pStyle w:val="Normal"/>
-        <w:spacing w:lineRule="auto" w:line="276" w:before="120" w:after="120"/>
-        <w:jc w:val="both"/>
+        <w:spacing w:before="120" w:after="120" w:line="276" w:lineRule="auto"/>
         <w:rPr>
           <w:rFonts w:ascii="Liberation Serif" w:hAnsi="Liberation Serif"/>
           <w:sz w:val="19"/>
@@ -99,7 +92,7 @@
       </w:pPr>
       <w:r>
         <w:rPr>
-          <w:rFonts w:cs="Calibri" w:ascii="Liberation Serif" w:hAnsi="Liberation Serif"/>
+          <w:rFonts w:ascii="Liberation Serif" w:hAnsi="Liberation Serif" w:cs="Calibri"/>
           <w:sz w:val="19"/>
           <w:szCs w:val="19"/>
           <w:lang w:val="en-GB"/>
@@ -108,7 +101,7 @@
       </w:r>
       <w:r>
         <w:rPr>
-          <w:rFonts w:eastAsia="Times New Roman" w:cs="Calibri" w:ascii="Liberation Serif" w:hAnsi="Liberation Serif"/>
+          <w:rFonts w:ascii="Liberation Serif" w:eastAsia="Times New Roman" w:hAnsi="Liberation Serif" w:cs="Calibri"/>
           <w:kern w:val="0"/>
           <w:sz w:val="19"/>
           <w:szCs w:val="19"/>
@@ -119,7 +112,7 @@
       </w:r>
       <w:r>
         <w:rPr>
-          <w:rFonts w:eastAsia="Times New Roman" w:cs="Calibri" w:ascii="Liberation Serif" w:hAnsi="Liberation Serif"/>
+          <w:rFonts w:ascii="Liberation Serif" w:eastAsia="Times New Roman" w:hAnsi="Liberation Serif" w:cs="Calibri"/>
           <w:b/>
           <w:bCs/>
           <w:kern w:val="0"/>
@@ -132,7 +125,7 @@
       </w:r>
       <w:r>
         <w:rPr>
-          <w:rFonts w:eastAsia="Times New Roman" w:cs="Calibri" w:ascii="Liberation Serif" w:hAnsi="Liberation Serif"/>
+          <w:rFonts w:ascii="Liberation Serif" w:eastAsia="Times New Roman" w:hAnsi="Liberation Serif" w:cs="Calibri"/>
           <w:kern w:val="0"/>
           <w:sz w:val="19"/>
           <w:szCs w:val="19"/>
@@ -143,7 +136,7 @@
       </w:r>
       <w:r>
         <w:rPr>
-          <w:rFonts w:eastAsia="Times New Roman" w:cs="Calibri" w:ascii="Liberation Serif" w:hAnsi="Liberation Serif"/>
+          <w:rFonts w:ascii="Liberation Serif" w:eastAsia="Times New Roman" w:hAnsi="Liberation Serif" w:cs="Calibri"/>
           <w:b/>
           <w:bCs/>
           <w:kern w:val="0"/>
@@ -156,7 +149,7 @@
       </w:r>
       <w:r>
         <w:rPr>
-          <w:rFonts w:eastAsia="Times New Roman" w:cs="Calibri" w:ascii="Liberation Serif" w:hAnsi="Liberation Serif"/>
+          <w:rFonts w:ascii="Liberation Serif" w:eastAsia="Times New Roman" w:hAnsi="Liberation Serif" w:cs="Calibri"/>
           <w:kern w:val="0"/>
           <w:sz w:val="19"/>
           <w:szCs w:val="19"/>
@@ -168,9 +161,7 @@
     </w:p>
     <w:p>
       <w:pPr>
-        <w:pStyle w:val="Normal"/>
-        <w:spacing w:lineRule="auto" w:line="276" w:before="120" w:after="240"/>
-        <w:jc w:val="both"/>
+        <w:spacing w:before="120" w:after="240" w:line="276" w:lineRule="auto"/>
         <w:rPr>
           <w:rFonts w:ascii="Liberation Serif" w:hAnsi="Liberation Serif"/>
           <w:sz w:val="19"/>
@@ -179,7 +170,7 @@
       </w:pPr>
       <w:r>
         <w:rPr>
-          <w:rFonts w:cs="Calibri" w:ascii="Liberation Serif" w:hAnsi="Liberation Serif"/>
+          <w:rFonts w:ascii="Liberation Serif" w:hAnsi="Liberation Serif" w:cs="Calibri"/>
           <w:sz w:val="19"/>
           <w:szCs w:val="19"/>
         </w:rPr>
@@ -187,7 +178,7 @@
       </w:r>
       <w:r>
         <w:rPr>
-          <w:rFonts w:cs="Calibri" w:ascii="Liberation Serif" w:hAnsi="Liberation Serif"/>
+          <w:rFonts w:ascii="Liberation Serif" w:hAnsi="Liberation Serif" w:cs="Calibri"/>
           <w:b/>
           <w:bCs/>
           <w:sz w:val="19"/>
@@ -197,7 +188,7 @@
       </w:r>
       <w:r>
         <w:rPr>
-          <w:rFonts w:cs="Calibri" w:ascii="Liberation Serif" w:hAnsi="Liberation Serif"/>
+          <w:rFonts w:ascii="Liberation Serif" w:hAnsi="Liberation Serif" w:cs="Calibri"/>
           <w:sz w:val="19"/>
           <w:szCs w:val="19"/>
         </w:rPr>
@@ -206,9 +197,7 @@
     </w:p>
     <w:p>
       <w:pPr>
-        <w:pStyle w:val="Normal"/>
-        <w:spacing w:lineRule="auto" w:line="276" w:before="120" w:after="120"/>
-        <w:jc w:val="both"/>
+        <w:spacing w:before="120" w:after="120" w:line="276" w:lineRule="auto"/>
         <w:rPr>
           <w:rFonts w:ascii="Liberation Serif" w:hAnsi="Liberation Serif"/>
           <w:sz w:val="19"/>
@@ -217,7 +206,7 @@
       </w:pPr>
       <w:r>
         <w:rPr>
-          <w:rFonts w:cs="Calibri" w:ascii="Liberation Serif" w:hAnsi="Liberation Serif"/>
+          <w:rFonts w:ascii="Liberation Serif" w:hAnsi="Liberation Serif" w:cs="Calibri"/>
           <w:b/>
           <w:bCs/>
           <w:i/>
@@ -233,15 +222,12 @@
     </w:p>
     <w:p>
       <w:pPr>
-        <w:pStyle w:val="Normal"/>
-        <w:spacing w:lineRule="auto" w:line="276" w:before="120" w:after="120"/>
-        <w:jc w:val="both"/>
-        <w:rPr/>
+        <w:spacing w:before="120" w:after="120" w:line="276" w:lineRule="auto"/>
       </w:pPr>
       <w:r>
         <w:rPr>
           <w:rStyle w:val="Strong"/>
-          <w:rFonts w:cs="Calibri" w:ascii="Liberation Serif" w:hAnsi="Liberation Serif"/>
+          <w:rFonts w:ascii="Liberation Serif" w:hAnsi="Liberation Serif" w:cs="Calibri"/>
           <w:sz w:val="19"/>
           <w:szCs w:val="19"/>
         </w:rPr>
@@ -249,7 +235,7 @@
       </w:r>
       <w:r>
         <w:rPr>
-          <w:rFonts w:cs="Calibri" w:ascii="Liberation Serif" w:hAnsi="Liberation Serif"/>
+          <w:rFonts w:ascii="Liberation Serif" w:hAnsi="Liberation Serif" w:cs="Calibri"/>
           <w:sz w:val="19"/>
           <w:szCs w:val="19"/>
         </w:rPr>
@@ -257,7 +243,7 @@
       </w:r>
       <w:r>
         <w:rPr>
-          <w:rFonts w:cs="Calibri" w:ascii="Liberation Serif" w:hAnsi="Liberation Serif"/>
+          <w:rFonts w:ascii="Liberation Serif" w:hAnsi="Liberation Serif" w:cs="Calibri"/>
           <w:b/>
           <w:bCs/>
           <w:sz w:val="19"/>
@@ -268,7 +254,7 @@
       <w:r>
         <w:rPr>
           <w:rStyle w:val="Strong"/>
-          <w:rFonts w:cs="Calibri" w:ascii="Liberation Serif" w:hAnsi="Liberation Serif"/>
+          <w:rFonts w:ascii="Liberation Serif" w:hAnsi="Liberation Serif" w:cs="Calibri"/>
           <w:sz w:val="19"/>
           <w:szCs w:val="19"/>
         </w:rPr>
@@ -278,13 +264,11 @@
     <w:p>
       <w:pPr>
         <w:pStyle w:val="NormalWeb"/>
-        <w:spacing w:lineRule="auto" w:line="276" w:beforeAutospacing="0" w:before="120" w:afterAutospacing="0" w:after="120"/>
-        <w:jc w:val="both"/>
-        <w:rPr/>
+        <w:spacing w:before="120" w:beforeAutospacing="0" w:after="120" w:afterAutospacing="0" w:line="276" w:lineRule="auto"/>
       </w:pPr>
       <w:r>
         <w:rPr>
-          <w:rFonts w:cs="Calibri" w:ascii="Liberation Serif" w:hAnsi="Liberation Serif"/>
+          <w:rFonts w:ascii="Liberation Serif" w:hAnsi="Liberation Serif" w:cs="Calibri"/>
           <w:sz w:val="19"/>
           <w:szCs w:val="19"/>
         </w:rPr>
@@ -293,9 +277,9 @@
       <w:r>
         <w:rPr>
           <w:rStyle w:val="Strong"/>
-          <w:rFonts w:eastAsia="" w:cs="Calibri" w:ascii="Liberation Serif" w:hAnsi="Liberation Serif" w:eastAsiaTheme="majorEastAsia"/>
-          <w:b w:val="false"/>
-          <w:bCs w:val="false"/>
+          <w:rFonts w:ascii="Liberation Serif" w:eastAsiaTheme="majorEastAsia" w:hAnsi="Liberation Serif" w:cs="Calibri"/>
+          <w:b w:val="0"/>
+          <w:bCs w:val="0"/>
           <w:sz w:val="19"/>
           <w:szCs w:val="19"/>
         </w:rPr>
@@ -303,7 +287,7 @@
       </w:r>
       <w:r>
         <w:rPr>
-          <w:rFonts w:cs="Calibri" w:ascii="Liberation Serif" w:hAnsi="Liberation Serif"/>
+          <w:rFonts w:ascii="Liberation Serif" w:hAnsi="Liberation Serif" w:cs="Calibri"/>
           <w:sz w:val="19"/>
           <w:szCs w:val="19"/>
         </w:rPr>
@@ -311,7 +295,7 @@
       </w:r>
       <w:r>
         <w:rPr>
-          <w:rFonts w:cs="Calibri" w:ascii="Liberation Serif" w:hAnsi="Liberation Serif"/>
+          <w:rFonts w:ascii="Liberation Serif" w:hAnsi="Liberation Serif" w:cs="Calibri"/>
           <w:b/>
           <w:bCs/>
           <w:sz w:val="19"/>
@@ -321,7 +305,7 @@
       </w:r>
       <w:r>
         <w:rPr>
-          <w:rFonts w:cs="Calibri" w:ascii="Liberation Serif" w:hAnsi="Liberation Serif"/>
+          <w:rFonts w:ascii="Liberation Serif" w:hAnsi="Liberation Serif" w:cs="Calibri"/>
           <w:sz w:val="19"/>
           <w:szCs w:val="19"/>
         </w:rPr>
@@ -330,9 +314,9 @@
       <w:r>
         <w:rPr>
           <w:rStyle w:val="Strong"/>
-          <w:rFonts w:eastAsia="" w:cs="Calibri" w:ascii="Liberation Serif" w:hAnsi="Liberation Serif" w:eastAsiaTheme="majorEastAsia"/>
-          <w:b w:val="false"/>
-          <w:bCs w:val="false"/>
+          <w:rFonts w:ascii="Liberation Serif" w:eastAsiaTheme="majorEastAsia" w:hAnsi="Liberation Serif" w:cs="Calibri"/>
+          <w:b w:val="0"/>
+          <w:bCs w:val="0"/>
           <w:sz w:val="19"/>
           <w:szCs w:val="19"/>
         </w:rPr>
@@ -340,7 +324,7 @@
       </w:r>
       <w:r>
         <w:rPr>
-          <w:rFonts w:cs="Calibri" w:ascii="Liberation Serif" w:hAnsi="Liberation Serif"/>
+          <w:rFonts w:ascii="Liberation Serif" w:hAnsi="Liberation Serif" w:cs="Calibri"/>
           <w:sz w:val="19"/>
           <w:szCs w:val="19"/>
         </w:rPr>
@@ -348,7 +332,7 @@
       </w:r>
       <w:r>
         <w:rPr>
-          <w:rFonts w:cs="Calibri" w:ascii="Liberation Serif" w:hAnsi="Liberation Serif"/>
+          <w:rFonts w:ascii="Liberation Serif" w:hAnsi="Liberation Serif" w:cs="Calibri"/>
           <w:b/>
           <w:bCs/>
           <w:sz w:val="19"/>
@@ -358,7 +342,7 @@
       </w:r>
       <w:r>
         <w:rPr>
-          <w:rFonts w:cs="Calibri" w:ascii="Liberation Serif" w:hAnsi="Liberation Serif"/>
+          <w:rFonts w:ascii="Liberation Serif" w:hAnsi="Liberation Serif" w:cs="Calibri"/>
           <w:sz w:val="19"/>
           <w:szCs w:val="19"/>
         </w:rPr>
@@ -368,13 +352,11 @@
     <w:p>
       <w:pPr>
         <w:pStyle w:val="NormalWeb"/>
-        <w:spacing w:lineRule="auto" w:line="276" w:beforeAutospacing="0" w:before="120" w:afterAutospacing="0" w:after="240"/>
-        <w:jc w:val="both"/>
-        <w:rPr/>
+        <w:spacing w:before="120" w:beforeAutospacing="0" w:after="240" w:afterAutospacing="0" w:line="276" w:lineRule="auto"/>
       </w:pPr>
       <w:r>
         <w:rPr>
-          <w:rFonts w:cs="Calibri" w:ascii="Liberation Serif" w:hAnsi="Liberation Serif"/>
+          <w:rFonts w:ascii="Liberation Serif" w:hAnsi="Liberation Serif" w:cs="Calibri"/>
           <w:sz w:val="19"/>
           <w:szCs w:val="19"/>
         </w:rPr>
@@ -383,9 +365,9 @@
       <w:r>
         <w:rPr>
           <w:rStyle w:val="Strong"/>
-          <w:rFonts w:eastAsia="" w:cs="Calibri" w:ascii="Liberation Serif" w:hAnsi="Liberation Serif" w:eastAsiaTheme="majorEastAsia"/>
-          <w:b w:val="false"/>
-          <w:bCs w:val="false"/>
+          <w:rFonts w:ascii="Liberation Serif" w:eastAsiaTheme="majorEastAsia" w:hAnsi="Liberation Serif" w:cs="Calibri"/>
+          <w:b w:val="0"/>
+          <w:bCs w:val="0"/>
           <w:sz w:val="19"/>
           <w:szCs w:val="19"/>
         </w:rPr>
@@ -393,7 +375,7 @@
       </w:r>
       <w:r>
         <w:rPr>
-          <w:rFonts w:cs="Calibri" w:ascii="Liberation Serif" w:hAnsi="Liberation Serif"/>
+          <w:rFonts w:ascii="Liberation Serif" w:hAnsi="Liberation Serif" w:cs="Calibri"/>
           <w:sz w:val="19"/>
           <w:szCs w:val="19"/>
         </w:rPr>
@@ -401,7 +383,7 @@
       </w:r>
       <w:r>
         <w:rPr>
-          <w:rFonts w:cs="Calibri" w:ascii="Liberation Serif" w:hAnsi="Liberation Serif"/>
+          <w:rFonts w:ascii="Liberation Serif" w:hAnsi="Liberation Serif" w:cs="Calibri"/>
           <w:b/>
           <w:bCs/>
           <w:sz w:val="19"/>
@@ -412,7 +394,7 @@
       <w:r>
         <w:rPr>
           <w:rStyle w:val="Strong"/>
-          <w:rFonts w:eastAsia="" w:cs="Calibri" w:ascii="Liberation Serif" w:hAnsi="Liberation Serif" w:eastAsiaTheme="majorEastAsia"/>
+          <w:rFonts w:ascii="Liberation Serif" w:eastAsiaTheme="majorEastAsia" w:hAnsi="Liberation Serif" w:cs="Calibri"/>
           <w:sz w:val="19"/>
           <w:szCs w:val="19"/>
         </w:rPr>
@@ -420,7 +402,7 @@
       </w:r>
       <w:r>
         <w:rPr>
-          <w:rFonts w:cs="Calibri" w:ascii="Liberation Serif" w:hAnsi="Liberation Serif"/>
+          <w:rFonts w:ascii="Liberation Serif" w:hAnsi="Liberation Serif" w:cs="Calibri"/>
           <w:b/>
           <w:bCs/>
           <w:sz w:val="19"/>
@@ -430,7 +412,7 @@
       </w:r>
       <w:r>
         <w:rPr>
-          <w:rFonts w:cs="Calibri" w:ascii="Liberation Serif" w:hAnsi="Liberation Serif"/>
+          <w:rFonts w:ascii="Liberation Serif" w:hAnsi="Liberation Serif" w:cs="Calibri"/>
           <w:sz w:val="19"/>
           <w:szCs w:val="19"/>
         </w:rPr>
@@ -440,13 +422,11 @@
     <w:p>
       <w:pPr>
         <w:pStyle w:val="NormalWeb"/>
-        <w:spacing w:lineRule="auto" w:line="276" w:beforeAutospacing="0" w:before="120" w:afterAutospacing="0" w:after="240"/>
-        <w:jc w:val="both"/>
-        <w:rPr/>
+        <w:spacing w:before="120" w:beforeAutospacing="0" w:after="240" w:afterAutospacing="0" w:line="276" w:lineRule="auto"/>
       </w:pPr>
       <w:r>
         <w:rPr>
-          <w:rFonts w:cs="Calibri" w:ascii="Liberation Serif" w:hAnsi="Liberation Serif"/>
+          <w:rFonts w:ascii="Liberation Serif" w:hAnsi="Liberation Serif" w:cs="Calibri"/>
           <w:sz w:val="19"/>
           <w:szCs w:val="19"/>
         </w:rPr>
@@ -455,9 +435,9 @@
       <w:r>
         <w:rPr>
           <w:rStyle w:val="Strong"/>
-          <w:rFonts w:eastAsia="" w:cs="Calibri" w:ascii="Liberation Serif" w:hAnsi="Liberation Serif" w:eastAsiaTheme="majorEastAsia"/>
-          <w:b w:val="false"/>
-          <w:bCs w:val="false"/>
+          <w:rFonts w:ascii="Liberation Serif" w:eastAsiaTheme="majorEastAsia" w:hAnsi="Liberation Serif" w:cs="Calibri"/>
+          <w:b w:val="0"/>
+          <w:bCs w:val="0"/>
           <w:sz w:val="19"/>
           <w:szCs w:val="19"/>
         </w:rPr>
@@ -465,7 +445,7 @@
       </w:r>
       <w:r>
         <w:rPr>
-          <w:rFonts w:cs="Calibri" w:ascii="Liberation Serif" w:hAnsi="Liberation Serif"/>
+          <w:rFonts w:ascii="Liberation Serif" w:hAnsi="Liberation Serif" w:cs="Calibri"/>
           <w:sz w:val="19"/>
           <w:szCs w:val="19"/>
         </w:rPr>
@@ -474,9 +454,9 @@
       <w:r>
         <w:rPr>
           <w:rStyle w:val="Strong"/>
-          <w:rFonts w:eastAsia="" w:cs="Calibri" w:ascii="Liberation Serif" w:hAnsi="Liberation Serif" w:eastAsiaTheme="majorEastAsia"/>
-          <w:b w:val="false"/>
-          <w:bCs w:val="false"/>
+          <w:rFonts w:ascii="Liberation Serif" w:eastAsiaTheme="majorEastAsia" w:hAnsi="Liberation Serif" w:cs="Calibri"/>
+          <w:b w:val="0"/>
+          <w:bCs w:val="0"/>
           <w:sz w:val="19"/>
           <w:szCs w:val="19"/>
         </w:rPr>
@@ -484,7 +464,7 @@
       </w:r>
       <w:r>
         <w:rPr>
-          <w:rFonts w:cs="Calibri" w:ascii="Liberation Serif" w:hAnsi="Liberation Serif"/>
+          <w:rFonts w:ascii="Liberation Serif" w:hAnsi="Liberation Serif" w:cs="Calibri"/>
           <w:sz w:val="19"/>
           <w:szCs w:val="19"/>
         </w:rPr>
@@ -492,7 +472,7 @@
       </w:r>
       <w:r>
         <w:rPr>
-          <w:rFonts w:cs="Calibri" w:ascii="Liberation Serif" w:hAnsi="Liberation Serif"/>
+          <w:rFonts w:ascii="Liberation Serif" w:hAnsi="Liberation Serif" w:cs="Calibri"/>
           <w:b/>
           <w:bCs/>
           <w:sz w:val="19"/>
@@ -503,9 +483,7 @@
     </w:p>
     <w:p>
       <w:pPr>
-        <w:pStyle w:val="Normal"/>
-        <w:spacing w:lineRule="auto" w:line="276" w:before="120" w:after="120"/>
-        <w:jc w:val="both"/>
+        <w:spacing w:before="120" w:after="120" w:line="276" w:lineRule="auto"/>
         <w:rPr>
           <w:rFonts w:ascii="Liberation Serif" w:hAnsi="Liberation Serif"/>
           <w:sz w:val="19"/>
@@ -514,7 +492,7 @@
       </w:pPr>
       <w:r>
         <w:rPr>
-          <w:rFonts w:cs="Calibri" w:ascii="Liberation Serif" w:hAnsi="Liberation Serif"/>
+          <w:rFonts w:ascii="Liberation Serif" w:hAnsi="Liberation Serif" w:cs="Calibri"/>
           <w:b/>
           <w:bCs/>
           <w:i/>
@@ -530,14 +508,11 @@
     </w:p>
     <w:p>
       <w:pPr>
-        <w:pStyle w:val="Normal"/>
-        <w:spacing w:lineRule="auto" w:line="276" w:before="120" w:after="120"/>
-        <w:jc w:val="both"/>
-        <w:rPr/>
+        <w:spacing w:before="120" w:after="120" w:line="276" w:lineRule="auto"/>
       </w:pPr>
       <w:r>
         <w:rPr>
-          <w:rFonts w:cs="Calibri" w:ascii="Liberation Serif" w:hAnsi="Liberation Serif"/>
+          <w:rFonts w:ascii="Liberation Serif" w:hAnsi="Liberation Serif" w:cs="Calibri"/>
           <w:sz w:val="19"/>
           <w:szCs w:val="19"/>
         </w:rPr>
@@ -546,7 +521,7 @@
       <w:r>
         <w:rPr>
           <w:rStyle w:val="Strong"/>
-          <w:rFonts w:eastAsia="" w:cs="Calibri" w:ascii="Liberation Serif" w:hAnsi="Liberation Serif" w:eastAsiaTheme="majorEastAsia"/>
+          <w:rFonts w:ascii="Liberation Serif" w:eastAsiaTheme="majorEastAsia" w:hAnsi="Liberation Serif" w:cs="Calibri"/>
           <w:sz w:val="19"/>
           <w:szCs w:val="19"/>
         </w:rPr>
@@ -554,7 +529,7 @@
       </w:r>
       <w:r>
         <w:rPr>
-          <w:rFonts w:cs="Calibri" w:ascii="Liberation Serif" w:hAnsi="Liberation Serif"/>
+          <w:rFonts w:ascii="Liberation Serif" w:hAnsi="Liberation Serif" w:cs="Calibri"/>
           <w:sz w:val="19"/>
           <w:szCs w:val="19"/>
         </w:rPr>
@@ -562,7 +537,7 @@
       </w:r>
       <w:r>
         <w:rPr>
-          <w:rFonts w:cs="Calibri" w:ascii="Liberation Serif" w:hAnsi="Liberation Serif"/>
+          <w:rFonts w:ascii="Liberation Serif" w:hAnsi="Liberation Serif" w:cs="Calibri"/>
           <w:b/>
           <w:bCs/>
           <w:sz w:val="19"/>
@@ -572,7 +547,7 @@
       </w:r>
       <w:r>
         <w:rPr>
-          <w:rFonts w:cs="Calibri" w:ascii="Liberation Serif" w:hAnsi="Liberation Serif"/>
+          <w:rFonts w:ascii="Liberation Serif" w:hAnsi="Liberation Serif" w:cs="Calibri"/>
           <w:sz w:val="19"/>
           <w:szCs w:val="19"/>
         </w:rPr>
@@ -580,7 +555,7 @@
       </w:r>
       <w:r>
         <w:rPr>
-          <w:rFonts w:cs="Calibri" w:ascii="Liberation Serif" w:hAnsi="Liberation Serif"/>
+          <w:rFonts w:ascii="Liberation Serif" w:hAnsi="Liberation Serif" w:cs="Calibri"/>
           <w:b/>
           <w:bCs/>
           <w:sz w:val="19"/>
@@ -590,7 +565,7 @@
       </w:r>
       <w:r>
         <w:rPr>
-          <w:rFonts w:cs="Calibri" w:ascii="Liberation Serif" w:hAnsi="Liberation Serif"/>
+          <w:rFonts w:ascii="Liberation Serif" w:hAnsi="Liberation Serif" w:cs="Calibri"/>
           <w:sz w:val="19"/>
           <w:szCs w:val="19"/>
         </w:rPr>
@@ -599,9 +574,9 @@
       <w:r>
         <w:rPr>
           <w:rStyle w:val="Strong"/>
-          <w:rFonts w:eastAsia="" w:cs="Calibri" w:ascii="Liberation Serif" w:hAnsi="Liberation Serif" w:eastAsiaTheme="majorEastAsia"/>
-          <w:b w:val="false"/>
-          <w:bCs w:val="false"/>
+          <w:rFonts w:ascii="Liberation Serif" w:eastAsiaTheme="majorEastAsia" w:hAnsi="Liberation Serif" w:cs="Calibri"/>
+          <w:b w:val="0"/>
+          <w:bCs w:val="0"/>
           <w:sz w:val="19"/>
           <w:szCs w:val="19"/>
         </w:rPr>
@@ -609,7 +584,7 @@
       </w:r>
       <w:r>
         <w:rPr>
-          <w:rFonts w:cs="Calibri" w:ascii="Liberation Serif" w:hAnsi="Liberation Serif"/>
+          <w:rFonts w:ascii="Liberation Serif" w:hAnsi="Liberation Serif" w:cs="Calibri"/>
           <w:sz w:val="19"/>
           <w:szCs w:val="19"/>
         </w:rPr>
@@ -618,14 +593,11 @@
     </w:p>
     <w:p>
       <w:pPr>
-        <w:pStyle w:val="Normal"/>
-        <w:spacing w:lineRule="auto" w:line="276" w:before="120" w:after="120"/>
-        <w:jc w:val="both"/>
-        <w:rPr/>
+        <w:spacing w:before="120" w:after="120" w:line="276" w:lineRule="auto"/>
       </w:pPr>
       <w:r>
         <w:rPr>
-          <w:rFonts w:cs="Calibri" w:ascii="Liberation Serif" w:hAnsi="Liberation Serif"/>
+          <w:rFonts w:ascii="Liberation Serif" w:hAnsi="Liberation Serif" w:cs="Calibri"/>
           <w:sz w:val="19"/>
           <w:szCs w:val="19"/>
         </w:rPr>
@@ -633,7 +605,7 @@
       </w:r>
       <w:r>
         <w:rPr>
-          <w:rFonts w:cs="Calibri" w:ascii="Liberation Serif" w:hAnsi="Liberation Serif"/>
+          <w:rFonts w:ascii="Liberation Serif" w:hAnsi="Liberation Serif" w:cs="Calibri"/>
           <w:b/>
           <w:bCs/>
           <w:sz w:val="19"/>
@@ -643,7 +615,7 @@
       </w:r>
       <w:r>
         <w:rPr>
-          <w:rFonts w:cs="Calibri" w:ascii="Liberation Serif" w:hAnsi="Liberation Serif"/>
+          <w:rFonts w:ascii="Liberation Serif" w:hAnsi="Liberation Serif" w:cs="Calibri"/>
           <w:sz w:val="19"/>
           <w:szCs w:val="19"/>
         </w:rPr>
@@ -652,9 +624,9 @@
       <w:r>
         <w:rPr>
           <w:rStyle w:val="Strong"/>
-          <w:rFonts w:cs="Calibri" w:ascii="Liberation Serif" w:hAnsi="Liberation Serif"/>
-          <w:b w:val="false"/>
-          <w:bCs w:val="false"/>
+          <w:rFonts w:ascii="Liberation Serif" w:hAnsi="Liberation Serif" w:cs="Calibri"/>
+          <w:b w:val="0"/>
+          <w:bCs w:val="0"/>
           <w:sz w:val="19"/>
           <w:szCs w:val="19"/>
         </w:rPr>
@@ -662,7 +634,7 @@
       </w:r>
       <w:r>
         <w:rPr>
-          <w:rFonts w:cs="Calibri" w:ascii="Liberation Serif" w:hAnsi="Liberation Serif"/>
+          <w:rFonts w:ascii="Liberation Serif" w:hAnsi="Liberation Serif" w:cs="Calibri"/>
           <w:sz w:val="19"/>
           <w:szCs w:val="19"/>
         </w:rPr>
@@ -671,9 +643,9 @@
       <w:r>
         <w:rPr>
           <w:rStyle w:val="Strong"/>
-          <w:rFonts w:cs="Calibri" w:ascii="Liberation Serif" w:hAnsi="Liberation Serif"/>
-          <w:b w:val="false"/>
-          <w:bCs w:val="false"/>
+          <w:rFonts w:ascii="Liberation Serif" w:hAnsi="Liberation Serif" w:cs="Calibri"/>
+          <w:b w:val="0"/>
+          <w:bCs w:val="0"/>
           <w:sz w:val="19"/>
           <w:szCs w:val="19"/>
         </w:rPr>
@@ -681,7 +653,7 @@
       </w:r>
       <w:r>
         <w:rPr>
-          <w:rFonts w:cs="Calibri" w:ascii="Liberation Serif" w:hAnsi="Liberation Serif"/>
+          <w:rFonts w:ascii="Liberation Serif" w:hAnsi="Liberation Serif" w:cs="Calibri"/>
           <w:sz w:val="19"/>
           <w:szCs w:val="19"/>
         </w:rPr>
@@ -690,9 +662,9 @@
       <w:r>
         <w:rPr>
           <w:rStyle w:val="Strong"/>
-          <w:rFonts w:cs="Calibri" w:ascii="Liberation Serif" w:hAnsi="Liberation Serif"/>
-          <w:b w:val="false"/>
-          <w:bCs w:val="false"/>
+          <w:rFonts w:ascii="Liberation Serif" w:hAnsi="Liberation Serif" w:cs="Calibri"/>
+          <w:b w:val="0"/>
+          <w:bCs w:val="0"/>
           <w:sz w:val="19"/>
           <w:szCs w:val="19"/>
         </w:rPr>
@@ -700,7 +672,7 @@
       </w:r>
       <w:r>
         <w:rPr>
-          <w:rFonts w:cs="Calibri" w:ascii="Liberation Serif" w:hAnsi="Liberation Serif"/>
+          <w:rFonts w:ascii="Liberation Serif" w:hAnsi="Liberation Serif" w:cs="Calibri"/>
           <w:sz w:val="19"/>
           <w:szCs w:val="19"/>
         </w:rPr>
@@ -709,9 +681,9 @@
       <w:r>
         <w:rPr>
           <w:rStyle w:val="Strong"/>
-          <w:rFonts w:cs="Calibri" w:ascii="Liberation Serif" w:hAnsi="Liberation Serif"/>
-          <w:b w:val="false"/>
-          <w:bCs w:val="false"/>
+          <w:rFonts w:ascii="Liberation Serif" w:hAnsi="Liberation Serif" w:cs="Calibri"/>
+          <w:b w:val="0"/>
+          <w:bCs w:val="0"/>
           <w:sz w:val="19"/>
           <w:szCs w:val="19"/>
         </w:rPr>
@@ -719,7 +691,7 @@
       </w:r>
       <w:r>
         <w:rPr>
-          <w:rFonts w:cs="Calibri" w:ascii="Liberation Serif" w:hAnsi="Liberation Serif"/>
+          <w:rFonts w:ascii="Liberation Serif" w:hAnsi="Liberation Serif" w:cs="Calibri"/>
           <w:sz w:val="19"/>
           <w:szCs w:val="19"/>
         </w:rPr>
@@ -728,17 +700,28 @@
       <w:r>
         <w:rPr>
           <w:rStyle w:val="Strong"/>
-          <w:rFonts w:cs="Calibri" w:ascii="Liberation Serif" w:hAnsi="Liberation Serif"/>
-          <w:b w:val="false"/>
-          <w:bCs w:val="false"/>
-          <w:sz w:val="19"/>
-          <w:szCs w:val="19"/>
-        </w:rPr>
-        <w:t>retraining opportunities</w:t>
-      </w:r>
-      <w:r>
-        <w:rPr>
-          <w:rFonts w:cs="Calibri" w:ascii="Liberation Serif" w:hAnsi="Liberation Serif"/>
+          <w:rFonts w:ascii="Liberation Serif" w:hAnsi="Liberation Serif" w:cs="Calibri"/>
+          <w:b w:val="0"/>
+          <w:bCs w:val="0"/>
+          <w:sz w:val="19"/>
+          <w:szCs w:val="19"/>
+        </w:rPr>
+        <w:t xml:space="preserve">retraining </w:t>
+      </w:r>
+      <w:r>
+        <w:rPr>
+          <w:rStyle w:val="Strong"/>
+          <w:rFonts w:ascii="Liberation Serif" w:hAnsi="Liberation Serif" w:cs="Calibri"/>
+          <w:b w:val="0"/>
+          <w:bCs w:val="0"/>
+          <w:sz w:val="19"/>
+          <w:szCs w:val="19"/>
+        </w:rPr>
+        <w:t>opportunities</w:t>
+      </w:r>
+      <w:r>
+        <w:rPr>
+          <w:rFonts w:ascii="Liberation Serif" w:hAnsi="Liberation Serif" w:cs="Calibri"/>
           <w:sz w:val="19"/>
           <w:szCs w:val="19"/>
         </w:rPr>
@@ -747,9 +730,9 @@
       <w:r>
         <w:rPr>
           <w:rStyle w:val="Strong"/>
-          <w:rFonts w:cs="Calibri" w:ascii="Liberation Serif" w:hAnsi="Liberation Serif"/>
-          <w:b w:val="false"/>
-          <w:bCs w:val="false"/>
+          <w:rFonts w:ascii="Liberation Serif" w:hAnsi="Liberation Serif" w:cs="Calibri"/>
+          <w:b w:val="0"/>
+          <w:bCs w:val="0"/>
           <w:sz w:val="19"/>
           <w:szCs w:val="19"/>
         </w:rPr>
@@ -757,7 +740,7 @@
       </w:r>
       <w:r>
         <w:rPr>
-          <w:rFonts w:eastAsia="Times New Roman" w:cs="Calibri" w:ascii="Liberation Serif" w:hAnsi="Liberation Serif"/>
+          <w:rFonts w:ascii="Liberation Serif" w:eastAsia="Times New Roman" w:hAnsi="Liberation Serif" w:cs="Calibri"/>
           <w:kern w:val="0"/>
           <w:sz w:val="19"/>
           <w:szCs w:val="19"/>
@@ -768,7 +751,7 @@
       </w:r>
       <w:r>
         <w:rPr>
-          <w:rFonts w:eastAsia="Times New Roman" w:cs="Calibri" w:ascii="Liberation Serif" w:hAnsi="Liberation Serif"/>
+          <w:rFonts w:ascii="Liberation Serif" w:eastAsia="Times New Roman" w:hAnsi="Liberation Serif" w:cs="Calibri"/>
           <w:b/>
           <w:bCs/>
           <w:kern w:val="0"/>
@@ -781,7 +764,7 @@
       </w:r>
       <w:r>
         <w:rPr>
-          <w:rFonts w:eastAsia="Times New Roman" w:cs="Calibri" w:ascii="Liberation Serif" w:hAnsi="Liberation Serif"/>
+          <w:rFonts w:ascii="Liberation Serif" w:eastAsia="Times New Roman" w:hAnsi="Liberation Serif" w:cs="Calibri"/>
           <w:kern w:val="0"/>
           <w:sz w:val="19"/>
           <w:szCs w:val="19"/>
@@ -792,7 +775,7 @@
       </w:r>
       <w:r>
         <w:rPr>
-          <w:rFonts w:eastAsia="Times New Roman" w:cs="Calibri" w:ascii="Liberation Serif" w:hAnsi="Liberation Serif"/>
+          <w:rFonts w:ascii="Liberation Serif" w:eastAsia="Times New Roman" w:hAnsi="Liberation Serif" w:cs="Calibri"/>
           <w:b/>
           <w:bCs/>
           <w:kern w:val="0"/>
@@ -805,7 +788,7 @@
       </w:r>
       <w:r>
         <w:rPr>
-          <w:rFonts w:eastAsia="Times New Roman" w:cs="Calibri" w:ascii="Liberation Serif" w:hAnsi="Liberation Serif"/>
+          <w:rFonts w:ascii="Liberation Serif" w:eastAsia="Times New Roman" w:hAnsi="Liberation Serif" w:cs="Calibri"/>
           <w:kern w:val="0"/>
           <w:sz w:val="19"/>
           <w:szCs w:val="19"/>
@@ -818,16 +801,14 @@
     <w:p>
       <w:pPr>
         <w:pStyle w:val="NormalWeb"/>
-        <w:spacing w:lineRule="auto" w:line="276" w:beforeAutospacing="0" w:before="120" w:afterAutospacing="0" w:after="240"/>
-        <w:jc w:val="both"/>
-        <w:rPr/>
+        <w:spacing w:before="120" w:beforeAutospacing="0" w:after="240" w:afterAutospacing="0" w:line="276" w:lineRule="auto"/>
       </w:pPr>
       <w:r>
         <w:rPr>
           <w:rStyle w:val="Strong"/>
-          <w:rFonts w:eastAsia="" w:cs="Calibri" w:ascii="Liberation Serif" w:hAnsi="Liberation Serif" w:eastAsiaTheme="majorEastAsia"/>
-          <w:b w:val="false"/>
-          <w:bCs w:val="false"/>
+          <w:rFonts w:ascii="Liberation Serif" w:eastAsiaTheme="majorEastAsia" w:hAnsi="Liberation Serif" w:cs="Calibri"/>
+          <w:b w:val="0"/>
+          <w:bCs w:val="0"/>
           <w:sz w:val="19"/>
           <w:szCs w:val="19"/>
         </w:rPr>
@@ -835,7 +816,7 @@
       </w:r>
       <w:r>
         <w:rPr>
-          <w:rFonts w:cs="Calibri" w:ascii="Liberation Serif" w:hAnsi="Liberation Serif"/>
+          <w:rFonts w:ascii="Liberation Serif" w:hAnsi="Liberation Serif" w:cs="Calibri"/>
           <w:sz w:val="19"/>
           <w:szCs w:val="19"/>
         </w:rPr>
@@ -843,7 +824,7 @@
       </w:r>
       <w:r>
         <w:rPr>
-          <w:rFonts w:cs="Calibri" w:ascii="Liberation Serif" w:hAnsi="Liberation Serif"/>
+          <w:rFonts w:ascii="Liberation Serif" w:hAnsi="Liberation Serif" w:cs="Calibri"/>
           <w:b/>
           <w:bCs/>
           <w:sz w:val="19"/>
@@ -853,7 +834,7 @@
       </w:r>
       <w:r>
         <w:rPr>
-          <w:rFonts w:cs="Calibri" w:ascii="Liberation Serif" w:hAnsi="Liberation Serif"/>
+          <w:rFonts w:ascii="Liberation Serif" w:hAnsi="Liberation Serif" w:cs="Calibri"/>
           <w:sz w:val="19"/>
           <w:szCs w:val="19"/>
         </w:rPr>
@@ -862,13 +843,10 @@
     </w:p>
     <w:p>
       <w:pPr>
-        <w:pStyle w:val="Normal"/>
         <w:tabs>
-          <w:tab w:val="clear" w:pos="720"/>
-          <w:tab w:val="left" w:pos="1413" w:leader="none"/>
+          <w:tab w:val="left" w:pos="1413"/>
         </w:tabs>
-        <w:spacing w:lineRule="auto" w:line="276" w:before="120" w:after="120"/>
-        <w:jc w:val="both"/>
+        <w:spacing w:before="120" w:after="120" w:line="276" w:lineRule="auto"/>
         <w:rPr>
           <w:rFonts w:ascii="Liberation Serif" w:hAnsi="Liberation Serif"/>
           <w:sz w:val="19"/>
@@ -877,7 +855,7 @@
       </w:pPr>
       <w:r>
         <w:rPr>
-          <w:rFonts w:cs="Calibri" w:ascii="Liberation Serif" w:hAnsi="Liberation Serif"/>
+          <w:rFonts w:ascii="Liberation Serif" w:hAnsi="Liberation Serif" w:cs="Calibri"/>
           <w:b/>
           <w:bCs/>
           <w:i/>
@@ -894,13 +872,11 @@
     <w:p>
       <w:pPr>
         <w:pStyle w:val="Default"/>
-        <w:spacing w:lineRule="auto" w:line="276" w:before="120" w:after="120"/>
-        <w:jc w:val="both"/>
-        <w:rPr/>
+        <w:spacing w:before="120" w:after="120" w:line="276" w:lineRule="auto"/>
       </w:pPr>
       <w:r>
         <w:rPr>
-          <w:rFonts w:cs="Calibri" w:ascii="Liberation Serif" w:hAnsi="Liberation Serif"/>
+          <w:rFonts w:ascii="Liberation Serif" w:hAnsi="Liberation Serif" w:cs="Calibri"/>
           <w:sz w:val="19"/>
           <w:szCs w:val="19"/>
         </w:rPr>
@@ -908,7 +884,7 @@
       </w:r>
       <w:r>
         <w:rPr>
-          <w:rFonts w:cs="Calibri" w:ascii="Liberation Serif" w:hAnsi="Liberation Serif"/>
+          <w:rFonts w:ascii="Liberation Serif" w:hAnsi="Liberation Serif" w:cs="Calibri"/>
           <w:b/>
           <w:bCs/>
           <w:sz w:val="19"/>
@@ -919,7 +895,7 @@
       <w:r>
         <w:rPr>
           <w:rStyle w:val="Strong"/>
-          <w:rFonts w:cs="Calibri" w:ascii="Liberation Serif" w:hAnsi="Liberation Serif"/>
+          <w:rFonts w:ascii="Liberation Serif" w:hAnsi="Liberation Serif" w:cs="Calibri"/>
           <w:sz w:val="19"/>
           <w:szCs w:val="19"/>
         </w:rPr>
@@ -927,23 +903,37 @@
       </w:r>
       <w:r>
         <w:rPr>
-          <w:rFonts w:cs="Calibri" w:ascii="Liberation Serif" w:hAnsi="Liberation Serif"/>
-          <w:sz w:val="19"/>
-          <w:szCs w:val="19"/>
-        </w:rPr>
-        <w:t>, capturing the voices of those most directly affected by climate policies.</w:t>
+          <w:rFonts w:ascii="Liberation Serif" w:hAnsi="Liberation Serif" w:cs="Calibri"/>
+          <w:sz w:val="19"/>
+          <w:szCs w:val="19"/>
+        </w:rPr>
+        <w:t>,</w:t>
+      </w:r>
+      <w:r>
+        <w:rPr>
+          <w:rFonts w:ascii="Liberation Serif" w:hAnsi="Liberation Serif" w:cs="Calibri"/>
+          <w:sz w:val="19"/>
+          <w:szCs w:val="19"/>
+        </w:rPr>
+        <w:t xml:space="preserve"> </w:t>
+      </w:r>
+      <w:r>
+        <w:rPr>
+          <w:rFonts w:ascii="Liberation Serif" w:hAnsi="Liberation Serif" w:cs="Calibri"/>
+          <w:sz w:val="19"/>
+          <w:szCs w:val="19"/>
+        </w:rPr>
+        <w:t>capturing the voices of those most directly affected by climate policies.</w:t>
       </w:r>
     </w:p>
     <w:p>
       <w:pPr>
         <w:pStyle w:val="NormalWeb"/>
-        <w:spacing w:lineRule="auto" w:line="276" w:beforeAutospacing="0" w:before="120" w:afterAutospacing="0" w:after="240"/>
-        <w:jc w:val="both"/>
-        <w:rPr/>
+        <w:spacing w:before="120" w:beforeAutospacing="0" w:after="240" w:afterAutospacing="0" w:line="276" w:lineRule="auto"/>
       </w:pPr>
       <w:r>
         <w:rPr>
-          <w:rFonts w:cs="Calibri" w:ascii="Liberation Serif" w:hAnsi="Liberation Serif"/>
+          <w:rFonts w:ascii="Liberation Serif" w:hAnsi="Liberation Serif" w:cs="Calibri"/>
           <w:sz w:val="19"/>
           <w:szCs w:val="19"/>
         </w:rPr>
@@ -951,7 +941,7 @@
       </w:r>
       <w:r>
         <w:rPr>
-          <w:rFonts w:cs="Calibri" w:ascii="Liberation Serif" w:hAnsi="Liberation Serif"/>
+          <w:rFonts w:ascii="Liberation Serif" w:hAnsi="Liberation Serif" w:cs="Calibri"/>
           <w:b/>
           <w:bCs/>
           <w:sz w:val="19"/>
@@ -962,7 +952,7 @@
       <w:r>
         <w:rPr>
           <w:rStyle w:val="Strong"/>
-          <w:rFonts w:eastAsia="" w:cs="Calibri" w:ascii="Liberation Serif" w:hAnsi="Liberation Serif" w:eastAsiaTheme="majorEastAsia"/>
+          <w:rFonts w:ascii="Liberation Serif" w:eastAsiaTheme="majorEastAsia" w:hAnsi="Liberation Serif" w:cs="Calibri"/>
           <w:sz w:val="19"/>
           <w:szCs w:val="19"/>
         </w:rPr>
@@ -970,7 +960,7 @@
       </w:r>
       <w:r>
         <w:rPr>
-          <w:rFonts w:cs="Calibri" w:ascii="Liberation Serif" w:hAnsi="Liberation Serif"/>
+          <w:rFonts w:ascii="Liberation Serif" w:hAnsi="Liberation Serif" w:cs="Calibri"/>
           <w:sz w:val="19"/>
           <w:szCs w:val="19"/>
         </w:rPr>
@@ -979,7 +969,7 @@
       <w:r>
         <w:rPr>
           <w:rStyle w:val="Strong"/>
-          <w:rFonts w:eastAsia="" w:cs="Calibri" w:ascii="Liberation Serif" w:hAnsi="Liberation Serif" w:eastAsiaTheme="majorEastAsia"/>
+          <w:rFonts w:ascii="Liberation Serif" w:eastAsiaTheme="majorEastAsia" w:hAnsi="Liberation Serif" w:cs="Calibri"/>
           <w:sz w:val="19"/>
           <w:szCs w:val="19"/>
         </w:rPr>
@@ -987,7 +977,7 @@
       </w:r>
       <w:r>
         <w:rPr>
-          <w:rFonts w:cs="Calibri" w:ascii="Liberation Serif" w:hAnsi="Liberation Serif"/>
+          <w:rFonts w:ascii="Liberation Serif" w:hAnsi="Liberation Serif" w:cs="Calibri"/>
           <w:b/>
           <w:bCs/>
           <w:sz w:val="19"/>
@@ -997,7 +987,7 @@
       </w:r>
       <w:r>
         <w:rPr>
-          <w:rFonts w:cs="Calibri" w:ascii="Liberation Serif" w:hAnsi="Liberation Serif"/>
+          <w:rFonts w:ascii="Liberation Serif" w:hAnsi="Liberation Serif" w:cs="Calibri"/>
           <w:sz w:val="19"/>
           <w:szCs w:val="19"/>
         </w:rPr>
@@ -1006,9 +996,7 @@
     </w:p>
     <w:p>
       <w:pPr>
-        <w:pStyle w:val="Normal"/>
-        <w:spacing w:lineRule="auto" w:line="276" w:before="120" w:after="120"/>
-        <w:jc w:val="both"/>
+        <w:spacing w:before="120" w:after="120" w:line="276" w:lineRule="auto"/>
         <w:rPr>
           <w:rFonts w:ascii="Liberation Serif" w:hAnsi="Liberation Serif"/>
           <w:sz w:val="19"/>
@@ -1017,7 +1005,7 @@
       </w:pPr>
       <w:r>
         <w:rPr>
-          <w:rFonts w:cs="Calibri" w:ascii="Liberation Serif" w:hAnsi="Liberation Serif"/>
+          <w:rFonts w:ascii="Liberation Serif" w:hAnsi="Liberation Serif" w:cs="Calibri"/>
           <w:b/>
           <w:bCs/>
           <w:i/>
@@ -1033,9 +1021,7 @@
     </w:p>
     <w:p>
       <w:pPr>
-        <w:pStyle w:val="Normal"/>
-        <w:spacing w:lineRule="auto" w:line="276" w:before="120" w:after="120"/>
-        <w:jc w:val="both"/>
+        <w:spacing w:before="120" w:after="120" w:line="276" w:lineRule="auto"/>
         <w:rPr>
           <w:rFonts w:ascii="Liberation Serif" w:hAnsi="Liberation Serif"/>
           <w:sz w:val="19"/>
@@ -1044,7 +1030,7 @@
       </w:pPr>
       <w:r>
         <w:rPr>
-          <w:rFonts w:eastAsia="Times New Roman" w:cs="Calibri" w:ascii="Liberation Serif" w:hAnsi="Liberation Serif"/>
+          <w:rFonts w:ascii="Liberation Serif" w:eastAsia="Times New Roman" w:hAnsi="Liberation Serif" w:cs="Calibri"/>
           <w:kern w:val="0"/>
           <w:sz w:val="19"/>
           <w:szCs w:val="19"/>
@@ -1056,9 +1042,7 @@
     </w:p>
     <w:p>
       <w:pPr>
-        <w:pStyle w:val="Normal"/>
-        <w:spacing w:lineRule="auto" w:line="276" w:before="120" w:after="120"/>
-        <w:jc w:val="both"/>
+        <w:spacing w:before="120" w:after="120" w:line="276" w:lineRule="auto"/>
         <w:rPr>
           <w:rFonts w:ascii="Liberation Serif" w:hAnsi="Liberation Serif"/>
           <w:sz w:val="19"/>
@@ -1067,7 +1051,7 @@
       </w:pPr>
       <w:r>
         <w:rPr>
-          <w:rFonts w:eastAsia="Times New Roman" w:cs="Calibri" w:ascii="Liberation Serif" w:hAnsi="Liberation Serif"/>
+          <w:rFonts w:ascii="Liberation Serif" w:eastAsia="Times New Roman" w:hAnsi="Liberation Serif" w:cs="Calibri"/>
           <w:kern w:val="0"/>
           <w:sz w:val="19"/>
           <w:szCs w:val="19"/>
@@ -1078,7 +1062,7 @@
       </w:r>
       <w:r>
         <w:rPr>
-          <w:rFonts w:eastAsia="Times New Roman" w:cs="Calibri" w:ascii="Liberation Serif" w:hAnsi="Liberation Serif"/>
+          <w:rFonts w:ascii="Liberation Serif" w:eastAsia="Times New Roman" w:hAnsi="Liberation Serif" w:cs="Calibri"/>
           <w:b/>
           <w:bCs/>
           <w:kern w:val="0"/>
@@ -1091,7 +1075,7 @@
       </w:r>
       <w:r>
         <w:rPr>
-          <w:rFonts w:eastAsia="Times New Roman" w:cs="Calibri" w:ascii="Liberation Serif" w:hAnsi="Liberation Serif"/>
+          <w:rFonts w:ascii="Liberation Serif" w:eastAsia="Times New Roman" w:hAnsi="Liberation Serif" w:cs="Calibri"/>
           <w:kern w:val="0"/>
           <w:sz w:val="19"/>
           <w:szCs w:val="19"/>
@@ -1102,7 +1086,7 @@
       </w:r>
       <w:r>
         <w:rPr>
-          <w:rFonts w:eastAsia="Times New Roman" w:cs="Calibri" w:ascii="Liberation Serif" w:hAnsi="Liberation Serif"/>
+          <w:rFonts w:ascii="Liberation Serif" w:eastAsia="Times New Roman" w:hAnsi="Liberation Serif" w:cs="Calibri"/>
           <w:b/>
           <w:bCs/>
           <w:kern w:val="0"/>
@@ -1115,7 +1099,7 @@
       </w:r>
       <w:r>
         <w:rPr>
-          <w:rFonts w:cs="Calibri" w:ascii="Liberation Serif" w:hAnsi="Liberation Serif"/>
+          <w:rFonts w:ascii="Liberation Serif" w:hAnsi="Liberation Serif" w:cs="Calibri"/>
           <w:b/>
           <w:bCs/>
           <w:sz w:val="19"/>
@@ -1125,7 +1109,7 @@
       </w:r>
       <w:r>
         <w:rPr>
-          <w:rFonts w:cs="Calibri" w:ascii="Liberation Serif" w:hAnsi="Liberation Serif"/>
+          <w:rFonts w:ascii="Liberation Serif" w:hAnsi="Liberation Serif" w:cs="Calibri"/>
           <w:sz w:val="19"/>
           <w:szCs w:val="19"/>
         </w:rPr>
@@ -1133,7 +1117,7 @@
       </w:r>
       <w:r>
         <w:rPr>
-          <w:rFonts w:eastAsia="Times New Roman" w:cs="Calibri" w:ascii="Liberation Serif" w:hAnsi="Liberation Serif"/>
+          <w:rFonts w:ascii="Liberation Serif" w:eastAsia="Times New Roman" w:hAnsi="Liberation Serif" w:cs="Calibri"/>
           <w:kern w:val="0"/>
           <w:sz w:val="19"/>
           <w:szCs w:val="19"/>
@@ -1145,9 +1129,7 @@
     </w:p>
     <w:p>
       <w:pPr>
-        <w:pStyle w:val="Normal"/>
-        <w:spacing w:lineRule="auto" w:line="276" w:before="120" w:after="120"/>
-        <w:jc w:val="both"/>
+        <w:spacing w:before="120" w:after="120" w:line="276" w:lineRule="auto"/>
         <w:rPr>
           <w:rFonts w:ascii="Liberation Serif" w:hAnsi="Liberation Serif"/>
           <w:sz w:val="19"/>
@@ -1156,7 +1138,7 @@
       </w:pPr>
       <w:r>
         <w:rPr>
-          <w:rFonts w:eastAsia="Times New Roman" w:cs="Calibri" w:ascii="Liberation Serif" w:hAnsi="Liberation Serif"/>
+          <w:rFonts w:ascii="Liberation Serif" w:eastAsia="Times New Roman" w:hAnsi="Liberation Serif" w:cs="Calibri"/>
           <w:kern w:val="0"/>
           <w:sz w:val="19"/>
           <w:szCs w:val="19"/>
@@ -1167,7 +1149,7 @@
       </w:r>
       <w:r>
         <w:rPr>
-          <w:rFonts w:eastAsia="Times New Roman" w:cs="Calibri" w:ascii="Liberation Serif" w:hAnsi="Liberation Serif"/>
+          <w:rFonts w:ascii="Liberation Serif" w:eastAsia="Times New Roman" w:hAnsi="Liberation Serif" w:cs="Calibri"/>
           <w:b/>
           <w:bCs/>
           <w:kern w:val="0"/>
@@ -1180,7 +1162,7 @@
       </w:r>
       <w:r>
         <w:rPr>
-          <w:rFonts w:eastAsia="Times New Roman" w:cs="Calibri" w:ascii="Liberation Serif" w:hAnsi="Liberation Serif"/>
+          <w:rFonts w:ascii="Liberation Serif" w:eastAsia="Times New Roman" w:hAnsi="Liberation Serif" w:cs="Calibri"/>
           <w:kern w:val="0"/>
           <w:sz w:val="19"/>
           <w:szCs w:val="19"/>
@@ -1192,9 +1174,7 @@
     </w:p>
     <w:p>
       <w:pPr>
-        <w:pStyle w:val="Normal"/>
-        <w:spacing w:lineRule="auto" w:line="276" w:before="120" w:after="240"/>
-        <w:jc w:val="both"/>
+        <w:spacing w:before="120" w:after="240" w:line="276" w:lineRule="auto"/>
         <w:rPr>
           <w:rFonts w:ascii="Liberation Serif" w:hAnsi="Liberation Serif"/>
           <w:sz w:val="19"/>
@@ -1203,7 +1183,7 @@
       </w:pPr>
       <w:r>
         <w:rPr>
-          <w:rFonts w:eastAsia="Times New Roman" w:cs="Calibri" w:ascii="Liberation Serif" w:hAnsi="Liberation Serif"/>
+          <w:rFonts w:ascii="Liberation Serif" w:eastAsia="Times New Roman" w:hAnsi="Liberation Serif" w:cs="Calibri"/>
           <w:kern w:val="0"/>
           <w:sz w:val="19"/>
           <w:szCs w:val="19"/>
@@ -1214,7 +1194,7 @@
       </w:r>
       <w:r>
         <w:rPr>
-          <w:rFonts w:eastAsia="Times New Roman" w:cs="Calibri" w:ascii="Liberation Serif" w:hAnsi="Liberation Serif"/>
+          <w:rFonts w:ascii="Liberation Serif" w:eastAsia="Times New Roman" w:hAnsi="Liberation Serif" w:cs="Calibri"/>
           <w:b/>
           <w:bCs/>
           <w:kern w:val="0"/>
@@ -1227,7 +1207,7 @@
       </w:r>
       <w:r>
         <w:rPr>
-          <w:rFonts w:eastAsia="Times New Roman" w:cs="Calibri" w:ascii="Liberation Serif" w:hAnsi="Liberation Serif"/>
+          <w:rFonts w:ascii="Liberation Serif" w:eastAsia="Times New Roman" w:hAnsi="Liberation Serif" w:cs="Calibri"/>
           <w:kern w:val="0"/>
           <w:sz w:val="19"/>
           <w:szCs w:val="19"/>
@@ -1239,9 +1219,7 @@
     </w:p>
     <w:p>
       <w:pPr>
-        <w:pStyle w:val="Normal"/>
-        <w:spacing w:lineRule="auto" w:line="276" w:before="120" w:after="120"/>
-        <w:jc w:val="both"/>
+        <w:spacing w:before="120" w:after="120" w:line="276" w:lineRule="auto"/>
         <w:rPr>
           <w:rFonts w:ascii="Liberation Serif" w:hAnsi="Liberation Serif"/>
           <w:sz w:val="19"/>
@@ -1250,7 +1228,7 @@
       </w:pPr>
       <w:r>
         <w:rPr>
-          <w:rFonts w:cs="Calibri" w:ascii="Liberation Serif" w:hAnsi="Liberation Serif"/>
+          <w:rFonts w:ascii="Liberation Serif" w:hAnsi="Liberation Serif" w:cs="Calibri"/>
           <w:b/>
           <w:bCs/>
           <w:i/>
@@ -1266,9 +1244,7 @@
     </w:p>
     <w:p>
       <w:pPr>
-        <w:pStyle w:val="Normal"/>
-        <w:spacing w:lineRule="auto" w:line="276" w:before="120" w:after="120"/>
-        <w:jc w:val="both"/>
+        <w:spacing w:before="120" w:after="120" w:line="276" w:lineRule="auto"/>
         <w:rPr>
           <w:rFonts w:ascii="Liberation Serif" w:hAnsi="Liberation Serif"/>
           <w:sz w:val="19"/>
@@ -1277,7 +1253,7 @@
       </w:pPr>
       <w:r>
         <w:rPr>
-          <w:rFonts w:cs="Calibri" w:ascii="Liberation Serif" w:hAnsi="Liberation Serif"/>
+          <w:rFonts w:ascii="Liberation Serif" w:hAnsi="Liberation Serif" w:cs="Calibri"/>
           <w:b/>
           <w:bCs/>
           <w:sz w:val="19"/>
@@ -1287,7 +1263,7 @@
       </w:r>
       <w:r>
         <w:rPr>
-          <w:rFonts w:cs="Calibri" w:ascii="Liberation Serif" w:hAnsi="Liberation Serif"/>
+          <w:rFonts w:ascii="Liberation Serif" w:hAnsi="Liberation Serif" w:cs="Calibri"/>
           <w:sz w:val="19"/>
           <w:szCs w:val="19"/>
         </w:rPr>
@@ -1296,9 +1272,7 @@
     </w:p>
     <w:p>
       <w:pPr>
-        <w:pStyle w:val="Normal"/>
-        <w:spacing w:lineRule="auto" w:line="276" w:before="120" w:after="120"/>
-        <w:jc w:val="both"/>
+        <w:spacing w:before="120" w:after="120" w:line="276" w:lineRule="auto"/>
         <w:rPr>
           <w:rFonts w:ascii="Liberation Serif" w:hAnsi="Liberation Serif"/>
           <w:sz w:val="19"/>
@@ -1307,7 +1281,7 @@
       </w:pPr>
       <w:r>
         <w:rPr>
-          <w:rFonts w:cs="Calibri" w:ascii="Liberation Serif" w:hAnsi="Liberation Serif"/>
+          <w:rFonts w:ascii="Liberation Serif" w:hAnsi="Liberation Serif" w:cs="Calibri"/>
           <w:sz w:val="19"/>
           <w:szCs w:val="19"/>
         </w:rPr>
@@ -1315,7 +1289,7 @@
       </w:r>
       <w:r>
         <w:rPr>
-          <w:rFonts w:cs="Calibri" w:ascii="Liberation Serif" w:hAnsi="Liberation Serif"/>
+          <w:rFonts w:ascii="Liberation Serif" w:hAnsi="Liberation Serif" w:cs="Calibri"/>
           <w:b/>
           <w:bCs/>
           <w:sz w:val="19"/>
@@ -1325,7 +1299,7 @@
       </w:r>
       <w:r>
         <w:rPr>
-          <w:rFonts w:cs="Calibri" w:ascii="Liberation Serif" w:hAnsi="Liberation Serif"/>
+          <w:rFonts w:ascii="Liberation Serif" w:hAnsi="Liberation Serif" w:cs="Calibri"/>
           <w:sz w:val="19"/>
           <w:szCs w:val="19"/>
         </w:rPr>
@@ -1334,9 +1308,7 @@
     </w:p>
     <w:p>
       <w:pPr>
-        <w:pStyle w:val="Normal"/>
-        <w:spacing w:lineRule="auto" w:line="276" w:before="120" w:after="240"/>
-        <w:jc w:val="both"/>
+        <w:spacing w:before="120" w:after="240" w:line="276" w:lineRule="auto"/>
         <w:rPr>
           <w:rFonts w:ascii="Liberation Serif" w:hAnsi="Liberation Serif"/>
           <w:sz w:val="19"/>
@@ -1345,7 +1317,7 @@
       </w:pPr>
       <w:r>
         <w:rPr>
-          <w:rFonts w:cs="Calibri" w:ascii="Liberation Serif" w:hAnsi="Liberation Serif"/>
+          <w:rFonts w:ascii="Liberation Serif" w:hAnsi="Liberation Serif" w:cs="Calibri"/>
           <w:sz w:val="19"/>
           <w:szCs w:val="19"/>
         </w:rPr>
@@ -1354,8 +1326,7 @@
     </w:p>
     <w:p>
       <w:pPr>
-        <w:pStyle w:val="Normal"/>
-        <w:spacing w:lineRule="auto" w:line="276" w:before="120" w:after="120"/>
+        <w:spacing w:before="120" w:after="120" w:line="276" w:lineRule="auto"/>
         <w:jc w:val="both"/>
         <w:rPr>
           <w:rFonts w:ascii="Liberation Serif" w:hAnsi="Liberation Serif"/>
@@ -1365,7 +1336,7 @@
       </w:pPr>
       <w:r>
         <w:rPr>
-          <w:rFonts w:cs="Calibri" w:ascii="Liberation Serif" w:hAnsi="Liberation Serif"/>
+          <w:rFonts w:ascii="Liberation Serif" w:hAnsi="Liberation Serif" w:cs="Calibri"/>
           <w:b/>
           <w:bCs/>
           <w:i/>
@@ -1381,40 +1352,159 @@
     </w:p>
     <w:p>
       <w:pPr>
-        <w:pStyle w:val="Normal"/>
-        <w:spacing w:lineRule="auto" w:line="276" w:before="120" w:after="120"/>
+        <w:spacing w:before="120" w:after="120" w:line="276" w:lineRule="auto"/>
         <w:jc w:val="both"/>
-        <w:rPr/>
       </w:pPr>
       <w:r>
         <w:rPr>
-          <w:rFonts w:cs="Calibri" w:ascii="Liberation Serif" w:hAnsi="Liberation Serif"/>
+          <w:rFonts w:ascii="Liberation Serif" w:hAnsi="Liberation Serif" w:cs="Calibri"/>
           <w:b/>
           <w:bCs/>
-          <w:color w:themeColor="text1" w:val="000000"/>
+          <w:color w:val="000000" w:themeColor="text1"/>
           <w:kern w:val="0"/>
           <w:sz w:val="19"/>
           <w:szCs w:val="19"/>
           <w:lang w:val="fr-FR"/>
         </w:rPr>
-        <w:t>Dr. Rens Chazottes</w:t>
-      </w:r>
-      <w:r>
-        <w:rPr>
-          <w:rFonts w:cs="Calibri" w:ascii="Liberation Serif" w:hAnsi="Liberation Serif"/>
-          <w:color w:themeColor="text1" w:val="000000"/>
+        <w:t>Dr. Robin Huguenot-Noël</w:t>
+      </w:r>
+      <w:r>
+        <w:rPr>
+          <w:rFonts w:ascii="Liberation Serif" w:hAnsi="Liberation Serif" w:cs="Calibri"/>
+          <w:color w:val="000000" w:themeColor="text1"/>
           <w:kern w:val="0"/>
           <w:sz w:val="19"/>
           <w:szCs w:val="19"/>
           <w:lang w:val="fr-FR"/>
         </w:rPr>
-        <w:t xml:space="preserve">, Ecole Polytechnique Fédérale de Lausanne, </w:t>
-      </w:r>
-      <w:hyperlink r:id="rId2">
+        <w:t xml:space="preserve">, Freie Universität Berlin, </w:t>
+      </w:r>
+      <w:hyperlink r:id="rId7">
         <w:r>
           <w:rPr>
             <w:rStyle w:val="Hyperlink"/>
-            <w:rFonts w:cs="Calibri" w:ascii="Liberation Serif" w:hAnsi="Liberation Serif"/>
+            <w:rFonts w:ascii="Liberation Serif" w:hAnsi="Liberation Serif" w:cs="Calibri"/>
+            <w:kern w:val="0"/>
+            <w:sz w:val="19"/>
+            <w:szCs w:val="19"/>
+            <w:lang w:val="fr-FR"/>
+          </w:rPr>
+          <w:t>robin.huguenot-noel@eui.eu</w:t>
+        </w:r>
+      </w:hyperlink>
+      <w:r>
+        <w:rPr>
+          <w:rFonts w:ascii="Liberation Serif" w:hAnsi="Liberation Serif" w:cs="Calibri"/>
+          <w:color w:val="000000" w:themeColor="text1"/>
+          <w:kern w:val="0"/>
+          <w:sz w:val="19"/>
+          <w:szCs w:val="19"/>
+          <w:lang w:val="fr-FR"/>
+        </w:rPr>
+        <w:t>, +49 176 578 361 70</w:t>
+      </w:r>
+    </w:p>
+    <w:p>
+      <w:pPr>
+        <w:spacing w:before="120" w:after="120" w:line="276" w:lineRule="auto"/>
+        <w:jc w:val="both"/>
+      </w:pPr>
+      <w:r>
+        <w:rPr>
+          <w:rFonts w:ascii="Liberation Serif" w:hAnsi="Liberation Serif" w:cs="Calibri"/>
+          <w:b/>
+          <w:bCs/>
+          <w:color w:val="000000" w:themeColor="text1"/>
+          <w:kern w:val="0"/>
+          <w:sz w:val="19"/>
+          <w:szCs w:val="19"/>
+          <w:lang w:val="fr-FR"/>
+        </w:rPr>
+        <w:t xml:space="preserve">Dr. </w:t>
+      </w:r>
+      <w:proofErr w:type="spellStart"/>
+      <w:r>
+        <w:rPr>
+          <w:rFonts w:ascii="Liberation Serif" w:hAnsi="Liberation Serif" w:cs="Calibri"/>
+          <w:b/>
+          <w:bCs/>
+          <w:color w:val="000000" w:themeColor="text1"/>
+          <w:kern w:val="0"/>
+          <w:sz w:val="19"/>
+          <w:szCs w:val="19"/>
+          <w:lang w:val="fr-FR"/>
+        </w:rPr>
+        <w:t>Rens</w:t>
+      </w:r>
+      <w:proofErr w:type="spellEnd"/>
+      <w:r>
+        <w:rPr>
+          <w:rFonts w:ascii="Liberation Serif" w:hAnsi="Liberation Serif" w:cs="Calibri"/>
+          <w:b/>
+          <w:bCs/>
+          <w:color w:val="000000" w:themeColor="text1"/>
+          <w:kern w:val="0"/>
+          <w:sz w:val="19"/>
+          <w:szCs w:val="19"/>
+          <w:lang w:val="fr-FR"/>
+        </w:rPr>
+        <w:t xml:space="preserve"> </w:t>
+      </w:r>
+      <w:proofErr w:type="spellStart"/>
+      <w:r>
+        <w:rPr>
+          <w:rFonts w:ascii="Liberation Serif" w:hAnsi="Liberation Serif" w:cs="Calibri"/>
+          <w:b/>
+          <w:bCs/>
+          <w:color w:val="000000" w:themeColor="text1"/>
+          <w:kern w:val="0"/>
+          <w:sz w:val="19"/>
+          <w:szCs w:val="19"/>
+          <w:lang w:val="fr-FR"/>
+        </w:rPr>
+        <w:t>Chazottes</w:t>
+      </w:r>
+      <w:proofErr w:type="spellEnd"/>
+      <w:r>
+        <w:rPr>
+          <w:rFonts w:ascii="Liberation Serif" w:hAnsi="Liberation Serif" w:cs="Calibri"/>
+          <w:color w:val="000000" w:themeColor="text1"/>
+          <w:kern w:val="0"/>
+          <w:sz w:val="19"/>
+          <w:szCs w:val="19"/>
+          <w:lang w:val="fr-FR"/>
+        </w:rPr>
+        <w:t xml:space="preserve">, </w:t>
+      </w:r>
+      <w:proofErr w:type="spellStart"/>
+      <w:r>
+        <w:rPr>
+          <w:rFonts w:ascii="Liberation Serif" w:hAnsi="Liberation Serif" w:cs="Calibri"/>
+          <w:color w:val="000000" w:themeColor="text1"/>
+          <w:kern w:val="0"/>
+          <w:sz w:val="19"/>
+          <w:szCs w:val="19"/>
+          <w:lang w:val="fr-FR"/>
+        </w:rPr>
+        <w:t>Ecole</w:t>
+      </w:r>
+      <w:proofErr w:type="spellEnd"/>
+      <w:r>
+        <w:rPr>
+          <w:rFonts w:ascii="Liberation Serif" w:hAnsi="Liberation Serif" w:cs="Calibri"/>
+          <w:color w:val="000000" w:themeColor="text1"/>
+          <w:kern w:val="0"/>
+          <w:sz w:val="19"/>
+          <w:szCs w:val="19"/>
+          <w:lang w:val="fr-FR"/>
+        </w:rPr>
+        <w:t xml:space="preserve"> Polytechnique Fédérale de Lausanne, </w:t>
+      </w:r>
+      <w:hyperlink r:id="rId8">
+        <w:r>
+          <w:rPr>
+            <w:rStyle w:val="Hyperlink"/>
+            <w:rFonts w:ascii="Liberation Serif" w:hAnsi="Liberation Serif" w:cs="Calibri"/>
             <w:kern w:val="0"/>
             <w:sz w:val="19"/>
             <w:szCs w:val="19"/>
@@ -1425,8 +1515,8 @@
       </w:hyperlink>
       <w:r>
         <w:rPr>
-          <w:rFonts w:cs="Calibri" w:ascii="Liberation Serif" w:hAnsi="Liberation Serif"/>
-          <w:color w:themeColor="text1" w:val="000000"/>
+          <w:rFonts w:ascii="Liberation Serif" w:hAnsi="Liberation Serif" w:cs="Calibri"/>
+          <w:color w:val="000000" w:themeColor="text1"/>
           <w:kern w:val="0"/>
           <w:sz w:val="19"/>
           <w:szCs w:val="19"/>
@@ -1436,7 +1526,7 @@
       </w:r>
       <w:r>
         <w:rPr>
-          <w:rFonts w:cs="Calibri" w:ascii="Liberation Serif" w:hAnsi="Liberation Serif"/>
+          <w:rFonts w:ascii="Liberation Serif" w:hAnsi="Liberation Serif" w:cs="Calibri"/>
           <w:color w:val="22384A"/>
           <w:sz w:val="19"/>
           <w:szCs w:val="19"/>
@@ -1446,92 +1536,61 @@
     </w:p>
     <w:p>
       <w:pPr>
-        <w:pStyle w:val="Normal"/>
-        <w:spacing w:lineRule="auto" w:line="276" w:before="120" w:after="120"/>
+        <w:spacing w:before="120" w:after="120" w:line="276" w:lineRule="auto"/>
         <w:jc w:val="both"/>
-        <w:rPr/>
       </w:pPr>
-      <w:r>
-        <w:rPr>
-          <w:rFonts w:cs="Calibri" w:ascii="Liberation Serif" w:hAnsi="Liberation Serif"/>
-          <w:b/>
-          <w:bCs/>
-          <w:color w:themeColor="text1" w:val="000000"/>
-          <w:kern w:val="0"/>
-          <w:sz w:val="19"/>
-          <w:szCs w:val="19"/>
-          <w:lang w:val="de-DE"/>
-        </w:rPr>
-        <w:t>Dr. Robin Huguenot-Noël</w:t>
-      </w:r>
-      <w:r>
-        <w:rPr>
-          <w:rFonts w:cs="Calibri" w:ascii="Liberation Serif" w:hAnsi="Liberation Serif"/>
-          <w:color w:themeColor="text1" w:val="000000"/>
-          <w:kern w:val="0"/>
-          <w:sz w:val="19"/>
-          <w:szCs w:val="19"/>
-          <w:lang w:val="de-DE"/>
-        </w:rPr>
-        <w:t xml:space="preserve">, Freie Universität Berlin, </w:t>
-      </w:r>
-      <w:hyperlink r:id="rId3">
-        <w:r>
-          <w:rPr>
-            <w:rStyle w:val="Hyperlink"/>
-            <w:rFonts w:cs="Calibri" w:ascii="Liberation Serif" w:hAnsi="Liberation Serif"/>
-            <w:kern w:val="0"/>
-            <w:sz w:val="19"/>
-            <w:szCs w:val="19"/>
-            <w:lang w:val="de-DE"/>
-          </w:rPr>
-          <w:t>robin.huguenot-noel@eui.eu</w:t>
-        </w:r>
-      </w:hyperlink>
-      <w:r>
-        <w:rPr>
-          <w:rFonts w:cs="Calibri" w:ascii="Liberation Serif" w:hAnsi="Liberation Serif"/>
-          <w:color w:themeColor="text1" w:val="000000"/>
-          <w:kern w:val="0"/>
-          <w:sz w:val="19"/>
-          <w:szCs w:val="19"/>
-          <w:lang w:val="de-DE"/>
-        </w:rPr>
-        <w:t>, +49 176 578 361 70</w:t>
-      </w:r>
     </w:p>
     <w:sectPr>
-      <w:headerReference w:type="even" r:id="rId4"/>
-      <w:headerReference w:type="default" r:id="rId5"/>
-      <w:headerReference w:type="first" r:id="rId6"/>
-      <w:footerReference w:type="even" r:id="rId7"/>
-      <w:footerReference w:type="default" r:id="rId8"/>
-      <w:footerReference w:type="first" r:id="rId9"/>
+      <w:headerReference w:type="even" r:id="rId9"/>
+      <w:headerReference w:type="default" r:id="rId10"/>
+      <w:footerReference w:type="even" r:id="rId11"/>
+      <w:footerReference w:type="default" r:id="rId12"/>
+      <w:headerReference w:type="first" r:id="rId13"/>
+      <w:footerReference w:type="first" r:id="rId14"/>
       <w:type w:val="continuous"/>
       <w:pgSz w:w="11906" w:h="16838"/>
-      <w:pgMar w:left="1008" w:right="1008" w:gutter="0" w:header="397" w:top="1434" w:footer="446" w:bottom="1178"/>
-      <w:cols w:num="2" w:space="708" w:equalWidth="true" w:sep="false"/>
-      <w:formProt w:val="false"/>
-      <w:textDirection w:val="lrTb"/>
-      <w:docGrid w:type="default" w:linePitch="360" w:charSpace="0"/>
+      <w:pgMar w:top="1434" w:right="1008" w:bottom="1178" w:left="1008" w:header="397" w:footer="446" w:gutter="0"/>
+      <w:cols w:num="2" w:space="708"/>
+      <w:formProt w:val="0"/>
+      <w:docGrid w:linePitch="360"/>
     </w:sectPr>
   </w:body>
 </w:document>
 </file>
 
+<file path=word/endnotes.xml><?xml version="1.0" encoding="utf-8"?>
+<w:endnotes xmlns:wpc="http://schemas.microsoft.com/office/word/2010/wordprocessingCanvas" xmlns:cx="http://schemas.microsoft.com/office/drawing/2014/chartex" xmlns:cx1="http://schemas.microsoft.com/office/drawing/2015/9/8/chartex" xmlns:cx2="http://schemas.microsoft.com/office/drawing/2015/10/21/chartex" xmlns:cx3="http://schemas.microsoft.com/office/drawing/2016/5/9/chartex" xmlns:cx4="http://schemas.microsoft.com/office/drawing/2016/5/10/chartex" xmlns:cx5="http://schemas.microsoft.com/office/drawing/2016/5/11/chartex" xmlns:cx6="http://schemas.microsoft.com/office/drawing/2016/5/12/chartex" xmlns:cx7="http://schemas.microsoft.com/office/drawing/2016/5/13/chartex" xmlns:cx8="http://schemas.microsoft.com/office/drawing/2016/5/14/chartex" xmlns:mc="http://schemas.openxmlformats.org/markup-compatibility/2006" xmlns:aink="http://schemas.microsoft.com/office/drawing/2016/ink" xmlns:am3d="http://schemas.microsoft.com/office/drawing/2017/model3d" xmlns:o="urn:schemas-microsoft-com:office:office" xmlns:oel="http://schemas.microsoft.com/office/2019/extlst" xmlns:r="http://schemas.openxmlformats.org/officeDocument/2006/relationships" xmlns:m="http://schemas.openxmlformats.org/officeDocument/2006/math" xmlns:v="urn:schemas-microsoft-com:vml" xmlns:wp14="http://schemas.microsoft.com/office/word/2010/wordprocessingDrawing" xmlns:wp="http://schemas.openxmlformats.org/drawingml/2006/wordprocessingDrawing" xmlns:w10="urn:schemas-microsoft-com:office:word" xmlns:w="http://schemas.openxmlformats.org/wordprocessingml/2006/main" xmlns:w14="http://schemas.microsoft.com/office/word/2010/wordml" xmlns:w15="http://schemas.microsoft.com/office/word/2012/wordml" xmlns:w16cex="http://schemas.microsoft.com/office/word/2018/wordml/cex" xmlns:w16cid="http://schemas.microsoft.com/office/word/2016/wordml/cid" xmlns:w16="http://schemas.microsoft.com/office/word/2018/wordml" xmlns:w16du="http://schemas.microsoft.com/office/word/2023/wordml/word16du" xmlns:w16sdtdh="http://schemas.microsoft.com/office/word/2020/wordml/sdtdatahash" xmlns:w16sdtfl="http://schemas.microsoft.com/office/word/2024/wordml/sdtformatlock" xmlns:w16se="http://schemas.microsoft.com/office/word/2015/wordml/symex" xmlns:wpg="http://schemas.microsoft.com/office/word/2010/wordprocessingGroup" xmlns:wpi="http://schemas.microsoft.com/office/word/2010/wordprocessingInk" xmlns:wne="http://schemas.microsoft.com/office/word/2006/wordml" xmlns:wps="http://schemas.microsoft.com/office/word/2010/wordprocessingShape" mc:Ignorable="w14 w15 w16se w16cid w16 w16cex w16sdtdh w16sdtfl w16du wp14">
+  <w:endnote w:type="separator" w:id="-1">
+    <w:p>
+      <w:r>
+        <w:separator/>
+      </w:r>
+    </w:p>
+  </w:endnote>
+  <w:endnote w:type="continuationSeparator" w:id="0">
+    <w:p>
+      <w:r>
+        <w:continuationSeparator/>
+      </w:r>
+    </w:p>
+  </w:endnote>
+</w:endnotes>
+</file>
+
 <file path=word/footer1.xml><?xml version="1.0" encoding="utf-8"?>
-<w:ftr xmlns:o="urn:schemas-microsoft-com:office:office" xmlns:r="http://schemas.openxmlformats.org/officeDocument/2006/relationships" xmlns:v="urn:schemas-microsoft-com:vml" xmlns:w="http://schemas.openxmlformats.org/wordprocessingml/2006/main" xmlns:w10="urn:schemas-microsoft-com:office:word" xmlns:wp="http://schemas.openxmlformats.org/drawingml/2006/wordprocessingDrawing" xmlns:wps="http://schemas.microsoft.com/office/word/2010/wordprocessingShape" xmlns:wpg="http://schemas.microsoft.com/office/word/2010/wordprocessingGroup" xmlns:mc="http://schemas.openxmlformats.org/markup-compatibility/2006" xmlns:wp14="http://schemas.microsoft.com/office/word/2010/wordprocessingDrawing" xmlns:w14="http://schemas.microsoft.com/office/word/2010/wordml" xmlns:w15="http://schemas.microsoft.com/office/word/2012/wordml" mc:Ignorable="w14 wp14 w15">
+<w:ftr xmlns:wpc="http://schemas.microsoft.com/office/word/2010/wordprocessingCanvas" xmlns:cx="http://schemas.microsoft.com/office/drawing/2014/chartex" xmlns:cx1="http://schemas.microsoft.com/office/drawing/2015/9/8/chartex" xmlns:cx2="http://schemas.microsoft.com/office/drawing/2015/10/21/chartex" xmlns:cx3="http://schemas.microsoft.com/office/drawing/2016/5/9/chartex" xmlns:cx4="http://schemas.microsoft.com/office/drawing/2016/5/10/chartex" xmlns:cx5="http://schemas.microsoft.com/office/drawing/2016/5/11/chartex" xmlns:cx6="http://schemas.microsoft.com/office/drawing/2016/5/12/chartex" xmlns:cx7="http://schemas.microsoft.com/office/drawing/2016/5/13/chartex" xmlns:cx8="http://schemas.microsoft.com/office/drawing/2016/5/14/chartex" xmlns:mc="http://schemas.openxmlformats.org/markup-compatibility/2006" xmlns:aink="http://schemas.microsoft.com/office/drawing/2016/ink" xmlns:am3d="http://schemas.microsoft.com/office/drawing/2017/model3d" xmlns:o="urn:schemas-microsoft-com:office:office" xmlns:oel="http://schemas.microsoft.com/office/2019/extlst" xmlns:r="http://schemas.openxmlformats.org/officeDocument/2006/relationships" xmlns:m="http://schemas.openxmlformats.org/officeDocument/2006/math" xmlns:v="urn:schemas-microsoft-com:vml" xmlns:wp14="http://schemas.microsoft.com/office/word/2010/wordprocessingDrawing" xmlns:wp="http://schemas.openxmlformats.org/drawingml/2006/wordprocessingDrawing" xmlns:w10="urn:schemas-microsoft-com:office:word" xmlns:w="http://schemas.openxmlformats.org/wordprocessingml/2006/main" xmlns:w14="http://schemas.microsoft.com/office/word/2010/wordml" xmlns:w15="http://schemas.microsoft.com/office/word/2012/wordml" xmlns:w16cex="http://schemas.microsoft.com/office/word/2018/wordml/cex" xmlns:w16cid="http://schemas.microsoft.com/office/word/2016/wordml/cid" xmlns:w16="http://schemas.microsoft.com/office/word/2018/wordml" xmlns:w16du="http://schemas.microsoft.com/office/word/2023/wordml/word16du" xmlns:w16sdtdh="http://schemas.microsoft.com/office/word/2020/wordml/sdtdatahash" xmlns:w16sdtfl="http://schemas.microsoft.com/office/word/2024/wordml/sdtformatlock" xmlns:w16se="http://schemas.microsoft.com/office/word/2015/wordml/symex" xmlns:wpg="http://schemas.microsoft.com/office/word/2010/wordprocessingGroup" xmlns:wpi="http://schemas.microsoft.com/office/word/2010/wordprocessingInk" xmlns:wne="http://schemas.microsoft.com/office/word/2006/wordml" xmlns:wps="http://schemas.microsoft.com/office/word/2010/wordprocessingShape" mc:Ignorable="w14 w15 w16se w16cid w16 w16cex w16sdtdh w16sdtfl w16du wp14">
   <w:p>
     <w:pPr>
       <w:pStyle w:val="Footer"/>
-      <w:rPr/>
     </w:pPr>
     <w:r>
-      <w:rPr/>
+      <w:rPr>
+        <w:noProof/>
+      </w:rPr>
       <mc:AlternateContent>
         <mc:Choice Requires="wps">
           <w:drawing>
-            <wp:anchor behindDoc="1" distT="0" distB="0" distL="0" distR="0" simplePos="0" locked="0" layoutInCell="0" allowOverlap="1" relativeHeight="4" wp14:anchorId="282AF77A">
+            <wp:anchor distT="0" distB="0" distL="0" distR="0" simplePos="0" relativeHeight="251656704" behindDoc="1" locked="0" layoutInCell="0" allowOverlap="1" wp14:anchorId="05389377" wp14:editId="667DE8D0">
               <wp:simplePos x="0" y="0"/>
               <wp:positionH relativeFrom="margin">
                 <wp:align>center</wp:align>
@@ -1543,6 +1602,7 @@
               <wp:effectExtent l="0" t="0" r="0" b="0"/>
               <wp:wrapNone/>
               <wp:docPr id="7" name="Frame1"/>
+              <wp:cNvGraphicFramePr/>
               <a:graphic xmlns:a="http://schemas.openxmlformats.org/drawingml/2006/main">
                 <a:graphicData uri="http://schemas.microsoft.com/office/word/2010/wordprocessingShape">
                   <wps:wsp>
@@ -1561,20 +1621,26 @@
                       </a:ln>
                     </wps:spPr>
                     <wps:style>
-                      <a:lnRef idx="0"/>
-                      <a:fillRef idx="0"/>
-                      <a:effectRef idx="0"/>
+                      <a:lnRef idx="0">
+                        <a:scrgbClr r="0" g="0" b="0"/>
+                      </a:lnRef>
+                      <a:fillRef idx="0">
+                        <a:scrgbClr r="0" g="0" b="0"/>
+                      </a:fillRef>
+                      <a:effectRef idx="0">
+                        <a:scrgbClr r="0" g="0" b="0"/>
+                      </a:effectRef>
                       <a:fontRef idx="minor"/>
                     </wps:style>
                     <wps:txbx>
                       <w:txbxContent>
                         <w:sdt>
                           <w:sdtPr>
+                            <w:id w:val="1563748498"/>
                             <w:docPartObj>
                               <w:docPartGallery w:val="Page Numbers (Bottom of Page)"/>
-                              <w:docPartUnique w:val="true"/>
+                              <w:docPartUnique/>
                             </w:docPartObj>
-                            <w:id w:val="1563748498"/>
                           </w:sdtPr>
                           <w:sdtContent>
                             <w:p>
@@ -1624,7 +1690,7 @@
                         </w:sdt>
                       </w:txbxContent>
                     </wps:txbx>
-                    <wps:bodyPr lIns="0" rIns="0" tIns="0" bIns="0" anchor="t">
+                    <wps:bodyPr lIns="0" tIns="0" rIns="0" bIns="0" anchor="t">
                       <a:spAutoFit/>
                     </wps:bodyPr>
                   </wps:wsp>
@@ -1707,18 +1773,19 @@
 </file>
 
 <file path=word/footer2.xml><?xml version="1.0" encoding="utf-8"?>
-<w:ftr xmlns:o="urn:schemas-microsoft-com:office:office" xmlns:r="http://schemas.openxmlformats.org/officeDocument/2006/relationships" xmlns:v="urn:schemas-microsoft-com:vml" xmlns:w="http://schemas.openxmlformats.org/wordprocessingml/2006/main" xmlns:w10="urn:schemas-microsoft-com:office:word" xmlns:wp="http://schemas.openxmlformats.org/drawingml/2006/wordprocessingDrawing" xmlns:wps="http://schemas.microsoft.com/office/word/2010/wordprocessingShape" xmlns:wpg="http://schemas.microsoft.com/office/word/2010/wordprocessingGroup" xmlns:mc="http://schemas.openxmlformats.org/markup-compatibility/2006" xmlns:wp14="http://schemas.microsoft.com/office/word/2010/wordprocessingDrawing" xmlns:w14="http://schemas.microsoft.com/office/word/2010/wordml" xmlns:w15="http://schemas.microsoft.com/office/word/2012/wordml" mc:Ignorable="w14 wp14 w15">
+<w:ftr xmlns:wpc="http://schemas.microsoft.com/office/word/2010/wordprocessingCanvas" xmlns:cx="http://schemas.microsoft.com/office/drawing/2014/chartex" xmlns:cx1="http://schemas.microsoft.com/office/drawing/2015/9/8/chartex" xmlns:cx2="http://schemas.microsoft.com/office/drawing/2015/10/21/chartex" xmlns:cx3="http://schemas.microsoft.com/office/drawing/2016/5/9/chartex" xmlns:cx4="http://schemas.microsoft.com/office/drawing/2016/5/10/chartex" xmlns:cx5="http://schemas.microsoft.com/office/drawing/2016/5/11/chartex" xmlns:cx6="http://schemas.microsoft.com/office/drawing/2016/5/12/chartex" xmlns:cx7="http://schemas.microsoft.com/office/drawing/2016/5/13/chartex" xmlns:cx8="http://schemas.microsoft.com/office/drawing/2016/5/14/chartex" xmlns:mc="http://schemas.openxmlformats.org/markup-compatibility/2006" xmlns:aink="http://schemas.microsoft.com/office/drawing/2016/ink" xmlns:am3d="http://schemas.microsoft.com/office/drawing/2017/model3d" xmlns:o="urn:schemas-microsoft-com:office:office" xmlns:oel="http://schemas.microsoft.com/office/2019/extlst" xmlns:r="http://schemas.openxmlformats.org/officeDocument/2006/relationships" xmlns:m="http://schemas.openxmlformats.org/officeDocument/2006/math" xmlns:v="urn:schemas-microsoft-com:vml" xmlns:wp14="http://schemas.microsoft.com/office/word/2010/wordprocessingDrawing" xmlns:wp="http://schemas.openxmlformats.org/drawingml/2006/wordprocessingDrawing" xmlns:w10="urn:schemas-microsoft-com:office:word" xmlns:w="http://schemas.openxmlformats.org/wordprocessingml/2006/main" xmlns:w14="http://schemas.microsoft.com/office/word/2010/wordml" xmlns:w15="http://schemas.microsoft.com/office/word/2012/wordml" xmlns:w16cex="http://schemas.microsoft.com/office/word/2018/wordml/cex" xmlns:w16cid="http://schemas.microsoft.com/office/word/2016/wordml/cid" xmlns:w16="http://schemas.microsoft.com/office/word/2018/wordml" xmlns:w16du="http://schemas.microsoft.com/office/word/2023/wordml/word16du" xmlns:w16sdtdh="http://schemas.microsoft.com/office/word/2020/wordml/sdtdatahash" xmlns:w16sdtfl="http://schemas.microsoft.com/office/word/2024/wordml/sdtformatlock" xmlns:w16se="http://schemas.microsoft.com/office/word/2015/wordml/symex" xmlns:wpg="http://schemas.microsoft.com/office/word/2010/wordprocessingGroup" xmlns:wpi="http://schemas.microsoft.com/office/word/2010/wordprocessingInk" xmlns:wne="http://schemas.microsoft.com/office/word/2006/wordml" xmlns:wps="http://schemas.microsoft.com/office/word/2010/wordprocessingShape" mc:Ignorable="w14 w15 w16se w16cid w16 w16cex w16sdtdh w16sdtfl w16du wp14">
   <w:p>
     <w:pPr>
       <w:pStyle w:val="Footer"/>
-      <w:rPr/>
     </w:pPr>
     <w:r>
-      <w:rPr/>
+      <w:rPr>
+        <w:noProof/>
+      </w:rPr>
       <mc:AlternateContent>
         <mc:Choice Requires="wps">
           <w:drawing>
-            <wp:anchor behindDoc="1" distT="0" distB="0" distL="0" distR="0" simplePos="0" locked="0" layoutInCell="0" allowOverlap="1" relativeHeight="5" wp14:anchorId="1F7CB6F6">
+            <wp:anchor distT="0" distB="0" distL="0" distR="0" simplePos="0" relativeHeight="251657728" behindDoc="1" locked="0" layoutInCell="0" allowOverlap="1" wp14:anchorId="07595054" wp14:editId="086B550D">
               <wp:simplePos x="0" y="0"/>
               <wp:positionH relativeFrom="margin">
                 <wp:align>center</wp:align>
@@ -1730,6 +1797,7 @@
               <wp:effectExtent l="0" t="0" r="0" b="0"/>
               <wp:wrapNone/>
               <wp:docPr id="8" name="Frame2"/>
+              <wp:cNvGraphicFramePr/>
               <a:graphic xmlns:a="http://schemas.openxmlformats.org/drawingml/2006/main">
                 <a:graphicData uri="http://schemas.microsoft.com/office/word/2010/wordprocessingShape">
                   <wps:wsp>
@@ -1748,20 +1816,26 @@
                       </a:ln>
                     </wps:spPr>
                     <wps:style>
-                      <a:lnRef idx="0"/>
-                      <a:fillRef idx="0"/>
-                      <a:effectRef idx="0"/>
+                      <a:lnRef idx="0">
+                        <a:scrgbClr r="0" g="0" b="0"/>
+                      </a:lnRef>
+                      <a:fillRef idx="0">
+                        <a:scrgbClr r="0" g="0" b="0"/>
+                      </a:fillRef>
+                      <a:effectRef idx="0">
+                        <a:scrgbClr r="0" g="0" b="0"/>
+                      </a:effectRef>
                       <a:fontRef idx="minor"/>
                     </wps:style>
                     <wps:txbx>
                       <w:txbxContent>
                         <w:sdt>
                           <w:sdtPr>
+                            <w:id w:val="1440497943"/>
                             <w:docPartObj>
                               <w:docPartGallery w:val="Page Numbers (Bottom of Page)"/>
-                              <w:docPartUnique w:val="true"/>
+                              <w:docPartUnique/>
                             </w:docPartObj>
-                            <w:id w:val="1440497943"/>
                           </w:sdtPr>
                           <w:sdtContent>
                             <w:p>
@@ -1811,7 +1885,7 @@
                         </w:sdt>
                       </w:txbxContent>
                     </wps:txbx>
-                    <wps:bodyPr lIns="0" rIns="0" tIns="0" bIns="0" anchor="t">
+                    <wps:bodyPr lIns="0" tIns="0" rIns="0" bIns="0" anchor="t">
                       <a:spAutoFit/>
                     </wps:bodyPr>
                   </wps:wsp>
@@ -1894,18 +1968,19 @@
 </file>
 
 <file path=word/footer3.xml><?xml version="1.0" encoding="utf-8"?>
-<w:ftr xmlns:o="urn:schemas-microsoft-com:office:office" xmlns:r="http://schemas.openxmlformats.org/officeDocument/2006/relationships" xmlns:v="urn:schemas-microsoft-com:vml" xmlns:w="http://schemas.openxmlformats.org/wordprocessingml/2006/main" xmlns:w10="urn:schemas-microsoft-com:office:word" xmlns:wp="http://schemas.openxmlformats.org/drawingml/2006/wordprocessingDrawing" xmlns:wps="http://schemas.microsoft.com/office/word/2010/wordprocessingShape" xmlns:wpg="http://schemas.microsoft.com/office/word/2010/wordprocessingGroup" xmlns:mc="http://schemas.openxmlformats.org/markup-compatibility/2006" xmlns:wp14="http://schemas.microsoft.com/office/word/2010/wordprocessingDrawing" xmlns:w14="http://schemas.microsoft.com/office/word/2010/wordml" xmlns:w15="http://schemas.microsoft.com/office/word/2012/wordml" mc:Ignorable="w14 wp14 w15">
+<w:ftr xmlns:wpc="http://schemas.microsoft.com/office/word/2010/wordprocessingCanvas" xmlns:cx="http://schemas.microsoft.com/office/drawing/2014/chartex" xmlns:cx1="http://schemas.microsoft.com/office/drawing/2015/9/8/chartex" xmlns:cx2="http://schemas.microsoft.com/office/drawing/2015/10/21/chartex" xmlns:cx3="http://schemas.microsoft.com/office/drawing/2016/5/9/chartex" xmlns:cx4="http://schemas.microsoft.com/office/drawing/2016/5/10/chartex" xmlns:cx5="http://schemas.microsoft.com/office/drawing/2016/5/11/chartex" xmlns:cx6="http://schemas.microsoft.com/office/drawing/2016/5/12/chartex" xmlns:cx7="http://schemas.microsoft.com/office/drawing/2016/5/13/chartex" xmlns:cx8="http://schemas.microsoft.com/office/drawing/2016/5/14/chartex" xmlns:mc="http://schemas.openxmlformats.org/markup-compatibility/2006" xmlns:aink="http://schemas.microsoft.com/office/drawing/2016/ink" xmlns:am3d="http://schemas.microsoft.com/office/drawing/2017/model3d" xmlns:o="urn:schemas-microsoft-com:office:office" xmlns:oel="http://schemas.microsoft.com/office/2019/extlst" xmlns:r="http://schemas.openxmlformats.org/officeDocument/2006/relationships" xmlns:m="http://schemas.openxmlformats.org/officeDocument/2006/math" xmlns:v="urn:schemas-microsoft-com:vml" xmlns:wp14="http://schemas.microsoft.com/office/word/2010/wordprocessingDrawing" xmlns:wp="http://schemas.openxmlformats.org/drawingml/2006/wordprocessingDrawing" xmlns:w10="urn:schemas-microsoft-com:office:word" xmlns:w="http://schemas.openxmlformats.org/wordprocessingml/2006/main" xmlns:w14="http://schemas.microsoft.com/office/word/2010/wordml" xmlns:w15="http://schemas.microsoft.com/office/word/2012/wordml" xmlns:w16cex="http://schemas.microsoft.com/office/word/2018/wordml/cex" xmlns:w16cid="http://schemas.microsoft.com/office/word/2016/wordml/cid" xmlns:w16="http://schemas.microsoft.com/office/word/2018/wordml" xmlns:w16du="http://schemas.microsoft.com/office/word/2023/wordml/word16du" xmlns:w16sdtdh="http://schemas.microsoft.com/office/word/2020/wordml/sdtdatahash" xmlns:w16sdtfl="http://schemas.microsoft.com/office/word/2024/wordml/sdtformatlock" xmlns:w16se="http://schemas.microsoft.com/office/word/2015/wordml/symex" xmlns:wpg="http://schemas.microsoft.com/office/word/2010/wordprocessingGroup" xmlns:wpi="http://schemas.microsoft.com/office/word/2010/wordprocessingInk" xmlns:wne="http://schemas.microsoft.com/office/word/2006/wordml" xmlns:wps="http://schemas.microsoft.com/office/word/2010/wordprocessingShape" mc:Ignorable="w14 w15 w16se w16cid w16 w16cex w16sdtdh w16sdtfl w16du wp14">
   <w:p>
     <w:pPr>
       <w:pStyle w:val="Footer"/>
-      <w:rPr/>
     </w:pPr>
     <w:r>
-      <w:rPr/>
+      <w:rPr>
+        <w:noProof/>
+      </w:rPr>
       <mc:AlternateContent>
         <mc:Choice Requires="wps">
           <w:drawing>
-            <wp:anchor behindDoc="1" distT="0" distB="0" distL="0" distR="0" simplePos="0" locked="0" layoutInCell="0" allowOverlap="1" relativeHeight="5" wp14:anchorId="1F7CB6F6">
+            <wp:anchor distT="0" distB="0" distL="0" distR="0" simplePos="0" relativeHeight="251658752" behindDoc="1" locked="0" layoutInCell="0" allowOverlap="1" wp14:anchorId="7E795C63" wp14:editId="10DA4E62">
               <wp:simplePos x="0" y="0"/>
               <wp:positionH relativeFrom="margin">
                 <wp:align>center</wp:align>
@@ -1917,6 +1992,7 @@
               <wp:effectExtent l="0" t="0" r="0" b="0"/>
               <wp:wrapNone/>
               <wp:docPr id="9" name="Frame2"/>
+              <wp:cNvGraphicFramePr/>
               <a:graphic xmlns:a="http://schemas.openxmlformats.org/drawingml/2006/main">
                 <a:graphicData uri="http://schemas.microsoft.com/office/word/2010/wordprocessingShape">
                   <wps:wsp>
@@ -1935,20 +2011,26 @@
                       </a:ln>
                     </wps:spPr>
                     <wps:style>
-                      <a:lnRef idx="0"/>
-                      <a:fillRef idx="0"/>
-                      <a:effectRef idx="0"/>
+                      <a:lnRef idx="0">
+                        <a:scrgbClr r="0" g="0" b="0"/>
+                      </a:lnRef>
+                      <a:fillRef idx="0">
+                        <a:scrgbClr r="0" g="0" b="0"/>
+                      </a:fillRef>
+                      <a:effectRef idx="0">
+                        <a:scrgbClr r="0" g="0" b="0"/>
+                      </a:effectRef>
                       <a:fontRef idx="minor"/>
                     </wps:style>
                     <wps:txbx>
                       <w:txbxContent>
                         <w:sdt>
                           <w:sdtPr>
+                            <w:id w:val="-377323525"/>
                             <w:docPartObj>
                               <w:docPartGallery w:val="Page Numbers (Bottom of Page)"/>
-                              <w:docPartUnique w:val="true"/>
+                              <w:docPartUnique/>
                             </w:docPartObj>
-                            <w:id w:val="1440497943"/>
                           </w:sdtPr>
                           <w:sdtContent>
                             <w:p>
@@ -1998,7 +2080,7 @@
                         </w:sdt>
                       </w:txbxContent>
                     </wps:txbx>
-                    <wps:bodyPr lIns="0" rIns="0" tIns="0" bIns="0" anchor="t">
+                    <wps:bodyPr lIns="0" tIns="0" rIns="0" bIns="0" anchor="t">
                       <a:spAutoFit/>
                     </wps:bodyPr>
                   </wps:wsp>
@@ -2080,39 +2162,55 @@
 </w:ftr>
 </file>
 
+<file path=word/footnotes.xml><?xml version="1.0" encoding="utf-8"?>
+<w:footnotes xmlns:wpc="http://schemas.microsoft.com/office/word/2010/wordprocessingCanvas" xmlns:cx="http://schemas.microsoft.com/office/drawing/2014/chartex" xmlns:cx1="http://schemas.microsoft.com/office/drawing/2015/9/8/chartex" xmlns:cx2="http://schemas.microsoft.com/office/drawing/2015/10/21/chartex" xmlns:cx3="http://schemas.microsoft.com/office/drawing/2016/5/9/chartex" xmlns:cx4="http://schemas.microsoft.com/office/drawing/2016/5/10/chartex" xmlns:cx5="http://schemas.microsoft.com/office/drawing/2016/5/11/chartex" xmlns:cx6="http://schemas.microsoft.com/office/drawing/2016/5/12/chartex" xmlns:cx7="http://schemas.microsoft.com/office/drawing/2016/5/13/chartex" xmlns:cx8="http://schemas.microsoft.com/office/drawing/2016/5/14/chartex" xmlns:mc="http://schemas.openxmlformats.org/markup-compatibility/2006" xmlns:aink="http://schemas.microsoft.com/office/drawing/2016/ink" xmlns:am3d="http://schemas.microsoft.com/office/drawing/2017/model3d" xmlns:o="urn:schemas-microsoft-com:office:office" xmlns:oel="http://schemas.microsoft.com/office/2019/extlst" xmlns:r="http://schemas.openxmlformats.org/officeDocument/2006/relationships" xmlns:m="http://schemas.openxmlformats.org/officeDocument/2006/math" xmlns:v="urn:schemas-microsoft-com:vml" xmlns:wp14="http://schemas.microsoft.com/office/word/2010/wordprocessingDrawing" xmlns:wp="http://schemas.openxmlformats.org/drawingml/2006/wordprocessingDrawing" xmlns:w10="urn:schemas-microsoft-com:office:word" xmlns:w="http://schemas.openxmlformats.org/wordprocessingml/2006/main" xmlns:w14="http://schemas.microsoft.com/office/word/2010/wordml" xmlns:w15="http://schemas.microsoft.com/office/word/2012/wordml" xmlns:w16cex="http://schemas.microsoft.com/office/word/2018/wordml/cex" xmlns:w16cid="http://schemas.microsoft.com/office/word/2016/wordml/cid" xmlns:w16="http://schemas.microsoft.com/office/word/2018/wordml" xmlns:w16du="http://schemas.microsoft.com/office/word/2023/wordml/word16du" xmlns:w16sdtdh="http://schemas.microsoft.com/office/word/2020/wordml/sdtdatahash" xmlns:w16sdtfl="http://schemas.microsoft.com/office/word/2024/wordml/sdtformatlock" xmlns:w16se="http://schemas.microsoft.com/office/word/2015/wordml/symex" xmlns:wpg="http://schemas.microsoft.com/office/word/2010/wordprocessingGroup" xmlns:wpi="http://schemas.microsoft.com/office/word/2010/wordprocessingInk" xmlns:wne="http://schemas.microsoft.com/office/word/2006/wordml" xmlns:wps="http://schemas.microsoft.com/office/word/2010/wordprocessingShape" mc:Ignorable="w14 w15 w16se w16cid w16 w16cex w16sdtdh w16sdtfl w16du wp14">
+  <w:footnote w:type="separator" w:id="-1">
+    <w:p>
+      <w:r>
+        <w:separator/>
+      </w:r>
+    </w:p>
+  </w:footnote>
+  <w:footnote w:type="continuationSeparator" w:id="0">
+    <w:p>
+      <w:r>
+        <w:continuationSeparator/>
+      </w:r>
+    </w:p>
+  </w:footnote>
+</w:footnotes>
+</file>
+
 <file path=word/header1.xml><?xml version="1.0" encoding="utf-8"?>
-<w:hdr xmlns:o="urn:schemas-microsoft-com:office:office" xmlns:r="http://schemas.openxmlformats.org/officeDocument/2006/relationships" xmlns:v="urn:schemas-microsoft-com:vml" xmlns:w="http://schemas.openxmlformats.org/wordprocessingml/2006/main" xmlns:w10="urn:schemas-microsoft-com:office:word" xmlns:wp="http://schemas.openxmlformats.org/drawingml/2006/wordprocessingDrawing" xmlns:wps="http://schemas.microsoft.com/office/word/2010/wordprocessingShape" xmlns:wpg="http://schemas.microsoft.com/office/word/2010/wordprocessingGroup" xmlns:mc="http://schemas.openxmlformats.org/markup-compatibility/2006" xmlns:wp14="http://schemas.microsoft.com/office/word/2010/wordprocessingDrawing" xmlns:w14="http://schemas.microsoft.com/office/word/2010/wordml" xmlns:w15="http://schemas.microsoft.com/office/word/2012/wordml" mc:Ignorable="w14 wp14 w15">
+<w:hdr xmlns:wpc="http://schemas.microsoft.com/office/word/2010/wordprocessingCanvas" xmlns:cx="http://schemas.microsoft.com/office/drawing/2014/chartex" xmlns:cx1="http://schemas.microsoft.com/office/drawing/2015/9/8/chartex" xmlns:cx2="http://schemas.microsoft.com/office/drawing/2015/10/21/chartex" xmlns:cx3="http://schemas.microsoft.com/office/drawing/2016/5/9/chartex" xmlns:cx4="http://schemas.microsoft.com/office/drawing/2016/5/10/chartex" xmlns:cx5="http://schemas.microsoft.com/office/drawing/2016/5/11/chartex" xmlns:cx6="http://schemas.microsoft.com/office/drawing/2016/5/12/chartex" xmlns:cx7="http://schemas.microsoft.com/office/drawing/2016/5/13/chartex" xmlns:cx8="http://schemas.microsoft.com/office/drawing/2016/5/14/chartex" xmlns:mc="http://schemas.openxmlformats.org/markup-compatibility/2006" xmlns:aink="http://schemas.microsoft.com/office/drawing/2016/ink" xmlns:am3d="http://schemas.microsoft.com/office/drawing/2017/model3d" xmlns:o="urn:schemas-microsoft-com:office:office" xmlns:oel="http://schemas.microsoft.com/office/2019/extlst" xmlns:r="http://schemas.openxmlformats.org/officeDocument/2006/relationships" xmlns:m="http://schemas.openxmlformats.org/officeDocument/2006/math" xmlns:v="urn:schemas-microsoft-com:vml" xmlns:wp14="http://schemas.microsoft.com/office/word/2010/wordprocessingDrawing" xmlns:wp="http://schemas.openxmlformats.org/drawingml/2006/wordprocessingDrawing" xmlns:w10="urn:schemas-microsoft-com:office:word" xmlns:w="http://schemas.openxmlformats.org/wordprocessingml/2006/main" xmlns:w14="http://schemas.microsoft.com/office/word/2010/wordml" xmlns:w15="http://schemas.microsoft.com/office/word/2012/wordml" xmlns:w16cex="http://schemas.microsoft.com/office/word/2018/wordml/cex" xmlns:w16cid="http://schemas.microsoft.com/office/word/2016/wordml/cid" xmlns:w16="http://schemas.microsoft.com/office/word/2018/wordml" xmlns:w16du="http://schemas.microsoft.com/office/word/2023/wordml/word16du" xmlns:w16sdtdh="http://schemas.microsoft.com/office/word/2020/wordml/sdtdatahash" xmlns:w16sdtfl="http://schemas.microsoft.com/office/word/2024/wordml/sdtformatlock" xmlns:w16se="http://schemas.microsoft.com/office/word/2015/wordml/symex" xmlns:wpg="http://schemas.microsoft.com/office/word/2010/wordprocessingGroup" xmlns:wpi="http://schemas.microsoft.com/office/word/2010/wordprocessingInk" xmlns:wne="http://schemas.microsoft.com/office/word/2006/wordml" xmlns:wps="http://schemas.microsoft.com/office/word/2010/wordprocessingShape" mc:Ignorable="w14 w15 w16se w16cid w16 w16cex w16sdtdh w16sdtfl w16du wp14">
   <w:p>
     <w:pPr>
       <w:pStyle w:val="Header"/>
-      <w:rPr/>
     </w:pPr>
-    <w:r>
-      <w:rPr/>
-    </w:r>
   </w:p>
 </w:hdr>
 </file>
 
 <file path=word/header2.xml><?xml version="1.0" encoding="utf-8"?>
-<w:hdr xmlns:o="urn:schemas-microsoft-com:office:office" xmlns:r="http://schemas.openxmlformats.org/officeDocument/2006/relationships" xmlns:v="urn:schemas-microsoft-com:vml" xmlns:w="http://schemas.openxmlformats.org/wordprocessingml/2006/main" xmlns:w10="urn:schemas-microsoft-com:office:word" xmlns:wp="http://schemas.openxmlformats.org/drawingml/2006/wordprocessingDrawing" xmlns:wps="http://schemas.microsoft.com/office/word/2010/wordprocessingShape" xmlns:wpg="http://schemas.microsoft.com/office/word/2010/wordprocessingGroup" xmlns:mc="http://schemas.openxmlformats.org/markup-compatibility/2006" xmlns:wp14="http://schemas.microsoft.com/office/word/2010/wordprocessingDrawing" xmlns:w14="http://schemas.microsoft.com/office/word/2010/wordml" xmlns:w15="http://schemas.microsoft.com/office/word/2012/wordml" mc:Ignorable="w14 wp14 w15">
+<w:hdr xmlns:wpc="http://schemas.microsoft.com/office/word/2010/wordprocessingCanvas" xmlns:cx="http://schemas.microsoft.com/office/drawing/2014/chartex" xmlns:cx1="http://schemas.microsoft.com/office/drawing/2015/9/8/chartex" xmlns:cx2="http://schemas.microsoft.com/office/drawing/2015/10/21/chartex" xmlns:cx3="http://schemas.microsoft.com/office/drawing/2016/5/9/chartex" xmlns:cx4="http://schemas.microsoft.com/office/drawing/2016/5/10/chartex" xmlns:cx5="http://schemas.microsoft.com/office/drawing/2016/5/11/chartex" xmlns:cx6="http://schemas.microsoft.com/office/drawing/2016/5/12/chartex" xmlns:cx7="http://schemas.microsoft.com/office/drawing/2016/5/13/chartex" xmlns:cx8="http://schemas.microsoft.com/office/drawing/2016/5/14/chartex" xmlns:mc="http://schemas.openxmlformats.org/markup-compatibility/2006" xmlns:aink="http://schemas.microsoft.com/office/drawing/2016/ink" xmlns:am3d="http://schemas.microsoft.com/office/drawing/2017/model3d" xmlns:o="urn:schemas-microsoft-com:office:office" xmlns:oel="http://schemas.microsoft.com/office/2019/extlst" xmlns:r="http://schemas.openxmlformats.org/officeDocument/2006/relationships" xmlns:m="http://schemas.openxmlformats.org/officeDocument/2006/math" xmlns:v="urn:schemas-microsoft-com:vml" xmlns:wp14="http://schemas.microsoft.com/office/word/2010/wordprocessingDrawing" xmlns:wp="http://schemas.openxmlformats.org/drawingml/2006/wordprocessingDrawing" xmlns:w10="urn:schemas-microsoft-com:office:word" xmlns:w="http://schemas.openxmlformats.org/wordprocessingml/2006/main" xmlns:w14="http://schemas.microsoft.com/office/word/2010/wordml" xmlns:w15="http://schemas.microsoft.com/office/word/2012/wordml" xmlns:w16cex="http://schemas.microsoft.com/office/word/2018/wordml/cex" xmlns:w16cid="http://schemas.microsoft.com/office/word/2016/wordml/cid" xmlns:w16="http://schemas.microsoft.com/office/word/2018/wordml" xmlns:w16du="http://schemas.microsoft.com/office/word/2023/wordml/word16du" xmlns:w16sdtdh="http://schemas.microsoft.com/office/word/2020/wordml/sdtdatahash" xmlns:w16sdtfl="http://schemas.microsoft.com/office/word/2024/wordml/sdtformatlock" xmlns:w16se="http://schemas.microsoft.com/office/word/2015/wordml/symex" xmlns:wpg="http://schemas.microsoft.com/office/word/2010/wordprocessingGroup" xmlns:wpi="http://schemas.microsoft.com/office/word/2010/wordprocessingInk" xmlns:wne="http://schemas.microsoft.com/office/word/2006/wordml" xmlns:wps="http://schemas.microsoft.com/office/word/2010/wordprocessingShape" mc:Ignorable="w14 w15 w16se w16cid w16 w16cex w16sdtdh w16sdtfl w16du wp14">
   <w:p>
     <w:pPr>
       <w:pStyle w:val="Header"/>
       <w:tabs>
         <w:tab w:val="clear" w:pos="4513"/>
         <w:tab w:val="clear" w:pos="9026"/>
-        <w:tab w:val="left" w:pos="3107" w:leader="none"/>
+        <w:tab w:val="left" w:pos="3107"/>
       </w:tabs>
-      <w:rPr/>
     </w:pPr>
     <w:r>
-      <w:rPr/>
+      <w:rPr>
+        <w:noProof/>
+      </w:rPr>
       <w:drawing>
-        <wp:inline distT="0" distB="0" distL="0" distR="0">
+        <wp:inline distT="0" distB="0" distL="0" distR="0" wp14:anchorId="6FAA41A9" wp14:editId="71A5EC66">
           <wp:extent cx="951230" cy="276860"/>
           <wp:effectExtent l="0" t="0" r="0" b="0"/>
-          <wp:docPr id="1" name="Picture 1" descr=""/>
+          <wp:docPr id="1" name="Picture 1"/>
           <wp:cNvGraphicFramePr>
             <a:graphicFrameLocks xmlns:a="http://schemas.openxmlformats.org/drawingml/2006/main" noChangeAspect="1"/>
           </wp:cNvGraphicFramePr>
@@ -2120,7 +2218,7 @@
             <a:graphicData uri="http://schemas.openxmlformats.org/drawingml/2006/picture">
               <pic:pic xmlns:pic="http://schemas.openxmlformats.org/drawingml/2006/picture">
                 <pic:nvPicPr>
-                  <pic:cNvPr id="1" name="Picture 1" descr=""/>
+                  <pic:cNvPr id="1" name="Picture 1"/>
                   <pic:cNvPicPr>
                     <a:picLocks noChangeAspect="1" noChangeArrowheads="1"/>
                   </pic:cNvPicPr>
@@ -2147,16 +2245,17 @@
       </w:drawing>
     </w:r>
     <w:r>
-      <w:rPr/>
       <w:tab/>
     </w:r>
     <w:r>
-      <w:rPr/>
+      <w:rPr>
+        <w:noProof/>
+      </w:rPr>
       <w:drawing>
-        <wp:inline distT="0" distB="0" distL="0" distR="0">
+        <wp:inline distT="0" distB="0" distL="0" distR="0" wp14:anchorId="056AF693" wp14:editId="73822012">
           <wp:extent cx="1236345" cy="353060"/>
           <wp:effectExtent l="0" t="0" r="0" b="0"/>
-          <wp:docPr id="2" name="Image2" descr=""/>
+          <wp:docPr id="2" name="Image2"/>
           <wp:cNvGraphicFramePr>
             <a:graphicFrameLocks xmlns:a="http://schemas.openxmlformats.org/drawingml/2006/main" noChangeAspect="1"/>
           </wp:cNvGraphicFramePr>
@@ -2164,7 +2263,7 @@
             <a:graphicData uri="http://schemas.openxmlformats.org/drawingml/2006/picture">
               <pic:pic xmlns:pic="http://schemas.openxmlformats.org/drawingml/2006/picture">
                 <pic:nvPicPr>
-                  <pic:cNvPr id="2" name="Image2" descr=""/>
+                  <pic:cNvPr id="2" name="Image2"/>
                   <pic:cNvPicPr>
                     <a:picLocks noChangeAspect="1" noChangeArrowheads="1"/>
                   </pic:cNvPicPr>
@@ -2191,13 +2290,14 @@
       </w:drawing>
     </w:r>
     <w:r>
-      <w:rPr/>
       <w:tab/>
     </w:r>
     <w:r>
-      <w:rPr/>
+      <w:rPr>
+        <w:noProof/>
+      </w:rPr>
       <w:drawing>
-        <wp:inline distT="0" distB="0" distL="0" distR="0">
+        <wp:inline distT="0" distB="0" distL="0" distR="0" wp14:anchorId="621534FE" wp14:editId="629EE809">
           <wp:extent cx="1737995" cy="460375"/>
           <wp:effectExtent l="0" t="0" r="0" b="0"/>
           <wp:docPr id="3" name="Image3" descr="A logo with a black background&#10;&#10;AI-generated content may be incorrect."/>
@@ -2235,7 +2335,6 @@
       </w:drawing>
     </w:r>
     <w:r>
-      <w:rPr/>
       <w:tab/>
     </w:r>
   </w:p>
@@ -2243,24 +2342,25 @@
 </file>
 
 <file path=word/header3.xml><?xml version="1.0" encoding="utf-8"?>
-<w:hdr xmlns:o="urn:schemas-microsoft-com:office:office" xmlns:r="http://schemas.openxmlformats.org/officeDocument/2006/relationships" xmlns:v="urn:schemas-microsoft-com:vml" xmlns:w="http://schemas.openxmlformats.org/wordprocessingml/2006/main" xmlns:w10="urn:schemas-microsoft-com:office:word" xmlns:wp="http://schemas.openxmlformats.org/drawingml/2006/wordprocessingDrawing" xmlns:wps="http://schemas.microsoft.com/office/word/2010/wordprocessingShape" xmlns:wpg="http://schemas.microsoft.com/office/word/2010/wordprocessingGroup" xmlns:mc="http://schemas.openxmlformats.org/markup-compatibility/2006" xmlns:wp14="http://schemas.microsoft.com/office/word/2010/wordprocessingDrawing" xmlns:w14="http://schemas.microsoft.com/office/word/2010/wordml" xmlns:w15="http://schemas.microsoft.com/office/word/2012/wordml" mc:Ignorable="w14 wp14 w15">
+<w:hdr xmlns:wpc="http://schemas.microsoft.com/office/word/2010/wordprocessingCanvas" xmlns:cx="http://schemas.microsoft.com/office/drawing/2014/chartex" xmlns:cx1="http://schemas.microsoft.com/office/drawing/2015/9/8/chartex" xmlns:cx2="http://schemas.microsoft.com/office/drawing/2015/10/21/chartex" xmlns:cx3="http://schemas.microsoft.com/office/drawing/2016/5/9/chartex" xmlns:cx4="http://schemas.microsoft.com/office/drawing/2016/5/10/chartex" xmlns:cx5="http://schemas.microsoft.com/office/drawing/2016/5/11/chartex" xmlns:cx6="http://schemas.microsoft.com/office/drawing/2016/5/12/chartex" xmlns:cx7="http://schemas.microsoft.com/office/drawing/2016/5/13/chartex" xmlns:cx8="http://schemas.microsoft.com/office/drawing/2016/5/14/chartex" xmlns:mc="http://schemas.openxmlformats.org/markup-compatibility/2006" xmlns:aink="http://schemas.microsoft.com/office/drawing/2016/ink" xmlns:am3d="http://schemas.microsoft.com/office/drawing/2017/model3d" xmlns:o="urn:schemas-microsoft-com:office:office" xmlns:oel="http://schemas.microsoft.com/office/2019/extlst" xmlns:r="http://schemas.openxmlformats.org/officeDocument/2006/relationships" xmlns:m="http://schemas.openxmlformats.org/officeDocument/2006/math" xmlns:v="urn:schemas-microsoft-com:vml" xmlns:wp14="http://schemas.microsoft.com/office/word/2010/wordprocessingDrawing" xmlns:wp="http://schemas.openxmlformats.org/drawingml/2006/wordprocessingDrawing" xmlns:w10="urn:schemas-microsoft-com:office:word" xmlns:w="http://schemas.openxmlformats.org/wordprocessingml/2006/main" xmlns:w14="http://schemas.microsoft.com/office/word/2010/wordml" xmlns:w15="http://schemas.microsoft.com/office/word/2012/wordml" xmlns:w16cex="http://schemas.microsoft.com/office/word/2018/wordml/cex" xmlns:w16cid="http://schemas.microsoft.com/office/word/2016/wordml/cid" xmlns:w16="http://schemas.microsoft.com/office/word/2018/wordml" xmlns:w16du="http://schemas.microsoft.com/office/word/2023/wordml/word16du" xmlns:w16sdtdh="http://schemas.microsoft.com/office/word/2020/wordml/sdtdatahash" xmlns:w16sdtfl="http://schemas.microsoft.com/office/word/2024/wordml/sdtformatlock" xmlns:w16se="http://schemas.microsoft.com/office/word/2015/wordml/symex" xmlns:wpg="http://schemas.microsoft.com/office/word/2010/wordprocessingGroup" xmlns:wpi="http://schemas.microsoft.com/office/word/2010/wordprocessingInk" xmlns:wne="http://schemas.microsoft.com/office/word/2006/wordml" xmlns:wps="http://schemas.microsoft.com/office/word/2010/wordprocessingShape" mc:Ignorable="w14 w15 w16se w16cid w16 w16cex w16sdtdh w16sdtfl w16du wp14">
   <w:p>
     <w:pPr>
       <w:pStyle w:val="Header"/>
       <w:tabs>
         <w:tab w:val="clear" w:pos="4513"/>
         <w:tab w:val="clear" w:pos="9026"/>
-        <w:tab w:val="left" w:pos="3107" w:leader="none"/>
+        <w:tab w:val="left" w:pos="3107"/>
       </w:tabs>
-      <w:rPr/>
     </w:pPr>
     <w:r>
-      <w:rPr/>
+      <w:rPr>
+        <w:noProof/>
+      </w:rPr>
       <w:drawing>
-        <wp:inline distT="0" distB="0" distL="0" distR="0">
+        <wp:inline distT="0" distB="0" distL="0" distR="0" wp14:anchorId="18AA7F7C" wp14:editId="5FE96E85">
           <wp:extent cx="951230" cy="276860"/>
           <wp:effectExtent l="0" t="0" r="0" b="0"/>
-          <wp:docPr id="4" name="Picture 1" descr=""/>
+          <wp:docPr id="4" name="Picture 1"/>
           <wp:cNvGraphicFramePr>
             <a:graphicFrameLocks xmlns:a="http://schemas.openxmlformats.org/drawingml/2006/main" noChangeAspect="1"/>
           </wp:cNvGraphicFramePr>
@@ -2268,7 +2368,7 @@
             <a:graphicData uri="http://schemas.openxmlformats.org/drawingml/2006/picture">
               <pic:pic xmlns:pic="http://schemas.openxmlformats.org/drawingml/2006/picture">
                 <pic:nvPicPr>
-                  <pic:cNvPr id="4" name="Picture 1" descr=""/>
+                  <pic:cNvPr id="4" name="Picture 1"/>
                   <pic:cNvPicPr>
                     <a:picLocks noChangeAspect="1" noChangeArrowheads="1"/>
                   </pic:cNvPicPr>
@@ -2295,16 +2395,17 @@
       </w:drawing>
     </w:r>
     <w:r>
-      <w:rPr/>
       <w:tab/>
     </w:r>
     <w:r>
-      <w:rPr/>
+      <w:rPr>
+        <w:noProof/>
+      </w:rPr>
       <w:drawing>
-        <wp:inline distT="0" distB="0" distL="0" distR="0">
+        <wp:inline distT="0" distB="0" distL="0" distR="0" wp14:anchorId="1941C02E" wp14:editId="0A7672B7">
           <wp:extent cx="1236345" cy="353060"/>
           <wp:effectExtent l="0" t="0" r="0" b="0"/>
-          <wp:docPr id="5" name="Image2" descr=""/>
+          <wp:docPr id="5" name="Image2"/>
           <wp:cNvGraphicFramePr>
             <a:graphicFrameLocks xmlns:a="http://schemas.openxmlformats.org/drawingml/2006/main" noChangeAspect="1"/>
           </wp:cNvGraphicFramePr>
@@ -2312,7 +2413,7 @@
             <a:graphicData uri="http://schemas.openxmlformats.org/drawingml/2006/picture">
               <pic:pic xmlns:pic="http://schemas.openxmlformats.org/drawingml/2006/picture">
                 <pic:nvPicPr>
-                  <pic:cNvPr id="5" name="Image2" descr=""/>
+                  <pic:cNvPr id="5" name="Image2"/>
                   <pic:cNvPicPr>
                     <a:picLocks noChangeAspect="1" noChangeArrowheads="1"/>
                   </pic:cNvPicPr>
@@ -2339,13 +2440,14 @@
       </w:drawing>
     </w:r>
     <w:r>
-      <w:rPr/>
       <w:tab/>
     </w:r>
     <w:r>
-      <w:rPr/>
+      <w:rPr>
+        <w:noProof/>
+      </w:rPr>
       <w:drawing>
-        <wp:inline distT="0" distB="0" distL="0" distR="0">
+        <wp:inline distT="0" distB="0" distL="0" distR="0" wp14:anchorId="7D1B8D53" wp14:editId="2509A7DC">
           <wp:extent cx="1737995" cy="460375"/>
           <wp:effectExtent l="0" t="0" r="0" b="0"/>
           <wp:docPr id="6" name="Image3" descr="A logo with a black background&#10;&#10;AI-generated content may be incorrect."/>
@@ -2383,7 +2485,6 @@
       </w:drawing>
     </w:r>
     <w:r>
-      <w:rPr/>
       <w:tab/>
     </w:r>
   </w:p>
@@ -2391,11 +2492,11 @@
 </file>
 
 <file path=word/styles.xml><?xml version="1.0" encoding="utf-8"?>
-<w:styles xmlns:w="http://schemas.openxmlformats.org/wordprocessingml/2006/main" xmlns:w14="http://schemas.microsoft.com/office/word/2010/wordml" xmlns:mc="http://schemas.openxmlformats.org/markup-compatibility/2006" mc:Ignorable="w14">
+<w:styles xmlns:mc="http://schemas.openxmlformats.org/markup-compatibility/2006" xmlns:r="http://schemas.openxmlformats.org/officeDocument/2006/relationships" xmlns:w="http://schemas.openxmlformats.org/wordprocessingml/2006/main" xmlns:w14="http://schemas.microsoft.com/office/word/2010/wordml" xmlns:w15="http://schemas.microsoft.com/office/word/2012/wordml" xmlns:w16cex="http://schemas.microsoft.com/office/word/2018/wordml/cex" xmlns:w16cid="http://schemas.microsoft.com/office/word/2016/wordml/cid" xmlns:w16="http://schemas.microsoft.com/office/word/2018/wordml" xmlns:w16du="http://schemas.microsoft.com/office/word/2023/wordml/word16du" xmlns:w16sdtdh="http://schemas.microsoft.com/office/word/2020/wordml/sdtdatahash" xmlns:w16sdtfl="http://schemas.microsoft.com/office/word/2024/wordml/sdtformatlock" xmlns:w16se="http://schemas.microsoft.com/office/word/2015/wordml/symex" mc:Ignorable="w14 w15 w16se w16cid w16 w16cex w16sdtdh w16sdtfl w16du">
   <w:docDefaults>
     <w:rPrDefault>
       <w:rPr>
-        <w:rFonts w:ascii="Aptos" w:hAnsi="Aptos" w:eastAsia="Aptos" w:cs="" w:asciiTheme="minorHAnsi" w:cstheme="minorBidi" w:eastAsiaTheme="minorHAnsi" w:hAnsiTheme="minorHAnsi"/>
+        <w:rFonts w:asciiTheme="minorHAnsi" w:eastAsiaTheme="minorHAnsi" w:hAnsiTheme="minorHAnsi" w:cstheme="minorBidi"/>
         <w:kern w:val="2"/>
         <w:sz w:val="24"/>
         <w:szCs w:val="24"/>
@@ -2405,21 +2506,21 @@
     </w:rPrDefault>
     <w:pPrDefault>
       <w:pPr>
-        <w:suppressAutoHyphens w:val="true"/>
+        <w:suppressAutoHyphens/>
       </w:pPr>
     </w:pPrDefault>
   </w:docDefaults>
   <w:latentStyles w:defLockedState="0" w:defUIPriority="99" w:defSemiHidden="0" w:defUnhideWhenUsed="0" w:defQFormat="0" w:count="376">
     <w:lsdException w:name="Normal" w:uiPriority="0" w:qFormat="1"/>
     <w:lsdException w:name="heading 1" w:uiPriority="9" w:qFormat="1"/>
-    <w:lsdException w:name="heading 2" w:uiPriority="9" w:semiHidden="1" w:unhideWhenUsed="1" w:qFormat="1"/>
-    <w:lsdException w:name="heading 3" w:uiPriority="9" w:semiHidden="1" w:unhideWhenUsed="1" w:qFormat="1"/>
-    <w:lsdException w:name="heading 4" w:uiPriority="9" w:semiHidden="1" w:unhideWhenUsed="1" w:qFormat="1"/>
-    <w:lsdException w:name="heading 5" w:uiPriority="9" w:semiHidden="1" w:unhideWhenUsed="1" w:qFormat="1"/>
-    <w:lsdException w:name="heading 6" w:uiPriority="9" w:semiHidden="1" w:unhideWhenUsed="1" w:qFormat="1"/>
-    <w:lsdException w:name="heading 7" w:uiPriority="9" w:semiHidden="1" w:unhideWhenUsed="1" w:qFormat="1"/>
-    <w:lsdException w:name="heading 8" w:uiPriority="9" w:semiHidden="1" w:unhideWhenUsed="1" w:qFormat="1"/>
-    <w:lsdException w:name="heading 9" w:uiPriority="9" w:semiHidden="1" w:unhideWhenUsed="1" w:qFormat="1"/>
+    <w:lsdException w:name="heading 2" w:semiHidden="1" w:uiPriority="9" w:unhideWhenUsed="1" w:qFormat="1"/>
+    <w:lsdException w:name="heading 3" w:semiHidden="1" w:uiPriority="9" w:unhideWhenUsed="1" w:qFormat="1"/>
+    <w:lsdException w:name="heading 4" w:semiHidden="1" w:uiPriority="9" w:unhideWhenUsed="1" w:qFormat="1"/>
+    <w:lsdException w:name="heading 5" w:semiHidden="1" w:uiPriority="9" w:unhideWhenUsed="1" w:qFormat="1"/>
+    <w:lsdException w:name="heading 6" w:semiHidden="1" w:uiPriority="9" w:unhideWhenUsed="1" w:qFormat="1"/>
+    <w:lsdException w:name="heading 7" w:semiHidden="1" w:uiPriority="9" w:unhideWhenUsed="1" w:qFormat="1"/>
+    <w:lsdException w:name="heading 8" w:semiHidden="1" w:uiPriority="9" w:unhideWhenUsed="1" w:qFormat="1"/>
+    <w:lsdException w:name="heading 9" w:semiHidden="1" w:uiPriority="9" w:unhideWhenUsed="1" w:qFormat="1"/>
     <w:lsdException w:name="index 1" w:semiHidden="1" w:unhideWhenUsed="1"/>
     <w:lsdException w:name="index 2" w:semiHidden="1" w:unhideWhenUsed="1"/>
     <w:lsdException w:name="index 3" w:semiHidden="1" w:unhideWhenUsed="1"/>
@@ -2429,22 +2530,22 @@
     <w:lsdException w:name="index 7" w:semiHidden="1" w:unhideWhenUsed="1"/>
     <w:lsdException w:name="index 8" w:semiHidden="1" w:unhideWhenUsed="1"/>
     <w:lsdException w:name="index 9" w:semiHidden="1" w:unhideWhenUsed="1"/>
-    <w:lsdException w:name="toc 1" w:uiPriority="39" w:semiHidden="1" w:unhideWhenUsed="1"/>
-    <w:lsdException w:name="toc 2" w:uiPriority="39" w:semiHidden="1" w:unhideWhenUsed="1"/>
-    <w:lsdException w:name="toc 3" w:uiPriority="39" w:semiHidden="1" w:unhideWhenUsed="1"/>
-    <w:lsdException w:name="toc 4" w:uiPriority="39" w:semiHidden="1" w:unhideWhenUsed="1"/>
-    <w:lsdException w:name="toc 5" w:uiPriority="39" w:semiHidden="1" w:unhideWhenUsed="1"/>
-    <w:lsdException w:name="toc 6" w:uiPriority="39" w:semiHidden="1" w:unhideWhenUsed="1"/>
-    <w:lsdException w:name="toc 7" w:uiPriority="39" w:semiHidden="1" w:unhideWhenUsed="1"/>
-    <w:lsdException w:name="toc 8" w:uiPriority="39" w:semiHidden="1" w:unhideWhenUsed="1"/>
-    <w:lsdException w:name="toc 9" w:uiPriority="39" w:semiHidden="1" w:unhideWhenUsed="1"/>
+    <w:lsdException w:name="toc 1" w:semiHidden="1" w:uiPriority="39" w:unhideWhenUsed="1"/>
+    <w:lsdException w:name="toc 2" w:semiHidden="1" w:uiPriority="39" w:unhideWhenUsed="1"/>
+    <w:lsdException w:name="toc 3" w:semiHidden="1" w:uiPriority="39" w:unhideWhenUsed="1"/>
+    <w:lsdException w:name="toc 4" w:semiHidden="1" w:uiPriority="39" w:unhideWhenUsed="1"/>
+    <w:lsdException w:name="toc 5" w:semiHidden="1" w:uiPriority="39" w:unhideWhenUsed="1"/>
+    <w:lsdException w:name="toc 6" w:semiHidden="1" w:uiPriority="39" w:unhideWhenUsed="1"/>
+    <w:lsdException w:name="toc 7" w:semiHidden="1" w:uiPriority="39" w:unhideWhenUsed="1"/>
+    <w:lsdException w:name="toc 8" w:semiHidden="1" w:uiPriority="39" w:unhideWhenUsed="1"/>
+    <w:lsdException w:name="toc 9" w:semiHidden="1" w:uiPriority="39" w:unhideWhenUsed="1"/>
     <w:lsdException w:name="Normal Indent" w:semiHidden="1" w:unhideWhenUsed="1"/>
     <w:lsdException w:name="footnote text" w:semiHidden="1" w:unhideWhenUsed="1"/>
     <w:lsdException w:name="annotation text" w:semiHidden="1" w:unhideWhenUsed="1"/>
     <w:lsdException w:name="header" w:semiHidden="1" w:unhideWhenUsed="1"/>
     <w:lsdException w:name="footer" w:semiHidden="1" w:unhideWhenUsed="1"/>
     <w:lsdException w:name="index heading" w:semiHidden="1" w:unhideWhenUsed="1"/>
-    <w:lsdException w:name="caption" w:uiPriority="35" w:semiHidden="1" w:unhideWhenUsed="1" w:qFormat="1"/>
+    <w:lsdException w:name="caption" w:semiHidden="1" w:uiPriority="35" w:unhideWhenUsed="1" w:qFormat="1"/>
     <w:lsdException w:name="table of figures" w:semiHidden="1" w:unhideWhenUsed="1"/>
     <w:lsdException w:name="envelope address" w:semiHidden="1" w:unhideWhenUsed="1"/>
     <w:lsdException w:name="envelope return" w:semiHidden="1" w:unhideWhenUsed="1"/>
@@ -2475,7 +2576,7 @@
     <w:lsdException w:name="Title" w:uiPriority="10" w:qFormat="1"/>
     <w:lsdException w:name="Closing" w:semiHidden="1" w:unhideWhenUsed="1"/>
     <w:lsdException w:name="Signature" w:semiHidden="1" w:unhideWhenUsed="1"/>
-    <w:lsdException w:name="Default Paragraph Font" w:uiPriority="1" w:semiHidden="1" w:unhideWhenUsed="1"/>
+    <w:lsdException w:name="Default Paragraph Font" w:semiHidden="1" w:uiPriority="1" w:unhideWhenUsed="1"/>
     <w:lsdException w:name="Body Text" w:semiHidden="1" w:unhideWhenUsed="1"/>
     <w:lsdException w:name="Body Text Indent" w:semiHidden="1" w:unhideWhenUsed="1"/>
     <w:lsdException w:name="List Continue" w:semiHidden="1" w:unhideWhenUsed="1"/>
@@ -2675,8 +2776,8 @@
     <w:lsdException w:name="Subtle Reference" w:uiPriority="31" w:qFormat="1"/>
     <w:lsdException w:name="Intense Reference" w:uiPriority="32" w:qFormat="1"/>
     <w:lsdException w:name="Book Title" w:uiPriority="33" w:qFormat="1"/>
-    <w:lsdException w:name="Bibliography" w:uiPriority="37" w:semiHidden="1" w:unhideWhenUsed="1"/>
-    <w:lsdException w:name="TOC Heading" w:uiPriority="39" w:semiHidden="1" w:unhideWhenUsed="1" w:qFormat="1"/>
+    <w:lsdException w:name="Bibliography" w:semiHidden="1" w:uiPriority="37" w:unhideWhenUsed="1"/>
+    <w:lsdException w:name="TOC Heading" w:semiHidden="1" w:uiPriority="39" w:unhideWhenUsed="1" w:qFormat="1"/>
     <w:lsdException w:name="Plain Table 1" w:uiPriority="41"/>
     <w:lsdException w:name="Plain Table 2" w:uiPriority="42"/>
     <w:lsdException w:name="Plain Table 3" w:uiPriority="43"/>
@@ -2787,49 +2888,33 @@
     <w:lsdException w:name="Unresolved Mention" w:semiHidden="1" w:unhideWhenUsed="1"/>
     <w:lsdException w:name="Smart Link" w:semiHidden="1" w:unhideWhenUsed="1"/>
   </w:latentStyles>
-  <w:style w:type="paragraph" w:styleId="Normal" w:default="1">
+  <w:style w:type="paragraph" w:default="1" w:styleId="Normal">
     <w:name w:val="Normal"/>
     <w:qFormat/>
-    <w:pPr>
-      <w:widowControl/>
-      <w:suppressAutoHyphens w:val="true"/>
-      <w:bidi w:val="0"/>
-      <w:spacing w:before="0" w:after="0"/>
-      <w:jc w:val="left"/>
-    </w:pPr>
-    <w:rPr>
-      <w:rFonts w:ascii="Aptos" w:hAnsi="Aptos" w:eastAsia="Aptos" w:cs="" w:asciiTheme="minorHAnsi" w:cstheme="minorBidi" w:eastAsiaTheme="minorHAnsi" w:hAnsiTheme="minorHAnsi"/>
-      <w:color w:val="auto"/>
-      <w:kern w:val="2"/>
-      <w:sz w:val="24"/>
-      <w:szCs w:val="24"/>
-      <w:lang w:val="en-FR" w:eastAsia="en-US" w:bidi="ar-SA"/>
-      <w14:ligatures w14:val="standardContextual"/>
-    </w:rPr>
   </w:style>
   <w:style w:type="paragraph" w:styleId="Heading1">
-    <w:name w:val="Heading 1"/>
+    <w:name w:val="heading 1"/>
     <w:basedOn w:val="Normal"/>
     <w:next w:val="Normal"/>
     <w:link w:val="Heading1Char"/>
     <w:uiPriority w:val="9"/>
     <w:qFormat/>
-    <w:rsid w:val="00021e83"/>
+    <w:rsid w:val="00021E83"/>
     <w:pPr>
-      <w:keepNext w:val="true"/>
+      <w:keepNext/>
       <w:keepLines/>
       <w:spacing w:before="360" w:after="80"/>
       <w:outlineLvl w:val="0"/>
     </w:pPr>
     <w:rPr>
-      <w:rFonts w:ascii="Aptos Display" w:hAnsi="Aptos Display" w:eastAsia="" w:cs="" w:asciiTheme="majorHAnsi" w:cstheme="majorBidi" w:eastAsiaTheme="majorEastAsia" w:hAnsiTheme="majorHAnsi"/>
-      <w:color w:themeColor="accent1" w:themeShade="bf" w:val="0F4761"/>
+      <w:rFonts w:asciiTheme="majorHAnsi" w:eastAsiaTheme="majorEastAsia" w:hAnsiTheme="majorHAnsi" w:cstheme="majorBidi"/>
+      <w:color w:val="0F4761" w:themeColor="accent1" w:themeShade="BF"/>
       <w:sz w:val="40"/>
       <w:szCs w:val="40"/>
     </w:rPr>
   </w:style>
   <w:style w:type="paragraph" w:styleId="Heading2">
-    <w:name w:val="Heading 2"/>
+    <w:name w:val="heading 2"/>
     <w:basedOn w:val="Normal"/>
     <w:next w:val="Normal"/>
     <w:link w:val="Heading2Char"/>
@@ -2837,18 +2922,18 @@
     <w:uiPriority w:val="9"/>
     <w:unhideWhenUsed/>
     <w:qFormat/>
-    <w:rsid w:val="00270f9a"/>
+    <w:rsid w:val="00270F9A"/>
     <w:pPr>
-      <w:keepNext w:val="true"/>
+      <w:keepNext/>
       <w:keepLines/>
-      <w:spacing w:lineRule="auto" w:line="360" w:before="160" w:after="80"/>
+      <w:spacing w:before="160" w:after="80" w:line="360" w:lineRule="auto"/>
       <w:jc w:val="both"/>
       <w:outlineLvl w:val="1"/>
     </w:pPr>
     <w:rPr>
-      <w:rFonts w:ascii="Helvetica" w:hAnsi="Helvetica" w:eastAsia="" w:cs="" w:cstheme="majorBidi" w:eastAsiaTheme="majorEastAsia"/>
+      <w:rFonts w:ascii="Helvetica" w:eastAsiaTheme="majorEastAsia" w:hAnsi="Helvetica" w:cstheme="majorBidi"/>
       <w:b/>
-      <w:color w:themeColor="text1" w:val="000000"/>
+      <w:color w:val="000000" w:themeColor="text1"/>
       <w:kern w:val="0"/>
       <w:sz w:val="28"/>
       <w:szCs w:val="32"/>
@@ -2858,7 +2943,7 @@
     </w:rPr>
   </w:style>
   <w:style w:type="paragraph" w:styleId="Heading3">
-    <w:name w:val="Heading 3"/>
+    <w:name w:val="heading 3"/>
     <w:basedOn w:val="Normal"/>
     <w:next w:val="Normal"/>
     <w:link w:val="Heading3Char"/>
@@ -2866,22 +2951,22 @@
     <w:semiHidden/>
     <w:unhideWhenUsed/>
     <w:qFormat/>
-    <w:rsid w:val="00021e83"/>
+    <w:rsid w:val="00021E83"/>
     <w:pPr>
-      <w:keepNext w:val="true"/>
+      <w:keepNext/>
       <w:keepLines/>
       <w:spacing w:before="160" w:after="80"/>
       <w:outlineLvl w:val="2"/>
     </w:pPr>
     <w:rPr>
-      <w:rFonts w:eastAsia="" w:cs="" w:cstheme="majorBidi" w:eastAsiaTheme="majorEastAsia"/>
-      <w:color w:themeColor="accent1" w:themeShade="bf" w:val="0F4761"/>
+      <w:rFonts w:eastAsiaTheme="majorEastAsia" w:cstheme="majorBidi"/>
+      <w:color w:val="0F4761" w:themeColor="accent1" w:themeShade="BF"/>
       <w:sz w:val="28"/>
       <w:szCs w:val="28"/>
     </w:rPr>
   </w:style>
   <w:style w:type="paragraph" w:styleId="Heading4">
-    <w:name w:val="Heading 4"/>
+    <w:name w:val="heading 4"/>
     <w:basedOn w:val="Normal"/>
     <w:next w:val="Normal"/>
     <w:link w:val="Heading4Char"/>
@@ -2889,20 +2974,20 @@
     <w:uiPriority w:val="9"/>
     <w:unhideWhenUsed/>
     <w:qFormat/>
-    <w:rsid w:val="00270f9a"/>
+    <w:rsid w:val="00270F9A"/>
     <w:pPr>
-      <w:keepNext w:val="true"/>
+      <w:keepNext/>
       <w:keepLines/>
-      <w:spacing w:lineRule="auto" w:line="360" w:before="80" w:after="40"/>
+      <w:spacing w:before="80" w:after="40" w:line="360" w:lineRule="auto"/>
       <w:jc w:val="both"/>
       <w:outlineLvl w:val="3"/>
     </w:pPr>
     <w:rPr>
-      <w:rFonts w:ascii="HELVETICA BOLD OBLIQUE" w:hAnsi="HELVETICA BOLD OBLIQUE" w:eastAsia="" w:cs="" w:cstheme="majorBidi" w:eastAsiaTheme="majorEastAsia"/>
+      <w:rFonts w:ascii="HELVETICA BOLD OBLIQUE" w:eastAsiaTheme="majorEastAsia" w:hAnsi="HELVETICA BOLD OBLIQUE" w:cstheme="majorBidi"/>
       <w:b/>
       <w:i/>
       <w:iCs/>
-      <w:color w:themeColor="text1" w:val="000000"/>
+      <w:color w:val="000000" w:themeColor="text1"/>
       <w:kern w:val="0"/>
       <w:szCs w:val="22"/>
       <w:lang w:val="en-US"/>
@@ -2910,7 +2995,7 @@
     </w:rPr>
   </w:style>
   <w:style w:type="paragraph" w:styleId="Heading5">
-    <w:name w:val="Heading 5"/>
+    <w:name w:val="heading 5"/>
     <w:basedOn w:val="Normal"/>
     <w:next w:val="Normal"/>
     <w:link w:val="Heading5Char"/>
@@ -2918,20 +3003,20 @@
     <w:semiHidden/>
     <w:unhideWhenUsed/>
     <w:qFormat/>
-    <w:rsid w:val="00021e83"/>
+    <w:rsid w:val="00021E83"/>
     <w:pPr>
-      <w:keepNext w:val="true"/>
+      <w:keepNext/>
       <w:keepLines/>
       <w:spacing w:before="80" w:after="40"/>
       <w:outlineLvl w:val="4"/>
     </w:pPr>
     <w:rPr>
-      <w:rFonts w:eastAsia="" w:cs="" w:cstheme="majorBidi" w:eastAsiaTheme="majorEastAsia"/>
-      <w:color w:themeColor="accent1" w:themeShade="bf" w:val="0F4761"/>
+      <w:rFonts w:eastAsiaTheme="majorEastAsia" w:cstheme="majorBidi"/>
+      <w:color w:val="0F4761" w:themeColor="accent1" w:themeShade="BF"/>
     </w:rPr>
   </w:style>
   <w:style w:type="paragraph" w:styleId="Heading6">
-    <w:name w:val="Heading 6"/>
+    <w:name w:val="heading 6"/>
     <w:basedOn w:val="Normal"/>
     <w:next w:val="Normal"/>
     <w:link w:val="Heading6Char"/>
@@ -2939,22 +3024,22 @@
     <w:semiHidden/>
     <w:unhideWhenUsed/>
     <w:qFormat/>
-    <w:rsid w:val="00021e83"/>
+    <w:rsid w:val="00021E83"/>
     <w:pPr>
-      <w:keepNext w:val="true"/>
+      <w:keepNext/>
       <w:keepLines/>
-      <w:spacing w:before="40" w:after="0"/>
+      <w:spacing w:before="40"/>
       <w:outlineLvl w:val="5"/>
     </w:pPr>
     <w:rPr>
-      <w:rFonts w:eastAsia="" w:cs="" w:cstheme="majorBidi" w:eastAsiaTheme="majorEastAsia"/>
+      <w:rFonts w:eastAsiaTheme="majorEastAsia" w:cstheme="majorBidi"/>
       <w:i/>
       <w:iCs/>
-      <w:color w:themeColor="text1" w:themeTint="a6" w:val="595959"/>
+      <w:color w:val="595959" w:themeColor="text1" w:themeTint="A6"/>
     </w:rPr>
   </w:style>
   <w:style w:type="paragraph" w:styleId="Heading7">
-    <w:name w:val="Heading 7"/>
+    <w:name w:val="heading 7"/>
     <w:basedOn w:val="Normal"/>
     <w:next w:val="Normal"/>
     <w:link w:val="Heading7Char"/>
@@ -2962,20 +3047,20 @@
     <w:semiHidden/>
     <w:unhideWhenUsed/>
     <w:qFormat/>
-    <w:rsid w:val="00021e83"/>
+    <w:rsid w:val="00021E83"/>
     <w:pPr>
-      <w:keepNext w:val="true"/>
+      <w:keepNext/>
       <w:keepLines/>
-      <w:spacing w:before="40" w:after="0"/>
+      <w:spacing w:before="40"/>
       <w:outlineLvl w:val="6"/>
     </w:pPr>
     <w:rPr>
-      <w:rFonts w:eastAsia="" w:cs="" w:cstheme="majorBidi" w:eastAsiaTheme="majorEastAsia"/>
-      <w:color w:themeColor="text1" w:themeTint="a6" w:val="595959"/>
+      <w:rFonts w:eastAsiaTheme="majorEastAsia" w:cstheme="majorBidi"/>
+      <w:color w:val="595959" w:themeColor="text1" w:themeTint="A6"/>
     </w:rPr>
   </w:style>
   <w:style w:type="paragraph" w:styleId="Heading8">
-    <w:name w:val="Heading 8"/>
+    <w:name w:val="heading 8"/>
     <w:basedOn w:val="Normal"/>
     <w:next w:val="Normal"/>
     <w:link w:val="Heading8Char"/>
@@ -2983,21 +3068,21 @@
     <w:semiHidden/>
     <w:unhideWhenUsed/>
     <w:qFormat/>
-    <w:rsid w:val="00021e83"/>
+    <w:rsid w:val="00021E83"/>
     <w:pPr>
-      <w:keepNext w:val="true"/>
+      <w:keepNext/>
       <w:keepLines/>
       <w:outlineLvl w:val="7"/>
     </w:pPr>
     <w:rPr>
-      <w:rFonts w:eastAsia="" w:cs="" w:cstheme="majorBidi" w:eastAsiaTheme="majorEastAsia"/>
+      <w:rFonts w:eastAsiaTheme="majorEastAsia" w:cstheme="majorBidi"/>
       <w:i/>
       <w:iCs/>
-      <w:color w:themeColor="text1" w:themeTint="d8" w:val="272727"/>
+      <w:color w:val="272727" w:themeColor="text1" w:themeTint="D8"/>
     </w:rPr>
   </w:style>
   <w:style w:type="paragraph" w:styleId="Heading9">
-    <w:name w:val="Heading 9"/>
+    <w:name w:val="heading 9"/>
     <w:basedOn w:val="Normal"/>
     <w:next w:val="Normal"/>
     <w:link w:val="Heading9Char"/>
@@ -3005,34 +3090,53 @@
     <w:semiHidden/>
     <w:unhideWhenUsed/>
     <w:qFormat/>
-    <w:rsid w:val="00021e83"/>
+    <w:rsid w:val="00021E83"/>
     <w:pPr>
-      <w:keepNext w:val="true"/>
+      <w:keepNext/>
       <w:keepLines/>
       <w:outlineLvl w:val="8"/>
     </w:pPr>
     <w:rPr>
-      <w:rFonts w:eastAsia="" w:cs="" w:cstheme="majorBidi" w:eastAsiaTheme="majorEastAsia"/>
-      <w:color w:themeColor="text1" w:themeTint="d8" w:val="272727"/>
-    </w:rPr>
-  </w:style>
-  <w:style w:type="character" w:styleId="DefaultParagraphFont" w:default="1">
+      <w:rFonts w:eastAsiaTheme="majorEastAsia" w:cstheme="majorBidi"/>
+      <w:color w:val="272727" w:themeColor="text1" w:themeTint="D8"/>
+    </w:rPr>
+  </w:style>
+  <w:style w:type="character" w:default="1" w:styleId="DefaultParagraphFont">
     <w:name w:val="Default Paragraph Font"/>
     <w:uiPriority w:val="1"/>
     <w:semiHidden/>
     <w:unhideWhenUsed/>
-    <w:qFormat/>
-    <w:rPr/>
-  </w:style>
-  <w:style w:type="character" w:styleId="TitleChar" w:customStyle="1">
+  </w:style>
+  <w:style w:type="table" w:default="1" w:styleId="TableNormal">
+    <w:name w:val="Normal Table"/>
+    <w:uiPriority w:val="99"/>
+    <w:semiHidden/>
+    <w:unhideWhenUsed/>
+    <w:tblPr>
+      <w:tblInd w:w="0" w:type="dxa"/>
+      <w:tblCellMar>
+        <w:top w:w="0" w:type="dxa"/>
+        <w:left w:w="108" w:type="dxa"/>
+        <w:bottom w:w="0" w:type="dxa"/>
+        <w:right w:w="108" w:type="dxa"/>
+      </w:tblCellMar>
+    </w:tblPr>
+  </w:style>
+  <w:style w:type="numbering" w:default="1" w:styleId="NoList">
+    <w:name w:val="No List"/>
+    <w:uiPriority w:val="99"/>
+    <w:semiHidden/>
+    <w:unhideWhenUsed/>
+  </w:style>
+  <w:style w:type="character" w:customStyle="1" w:styleId="TitleChar">
     <w:name w:val="Title Char"/>
     <w:basedOn w:val="DefaultParagraphFont"/>
     <w:link w:val="Title"/>
     <w:uiPriority w:val="10"/>
     <w:qFormat/>
-    <w:rsid w:val="00270f9a"/>
-    <w:rPr>
-      <w:rFonts w:ascii="Helvetica" w:hAnsi="Helvetica" w:eastAsia="" w:cs="" w:cstheme="majorBidi" w:eastAsiaTheme="majorEastAsia"/>
+    <w:rsid w:val="00270F9A"/>
+    <w:rPr>
+      <w:rFonts w:ascii="Helvetica" w:eastAsiaTheme="majorEastAsia" w:hAnsi="Helvetica" w:cstheme="majorBidi"/>
       <w:b/>
       <w:spacing w:val="-10"/>
       <w:kern w:val="2"/>
@@ -3042,17 +3146,17 @@
       <w14:ligatures w14:val="none"/>
     </w:rPr>
   </w:style>
-  <w:style w:type="character" w:styleId="Heading2Char" w:customStyle="1">
+  <w:style w:type="character" w:customStyle="1" w:styleId="Heading2Char">
     <w:name w:val="Heading 2 Char"/>
     <w:basedOn w:val="DefaultParagraphFont"/>
     <w:link w:val="Heading2"/>
     <w:uiPriority w:val="9"/>
     <w:qFormat/>
-    <w:rsid w:val="00270f9a"/>
-    <w:rPr>
-      <w:rFonts w:ascii="Helvetica" w:hAnsi="Helvetica" w:eastAsia="" w:cs="" w:cstheme="majorBidi" w:eastAsiaTheme="majorEastAsia"/>
+    <w:rsid w:val="00270F9A"/>
+    <w:rPr>
+      <w:rFonts w:ascii="Helvetica" w:eastAsiaTheme="majorEastAsia" w:hAnsi="Helvetica" w:cstheme="majorBidi"/>
       <w:b/>
-      <w:color w:themeColor="text1" w:val="000000"/>
+      <w:color w:val="000000" w:themeColor="text1"/>
       <w:kern w:val="0"/>
       <w:sz w:val="28"/>
       <w:szCs w:val="32"/>
@@ -3061,149 +3165,149 @@
       <w14:ligatures w14:val="none"/>
     </w:rPr>
   </w:style>
-  <w:style w:type="character" w:styleId="Heading4Char" w:customStyle="1">
+  <w:style w:type="character" w:customStyle="1" w:styleId="Heading4Char">
     <w:name w:val="Heading 4 Char"/>
     <w:basedOn w:val="DefaultParagraphFont"/>
     <w:link w:val="Heading4"/>
     <w:uiPriority w:val="9"/>
     <w:qFormat/>
-    <w:rsid w:val="00270f9a"/>
-    <w:rPr>
-      <w:rFonts w:ascii="HELVETICA BOLD OBLIQUE" w:hAnsi="HELVETICA BOLD OBLIQUE" w:eastAsia="" w:cs="" w:cstheme="majorBidi" w:eastAsiaTheme="majorEastAsia"/>
+    <w:rsid w:val="00270F9A"/>
+    <w:rPr>
+      <w:rFonts w:ascii="HELVETICA BOLD OBLIQUE" w:eastAsiaTheme="majorEastAsia" w:hAnsi="HELVETICA BOLD OBLIQUE" w:cstheme="majorBidi"/>
       <w:b/>
       <w:i/>
       <w:iCs/>
-      <w:color w:themeColor="text1" w:val="000000"/>
+      <w:color w:val="000000" w:themeColor="text1"/>
       <w:kern w:val="0"/>
       <w:szCs w:val="22"/>
       <w:lang w:val="en-US"/>
       <w14:ligatures w14:val="none"/>
     </w:rPr>
   </w:style>
-  <w:style w:type="character" w:styleId="Heading1Char" w:customStyle="1">
+  <w:style w:type="character" w:customStyle="1" w:styleId="Heading1Char">
     <w:name w:val="Heading 1 Char"/>
     <w:basedOn w:val="DefaultParagraphFont"/>
     <w:link w:val="Heading1"/>
     <w:uiPriority w:val="9"/>
     <w:qFormat/>
-    <w:rsid w:val="00021e83"/>
-    <w:rPr>
-      <w:rFonts w:ascii="Aptos Display" w:hAnsi="Aptos Display" w:eastAsia="" w:cs="" w:asciiTheme="majorHAnsi" w:cstheme="majorBidi" w:eastAsiaTheme="majorEastAsia" w:hAnsiTheme="majorHAnsi"/>
-      <w:color w:themeColor="accent1" w:themeShade="bf" w:val="0F4761"/>
+    <w:rsid w:val="00021E83"/>
+    <w:rPr>
+      <w:rFonts w:asciiTheme="majorHAnsi" w:eastAsiaTheme="majorEastAsia" w:hAnsiTheme="majorHAnsi" w:cstheme="majorBidi"/>
+      <w:color w:val="0F4761" w:themeColor="accent1" w:themeShade="BF"/>
       <w:sz w:val="40"/>
       <w:szCs w:val="40"/>
     </w:rPr>
   </w:style>
-  <w:style w:type="character" w:styleId="Heading3Char" w:customStyle="1">
+  <w:style w:type="character" w:customStyle="1" w:styleId="Heading3Char">
     <w:name w:val="Heading 3 Char"/>
     <w:basedOn w:val="DefaultParagraphFont"/>
     <w:link w:val="Heading3"/>
     <w:uiPriority w:val="9"/>
     <w:semiHidden/>
     <w:qFormat/>
-    <w:rsid w:val="00021e83"/>
-    <w:rPr>
-      <w:rFonts w:eastAsia="" w:cs="" w:cstheme="majorBidi" w:eastAsiaTheme="majorEastAsia"/>
-      <w:color w:themeColor="accent1" w:themeShade="bf" w:val="0F4761"/>
+    <w:rsid w:val="00021E83"/>
+    <w:rPr>
+      <w:rFonts w:eastAsiaTheme="majorEastAsia" w:cstheme="majorBidi"/>
+      <w:color w:val="0F4761" w:themeColor="accent1" w:themeShade="BF"/>
       <w:sz w:val="28"/>
       <w:szCs w:val="28"/>
     </w:rPr>
   </w:style>
-  <w:style w:type="character" w:styleId="Heading5Char" w:customStyle="1">
+  <w:style w:type="character" w:customStyle="1" w:styleId="Heading5Char">
     <w:name w:val="Heading 5 Char"/>
     <w:basedOn w:val="DefaultParagraphFont"/>
     <w:link w:val="Heading5"/>
     <w:uiPriority w:val="9"/>
     <w:semiHidden/>
     <w:qFormat/>
-    <w:rsid w:val="00021e83"/>
-    <w:rPr>
-      <w:rFonts w:eastAsia="" w:cs="" w:cstheme="majorBidi" w:eastAsiaTheme="majorEastAsia"/>
-      <w:color w:themeColor="accent1" w:themeShade="bf" w:val="0F4761"/>
-    </w:rPr>
-  </w:style>
-  <w:style w:type="character" w:styleId="Heading6Char" w:customStyle="1">
+    <w:rsid w:val="00021E83"/>
+    <w:rPr>
+      <w:rFonts w:eastAsiaTheme="majorEastAsia" w:cstheme="majorBidi"/>
+      <w:color w:val="0F4761" w:themeColor="accent1" w:themeShade="BF"/>
+    </w:rPr>
+  </w:style>
+  <w:style w:type="character" w:customStyle="1" w:styleId="Heading6Char">
     <w:name w:val="Heading 6 Char"/>
     <w:basedOn w:val="DefaultParagraphFont"/>
     <w:link w:val="Heading6"/>
     <w:uiPriority w:val="9"/>
     <w:semiHidden/>
     <w:qFormat/>
-    <w:rsid w:val="00021e83"/>
-    <w:rPr>
-      <w:rFonts w:eastAsia="" w:cs="" w:cstheme="majorBidi" w:eastAsiaTheme="majorEastAsia"/>
+    <w:rsid w:val="00021E83"/>
+    <w:rPr>
+      <w:rFonts w:eastAsiaTheme="majorEastAsia" w:cstheme="majorBidi"/>
       <w:i/>
       <w:iCs/>
-      <w:color w:themeColor="text1" w:themeTint="a6" w:val="595959"/>
-    </w:rPr>
-  </w:style>
-  <w:style w:type="character" w:styleId="Heading7Char" w:customStyle="1">
+      <w:color w:val="595959" w:themeColor="text1" w:themeTint="A6"/>
+    </w:rPr>
+  </w:style>
+  <w:style w:type="character" w:customStyle="1" w:styleId="Heading7Char">
     <w:name w:val="Heading 7 Char"/>
     <w:basedOn w:val="DefaultParagraphFont"/>
     <w:link w:val="Heading7"/>
     <w:uiPriority w:val="9"/>
     <w:semiHidden/>
     <w:qFormat/>
-    <w:rsid w:val="00021e83"/>
-    <w:rPr>
-      <w:rFonts w:eastAsia="" w:cs="" w:cstheme="majorBidi" w:eastAsiaTheme="majorEastAsia"/>
-      <w:color w:themeColor="text1" w:themeTint="a6" w:val="595959"/>
-    </w:rPr>
-  </w:style>
-  <w:style w:type="character" w:styleId="Heading8Char" w:customStyle="1">
+    <w:rsid w:val="00021E83"/>
+    <w:rPr>
+      <w:rFonts w:eastAsiaTheme="majorEastAsia" w:cstheme="majorBidi"/>
+      <w:color w:val="595959" w:themeColor="text1" w:themeTint="A6"/>
+    </w:rPr>
+  </w:style>
+  <w:style w:type="character" w:customStyle="1" w:styleId="Heading8Char">
     <w:name w:val="Heading 8 Char"/>
     <w:basedOn w:val="DefaultParagraphFont"/>
     <w:link w:val="Heading8"/>
     <w:uiPriority w:val="9"/>
     <w:semiHidden/>
     <w:qFormat/>
-    <w:rsid w:val="00021e83"/>
-    <w:rPr>
-      <w:rFonts w:eastAsia="" w:cs="" w:cstheme="majorBidi" w:eastAsiaTheme="majorEastAsia"/>
+    <w:rsid w:val="00021E83"/>
+    <w:rPr>
+      <w:rFonts w:eastAsiaTheme="majorEastAsia" w:cstheme="majorBidi"/>
       <w:i/>
       <w:iCs/>
-      <w:color w:themeColor="text1" w:themeTint="d8" w:val="272727"/>
-    </w:rPr>
-  </w:style>
-  <w:style w:type="character" w:styleId="Heading9Char" w:customStyle="1">
+      <w:color w:val="272727" w:themeColor="text1" w:themeTint="D8"/>
+    </w:rPr>
+  </w:style>
+  <w:style w:type="character" w:customStyle="1" w:styleId="Heading9Char">
     <w:name w:val="Heading 9 Char"/>
     <w:basedOn w:val="DefaultParagraphFont"/>
     <w:link w:val="Heading9"/>
     <w:uiPriority w:val="9"/>
     <w:semiHidden/>
     <w:qFormat/>
-    <w:rsid w:val="00021e83"/>
-    <w:rPr>
-      <w:rFonts w:eastAsia="" w:cs="" w:cstheme="majorBidi" w:eastAsiaTheme="majorEastAsia"/>
-      <w:color w:themeColor="text1" w:themeTint="d8" w:val="272727"/>
-    </w:rPr>
-  </w:style>
-  <w:style w:type="character" w:styleId="SubtitleChar" w:customStyle="1">
+    <w:rsid w:val="00021E83"/>
+    <w:rPr>
+      <w:rFonts w:eastAsiaTheme="majorEastAsia" w:cstheme="majorBidi"/>
+      <w:color w:val="272727" w:themeColor="text1" w:themeTint="D8"/>
+    </w:rPr>
+  </w:style>
+  <w:style w:type="character" w:customStyle="1" w:styleId="SubtitleChar">
     <w:name w:val="Subtitle Char"/>
     <w:basedOn w:val="DefaultParagraphFont"/>
     <w:link w:val="Subtitle"/>
     <w:uiPriority w:val="11"/>
     <w:qFormat/>
-    <w:rsid w:val="00021e83"/>
-    <w:rPr>
-      <w:rFonts w:eastAsia="" w:cs="" w:cstheme="majorBidi" w:eastAsiaTheme="majorEastAsia"/>
-      <w:color w:themeColor="text1" w:themeTint="a6" w:val="595959"/>
+    <w:rsid w:val="00021E83"/>
+    <w:rPr>
+      <w:rFonts w:eastAsiaTheme="majorEastAsia" w:cstheme="majorBidi"/>
+      <w:color w:val="595959" w:themeColor="text1" w:themeTint="A6"/>
       <w:spacing w:val="15"/>
       <w:sz w:val="28"/>
       <w:szCs w:val="28"/>
     </w:rPr>
   </w:style>
-  <w:style w:type="character" w:styleId="QuoteChar" w:customStyle="1">
+  <w:style w:type="character" w:customStyle="1" w:styleId="QuoteChar">
     <w:name w:val="Quote Char"/>
     <w:basedOn w:val="DefaultParagraphFont"/>
     <w:link w:val="Quote"/>
     <w:uiPriority w:val="29"/>
     <w:qFormat/>
-    <w:rsid w:val="00021e83"/>
+    <w:rsid w:val="00021E83"/>
     <w:rPr>
       <w:i/>
       <w:iCs/>
-      <w:color w:themeColor="text1" w:themeTint="bf" w:val="404040"/>
+      <w:color w:val="404040" w:themeColor="text1" w:themeTint="BF"/>
     </w:rPr>
   </w:style>
   <w:style w:type="character" w:styleId="IntenseEmphasis">
@@ -3211,24 +3315,24 @@
     <w:basedOn w:val="DefaultParagraphFont"/>
     <w:uiPriority w:val="21"/>
     <w:qFormat/>
-    <w:rsid w:val="00021e83"/>
+    <w:rsid w:val="00021E83"/>
     <w:rPr>
       <w:i/>
       <w:iCs/>
-      <w:color w:themeColor="accent1" w:themeShade="bf" w:val="0F4761"/>
-    </w:rPr>
-  </w:style>
-  <w:style w:type="character" w:styleId="IntenseQuoteChar" w:customStyle="1">
+      <w:color w:val="0F4761" w:themeColor="accent1" w:themeShade="BF"/>
+    </w:rPr>
+  </w:style>
+  <w:style w:type="character" w:customStyle="1" w:styleId="IntenseQuoteChar">
     <w:name w:val="Intense Quote Char"/>
     <w:basedOn w:val="DefaultParagraphFont"/>
     <w:link w:val="IntenseQuote"/>
     <w:uiPriority w:val="30"/>
     <w:qFormat/>
-    <w:rsid w:val="00021e83"/>
+    <w:rsid w:val="00021E83"/>
     <w:rPr>
       <w:i/>
       <w:iCs/>
-      <w:color w:themeColor="accent1" w:themeShade="bf" w:val="0F4761"/>
+      <w:color w:val="0F4761" w:themeColor="accent1" w:themeShade="BF"/>
     </w:rPr>
   </w:style>
   <w:style w:type="character" w:styleId="IntenseReference">
@@ -3236,39 +3340,37 @@
     <w:basedOn w:val="DefaultParagraphFont"/>
     <w:uiPriority w:val="32"/>
     <w:qFormat/>
-    <w:rsid w:val="00021e83"/>
+    <w:rsid w:val="00021E83"/>
     <w:rPr>
       <w:b/>
       <w:bCs/>
       <w:smallCaps/>
-      <w:color w:themeColor="accent1" w:themeShade="bf" w:val="0F4761"/>
+      <w:color w:val="0F4761" w:themeColor="accent1" w:themeShade="BF"/>
       <w:spacing w:val="5"/>
     </w:rPr>
   </w:style>
-  <w:style w:type="character" w:styleId="HeaderChar" w:customStyle="1">
+  <w:style w:type="character" w:customStyle="1" w:styleId="HeaderChar">
     <w:name w:val="Header Char"/>
     <w:basedOn w:val="DefaultParagraphFont"/>
     <w:link w:val="Header"/>
     <w:uiPriority w:val="99"/>
     <w:qFormat/>
-    <w:rsid w:val="00021e83"/>
-    <w:rPr/>
-  </w:style>
-  <w:style w:type="character" w:styleId="FooterChar" w:customStyle="1">
+    <w:rsid w:val="00021E83"/>
+  </w:style>
+  <w:style w:type="character" w:customStyle="1" w:styleId="FooterChar">
     <w:name w:val="Footer Char"/>
     <w:basedOn w:val="DefaultParagraphFont"/>
     <w:link w:val="Footer"/>
     <w:uiPriority w:val="99"/>
     <w:qFormat/>
-    <w:rsid w:val="00021e83"/>
-    <w:rPr/>
+    <w:rsid w:val="00021E83"/>
   </w:style>
   <w:style w:type="character" w:styleId="Strong">
     <w:name w:val="Strong"/>
     <w:basedOn w:val="DefaultParagraphFont"/>
     <w:uiPriority w:val="22"/>
     <w:qFormat/>
-    <w:rsid w:val="00cd176f"/>
+    <w:rsid w:val="00CD176F"/>
     <w:rPr>
       <w:b/>
       <w:bCs/>
@@ -3279,7 +3381,7 @@
     <w:basedOn w:val="DefaultParagraphFont"/>
     <w:uiPriority w:val="20"/>
     <w:qFormat/>
-    <w:rsid w:val="00ab682d"/>
+    <w:rsid w:val="00AB682D"/>
     <w:rPr>
       <w:i/>
       <w:iCs/>
@@ -3290,9 +3392,9 @@
     <w:basedOn w:val="DefaultParagraphFont"/>
     <w:uiPriority w:val="99"/>
     <w:unhideWhenUsed/>
-    <w:rsid w:val="00053cf7"/>
-    <w:rPr>
-      <w:color w:themeColor="hyperlink" w:val="467886"/>
+    <w:rsid w:val="00053CF7"/>
+    <w:rPr>
+      <w:color w:val="467886" w:themeColor="hyperlink"/>
       <w:u w:val="single"/>
     </w:rPr>
   </w:style>
@@ -3303,55 +3405,54 @@
     <w:semiHidden/>
     <w:unhideWhenUsed/>
     <w:qFormat/>
-    <w:rsid w:val="00053cf7"/>
+    <w:rsid w:val="00053CF7"/>
     <w:rPr>
       <w:color w:val="605E5C"/>
-      <w:shd w:fill="E1DFDD" w:val="clear"/>
+      <w:shd w:val="clear" w:color="auto" w:fill="E1DFDD"/>
     </w:rPr>
   </w:style>
   <w:style w:type="character" w:styleId="PageNumber">
-    <w:name w:val="Page Number"/>
+    <w:name w:val="page number"/>
     <w:basedOn w:val="DefaultParagraphFont"/>
     <w:uiPriority w:val="99"/>
     <w:semiHidden/>
     <w:unhideWhenUsed/>
-    <w:rsid w:val="00964b56"/>
-    <w:rPr/>
-  </w:style>
-  <w:style w:type="character" w:styleId="annotationreference">
+    <w:rsid w:val="00964B56"/>
+  </w:style>
+  <w:style w:type="character" w:styleId="CommentReference">
     <w:name w:val="annotation reference"/>
     <w:basedOn w:val="DefaultParagraphFont"/>
     <w:uiPriority w:val="99"/>
     <w:semiHidden/>
     <w:unhideWhenUsed/>
     <w:qFormat/>
-    <w:rsid w:val="00d23968"/>
+    <w:rsid w:val="00D23968"/>
     <w:rPr>
       <w:sz w:val="16"/>
       <w:szCs w:val="16"/>
     </w:rPr>
   </w:style>
-  <w:style w:type="character" w:styleId="CommentTextChar" w:customStyle="1">
+  <w:style w:type="character" w:customStyle="1" w:styleId="CommentTextChar">
     <w:name w:val="Comment Text Char"/>
     <w:basedOn w:val="DefaultParagraphFont"/>
-    <w:link w:val="AnnotationText"/>
+    <w:link w:val="CommentText"/>
     <w:uiPriority w:val="99"/>
     <w:semiHidden/>
     <w:qFormat/>
-    <w:rsid w:val="00d23968"/>
+    <w:rsid w:val="00D23968"/>
     <w:rPr>
       <w:sz w:val="20"/>
       <w:szCs w:val="20"/>
     </w:rPr>
   </w:style>
-  <w:style w:type="character" w:styleId="CommentSubjectChar" w:customStyle="1">
+  <w:style w:type="character" w:customStyle="1" w:styleId="CommentSubjectChar">
     <w:name w:val="Comment Subject Char"/>
     <w:basedOn w:val="CommentTextChar"/>
-    <w:link w:val="annotationsubject"/>
+    <w:link w:val="CommentSubject"/>
     <w:uiPriority w:val="99"/>
     <w:semiHidden/>
     <w:qFormat/>
-    <w:rsid w:val="00d23968"/>
+    <w:rsid w:val="00D23968"/>
     <w:rPr>
       <w:b/>
       <w:bCs/>
@@ -3365,23 +3466,23 @@
     <w:uiPriority w:val="99"/>
     <w:semiHidden/>
     <w:unhideWhenUsed/>
-    <w:rsid w:val="000f3ec9"/>
-    <w:rPr>
-      <w:color w:themeColor="followedHyperlink" w:val="96607D"/>
+    <w:rsid w:val="000F3EC9"/>
+    <w:rPr>
+      <w:color w:val="96607D" w:themeColor="followedHyperlink"/>
       <w:u w:val="single"/>
     </w:rPr>
   </w:style>
-  <w:style w:type="paragraph" w:styleId="Heading" w:customStyle="1">
+  <w:style w:type="paragraph" w:customStyle="1" w:styleId="Heading">
     <w:name w:val="Heading"/>
     <w:basedOn w:val="Normal"/>
     <w:next w:val="BodyText"/>
     <w:qFormat/>
     <w:pPr>
-      <w:keepNext w:val="true"/>
+      <w:keepNext/>
       <w:spacing w:before="240" w:after="120"/>
     </w:pPr>
     <w:rPr>
-      <w:rFonts w:ascii="Liberation Sans" w:hAnsi="Liberation Sans" w:eastAsia="Noto Sans CJK SC" w:cs="Noto Sans Devanagari"/>
+      <w:rFonts w:ascii="Liberation Sans" w:eastAsia="Noto Sans CJK SC" w:hAnsi="Liberation Sans" w:cs="Noto Sans Devanagari"/>
       <w:sz w:val="28"/>
       <w:szCs w:val="28"/>
     </w:rPr>
@@ -3390,20 +3491,18 @@
     <w:name w:val="Body Text"/>
     <w:basedOn w:val="Normal"/>
     <w:pPr>
-      <w:spacing w:lineRule="auto" w:line="276" w:before="0" w:after="140"/>
+      <w:spacing w:after="140" w:line="276" w:lineRule="auto"/>
     </w:pPr>
-    <w:rPr/>
   </w:style>
   <w:style w:type="paragraph" w:styleId="List">
     <w:name w:val="List"/>
     <w:basedOn w:val="BodyText"/>
-    <w:pPr/>
     <w:rPr>
       <w:rFonts w:cs="Noto Sans Devanagari"/>
     </w:rPr>
   </w:style>
   <w:style w:type="paragraph" w:styleId="Caption">
-    <w:name w:val="Caption"/>
+    <w:name w:val="caption"/>
     <w:basedOn w:val="Normal"/>
     <w:qFormat/>
     <w:pPr>
@@ -3416,7 +3515,7 @@
       <w:iCs/>
     </w:rPr>
   </w:style>
-  <w:style w:type="paragraph" w:styleId="Index" w:customStyle="1">
+  <w:style w:type="paragraph" w:customStyle="1" w:styleId="Index">
     <w:name w:val="Index"/>
     <w:basedOn w:val="Normal"/>
     <w:qFormat/>
@@ -3427,20 +3526,20 @@
       <w:rFonts w:cs="Noto Sans Devanagari"/>
     </w:rPr>
   </w:style>
-  <w:style w:type="paragraph" w:styleId="1TitleCover" w:customStyle="1">
+  <w:style w:type="paragraph" w:customStyle="1" w:styleId="1TitleCover">
     <w:name w:val="1_TitleCover"/>
     <w:basedOn w:val="Normal"/>
     <w:autoRedefine/>
     <w:qFormat/>
-    <w:rsid w:val="00270f9a"/>
+    <w:rsid w:val="00270F9A"/>
     <w:pPr>
-      <w:spacing w:lineRule="exact" w:line="440" w:before="0" w:after="0"/>
+      <w:spacing w:line="440" w:lineRule="exact"/>
       <w:contextualSpacing/>
     </w:pPr>
     <w:rPr>
-      <w:rFonts w:ascii="Helvetica" w:hAnsi="Helvetica" w:eastAsia="" w:cs="Arial" w:eastAsiaTheme="majorEastAsia"/>
+      <w:rFonts w:ascii="Helvetica" w:eastAsiaTheme="majorEastAsia" w:hAnsi="Helvetica" w:cs="Arial"/>
       <w:b/>
-      <w:color w:themeColor="text1" w:val="000000"/>
+      <w:color w:val="000000" w:themeColor="text1"/>
       <w:spacing w:val="5"/>
       <w:sz w:val="32"/>
       <w:szCs w:val="52"/>
@@ -3456,14 +3555,14 @@
     <w:autoRedefine/>
     <w:uiPriority w:val="10"/>
     <w:qFormat/>
-    <w:rsid w:val="00270f9a"/>
+    <w:rsid w:val="00270F9A"/>
     <w:pPr>
-      <w:spacing w:lineRule="auto" w:line="360" w:before="0" w:after="80"/>
+      <w:spacing w:after="80" w:line="360" w:lineRule="auto"/>
       <w:contextualSpacing/>
       <w:jc w:val="both"/>
     </w:pPr>
     <w:rPr>
-      <w:rFonts w:ascii="Helvetica" w:hAnsi="Helvetica" w:eastAsia="" w:cs="" w:cstheme="majorBidi" w:eastAsiaTheme="majorEastAsia"/>
+      <w:rFonts w:ascii="Helvetica" w:eastAsiaTheme="majorEastAsia" w:hAnsi="Helvetica" w:cstheme="majorBidi"/>
       <w:b/>
       <w:spacing w:val="-10"/>
       <w:sz w:val="36"/>
@@ -3472,26 +3571,17 @@
       <w14:ligatures w14:val="none"/>
     </w:rPr>
   </w:style>
-  <w:style w:type="paragraph" w:styleId="EAtabletitle" w:customStyle="1">
+  <w:style w:type="paragraph" w:customStyle="1" w:styleId="EAtabletitle">
     <w:name w:val="EA table title"/>
     <w:autoRedefine/>
     <w:uiPriority w:val="99"/>
     <w:qFormat/>
-    <w:rsid w:val="00270f9a"/>
-    <w:pPr>
-      <w:widowControl/>
-      <w:suppressAutoHyphens w:val="true"/>
-      <w:bidi w:val="0"/>
-      <w:spacing w:before="0" w:after="0"/>
-      <w:jc w:val="left"/>
-    </w:pPr>
-    <w:rPr>
-      <w:rFonts w:ascii="Helvetica" w:hAnsi="Helvetica" w:eastAsia="Times New Roman" w:cs="Frutiger CE 55 Roman"/>
+    <w:rsid w:val="00270F9A"/>
+    <w:rPr>
+      <w:rFonts w:ascii="Helvetica" w:eastAsia="Times New Roman" w:hAnsi="Helvetica" w:cs="Frutiger CE 55 Roman"/>
       <w:color w:val="000000"/>
       <w:kern w:val="0"/>
-      <w:sz w:val="24"/>
-      <w:szCs w:val="24"/>
-      <w:lang w:val="en-GB" w:eastAsia="en-US" w:bidi="ar-SA"/>
+      <w:lang w:val="en-GB"/>
       <w14:ligatures w14:val="none"/>
     </w:rPr>
   </w:style>
@@ -3502,13 +3592,13 @@
     <w:link w:val="SubtitleChar"/>
     <w:uiPriority w:val="11"/>
     <w:qFormat/>
-    <w:rsid w:val="00021e83"/>
+    <w:rsid w:val="00021E83"/>
     <w:pPr>
-      <w:spacing w:before="0" w:after="160"/>
+      <w:spacing w:after="160"/>
     </w:pPr>
     <w:rPr>
-      <w:rFonts w:eastAsia="" w:cs="" w:cstheme="majorBidi" w:eastAsiaTheme="majorEastAsia"/>
-      <w:color w:themeColor="text1" w:themeTint="a6" w:val="595959"/>
+      <w:rFonts w:eastAsiaTheme="majorEastAsia" w:cstheme="majorBidi"/>
+      <w:color w:val="595959" w:themeColor="text1" w:themeTint="A6"/>
       <w:spacing w:val="15"/>
       <w:sz w:val="28"/>
       <w:szCs w:val="28"/>
@@ -3521,7 +3611,7 @@
     <w:link w:val="QuoteChar"/>
     <w:uiPriority w:val="29"/>
     <w:qFormat/>
-    <w:rsid w:val="00021e83"/>
+    <w:rsid w:val="00021E83"/>
     <w:pPr>
       <w:spacing w:before="160" w:after="160"/>
       <w:jc w:val="center"/>
@@ -3529,7 +3619,7 @@
     <w:rPr>
       <w:i/>
       <w:iCs/>
-      <w:color w:themeColor="text1" w:themeTint="bf" w:val="404040"/>
+      <w:color w:val="404040" w:themeColor="text1" w:themeTint="BF"/>
     </w:rPr>
   </w:style>
   <w:style w:type="paragraph" w:styleId="ListParagraph">
@@ -3537,13 +3627,11 @@
     <w:basedOn w:val="Normal"/>
     <w:uiPriority w:val="34"/>
     <w:qFormat/>
-    <w:rsid w:val="00021e83"/>
+    <w:rsid w:val="00021E83"/>
     <w:pPr>
-      <w:spacing w:before="0" w:after="0"/>
       <w:ind w:left="720"/>
       <w:contextualSpacing/>
     </w:pPr>
-    <w:rPr/>
   </w:style>
   <w:style w:type="paragraph" w:styleId="IntenseQuote">
     <w:name w:val="Intense Quote"/>
@@ -3552,11 +3640,11 @@
     <w:link w:val="IntenseQuoteChar"/>
     <w:uiPriority w:val="30"/>
     <w:qFormat/>
-    <w:rsid w:val="00021e83"/>
+    <w:rsid w:val="00021E83"/>
     <w:pPr>
       <w:pBdr>
-        <w:top w:val="single" w:sz="4" w:space="10" w:color="0F4761" w:themeColor="accent1" w:themeShade="bf"/>
-        <w:bottom w:val="single" w:sz="4" w:space="10" w:color="0F4761" w:themeColor="accent1" w:themeShade="bf"/>
+        <w:top w:val="single" w:sz="4" w:space="10" w:color="0F4761" w:themeColor="accent1" w:themeShade="BF"/>
+        <w:bottom w:val="single" w:sz="4" w:space="10" w:color="0F4761" w:themeColor="accent1" w:themeShade="BF"/>
       </w:pBdr>
       <w:spacing w:before="360" w:after="360"/>
       <w:ind w:left="864" w:right="864"/>
@@ -3565,66 +3653,51 @@
     <w:rPr>
       <w:i/>
       <w:iCs/>
-      <w:color w:themeColor="accent1" w:themeShade="bf" w:val="0F4761"/>
-    </w:rPr>
-  </w:style>
-  <w:style w:type="paragraph" w:styleId="HeaderandFooter" w:customStyle="1">
+      <w:color w:val="0F4761" w:themeColor="accent1" w:themeShade="BF"/>
+    </w:rPr>
+  </w:style>
+  <w:style w:type="paragraph" w:customStyle="1" w:styleId="HeaderandFooter">
     <w:name w:val="Header and Footer"/>
     <w:basedOn w:val="Normal"/>
     <w:qFormat/>
-    <w:pPr/>
-    <w:rPr/>
   </w:style>
   <w:style w:type="paragraph" w:styleId="Header">
-    <w:name w:val="Header"/>
+    <w:name w:val="header"/>
     <w:basedOn w:val="Normal"/>
     <w:link w:val="HeaderChar"/>
     <w:uiPriority w:val="99"/>
     <w:unhideWhenUsed/>
-    <w:rsid w:val="00021e83"/>
+    <w:rsid w:val="00021E83"/>
     <w:pPr>
       <w:tabs>
-        <w:tab w:val="clear" w:pos="720"/>
-        <w:tab w:val="center" w:pos="4513" w:leader="none"/>
-        <w:tab w:val="right" w:pos="9026" w:leader="none"/>
+        <w:tab w:val="center" w:pos="4513"/>
+        <w:tab w:val="right" w:pos="9026"/>
       </w:tabs>
     </w:pPr>
-    <w:rPr/>
   </w:style>
   <w:style w:type="paragraph" w:styleId="Footer">
-    <w:name w:val="Footer"/>
+    <w:name w:val="footer"/>
     <w:basedOn w:val="Normal"/>
     <w:link w:val="FooterChar"/>
     <w:uiPriority w:val="99"/>
     <w:unhideWhenUsed/>
-    <w:rsid w:val="00021e83"/>
+    <w:rsid w:val="00021E83"/>
     <w:pPr>
       <w:tabs>
-        <w:tab w:val="clear" w:pos="720"/>
-        <w:tab w:val="center" w:pos="4513" w:leader="none"/>
-        <w:tab w:val="right" w:pos="9026" w:leader="none"/>
+        <w:tab w:val="center" w:pos="4513"/>
+        <w:tab w:val="right" w:pos="9026"/>
       </w:tabs>
     </w:pPr>
-    <w:rPr/>
-  </w:style>
-  <w:style w:type="paragraph" w:styleId="Default" w:customStyle="1">
+  </w:style>
+  <w:style w:type="paragraph" w:customStyle="1" w:styleId="Default">
     <w:name w:val="Default"/>
     <w:qFormat/>
-    <w:rsid w:val="00021e83"/>
-    <w:pPr>
-      <w:widowControl/>
-      <w:suppressAutoHyphens w:val="true"/>
-      <w:bidi w:val="0"/>
-      <w:spacing w:before="0" w:after="0"/>
-      <w:jc w:val="left"/>
-    </w:pPr>
-    <w:rPr>
-      <w:rFonts w:ascii="Times New Roman" w:hAnsi="Times New Roman" w:eastAsia="Aptos" w:cs="Times New Roman"/>
+    <w:rsid w:val="00021E83"/>
+    <w:rPr>
+      <w:rFonts w:ascii="Times New Roman" w:eastAsia="Aptos" w:hAnsi="Times New Roman" w:cs="Times New Roman"/>
       <w:color w:val="000000"/>
       <w:kern w:val="0"/>
-      <w:sz w:val="24"/>
-      <w:szCs w:val="24"/>
-      <w:lang w:val="en-GB" w:eastAsia="en-US" w:bidi="ar-SA"/>
+      <w:lang w:val="en-GB"/>
     </w:rPr>
   </w:style>
   <w:style w:type="paragraph" w:styleId="NormalWeb">
@@ -3633,127 +3706,102 @@
     <w:uiPriority w:val="99"/>
     <w:unhideWhenUsed/>
     <w:qFormat/>
-    <w:rsid w:val="00cd176f"/>
+    <w:rsid w:val="00CD176F"/>
     <w:pPr>
       <w:spacing w:beforeAutospacing="1" w:afterAutospacing="1"/>
     </w:pPr>
     <w:rPr>
-      <w:rFonts w:ascii="Times New Roman" w:hAnsi="Times New Roman" w:eastAsia="Times New Roman" w:cs="Times New Roman"/>
+      <w:rFonts w:ascii="Times New Roman" w:eastAsia="Times New Roman" w:hAnsi="Times New Roman" w:cs="Times New Roman"/>
       <w:kern w:val="0"/>
       <w:lang w:eastAsia="en-GB"/>
       <w14:ligatures w14:val="none"/>
     </w:rPr>
   </w:style>
-  <w:style w:type="paragraph" w:styleId="AnnotationText">
-    <w:name w:val="Annotation Text"/>
+  <w:style w:type="paragraph" w:styleId="CommentText">
+    <w:name w:val="annotation text"/>
     <w:basedOn w:val="Normal"/>
     <w:link w:val="CommentTextChar"/>
     <w:uiPriority w:val="99"/>
     <w:semiHidden/>
     <w:unhideWhenUsed/>
-    <w:rsid w:val="00d23968"/>
-    <w:pPr/>
+    <w:rsid w:val="00D23968"/>
     <w:rPr>
       <w:sz w:val="20"/>
       <w:szCs w:val="20"/>
     </w:rPr>
   </w:style>
-  <w:style w:type="paragraph" w:styleId="annotationsubject">
+  <w:style w:type="paragraph" w:styleId="CommentSubject">
     <w:name w:val="annotation subject"/>
-    <w:basedOn w:val="AnnotationText"/>
-    <w:next w:val="AnnotationText"/>
+    <w:basedOn w:val="CommentText"/>
+    <w:next w:val="CommentText"/>
     <w:link w:val="CommentSubjectChar"/>
     <w:uiPriority w:val="99"/>
     <w:semiHidden/>
     <w:unhideWhenUsed/>
     <w:qFormat/>
-    <w:rsid w:val="00d23968"/>
-    <w:pPr/>
+    <w:rsid w:val="00D23968"/>
     <w:rPr>
       <w:b/>
       <w:bCs/>
     </w:rPr>
   </w:style>
-  <w:style w:type="paragraph" w:styleId="FrameContents" w:customStyle="1">
+  <w:style w:type="paragraph" w:customStyle="1" w:styleId="FrameContents">
     <w:name w:val="Frame Contents"/>
     <w:basedOn w:val="Normal"/>
     <w:qFormat/>
-    <w:pPr/>
-    <w:rPr/>
-  </w:style>
-  <w:style w:type="numbering" w:styleId="NoList" w:default="1">
-    <w:name w:val="No List"/>
-    <w:uiPriority w:val="99"/>
-    <w:semiHidden/>
-    <w:unhideWhenUsed/>
-    <w:qFormat/>
-  </w:style>
-  <w:style w:type="table" w:default="1" w:styleId="TableNormal">
-    <w:name w:val="Normal Table"/>
-    <w:uiPriority w:val="99"/>
-    <w:semiHidden/>
-    <w:unhideWhenUsed/>
-    <w:tblPr>
-      <w:tblCellMar>
-        <w:top w:w="0" w:type="dxa"/>
-        <w:left w:w="108" w:type="dxa"/>
-        <w:bottom w:w="0" w:type="dxa"/>
-        <w:right w:w="108" w:type="dxa"/>
-      </w:tblCellMar>
-    </w:tblPr>
   </w:style>
 </w:styles>
 </file>
 
 <file path=word/theme/theme1.xml><?xml version="1.0" encoding="utf-8"?>
-<a:theme xmlns:a="http://schemas.openxmlformats.org/drawingml/2006/main" xmlns:r="http://schemas.openxmlformats.org/officeDocument/2006/relationships" name="Office Theme">
+<a:theme xmlns:a="http://schemas.openxmlformats.org/drawingml/2006/main" name="Office Theme">
   <a:themeElements>
     <a:clrScheme name="Office">
       <a:dk1>
         <a:srgbClr val="000000"/>
       </a:dk1>
       <a:lt1>
-        <a:srgbClr val="ffffff"/>
+        <a:srgbClr val="FFFFFF"/>
       </a:lt1>
       <a:dk2>
-        <a:srgbClr val="0e2841"/>
+        <a:srgbClr val="0E2841"/>
       </a:dk2>
       <a:lt2>
-        <a:srgbClr val="e8e8e8"/>
+        <a:srgbClr val="E8E8E8"/>
       </a:lt2>
       <a:accent1>
         <a:srgbClr val="156082"/>
       </a:accent1>
       <a:accent2>
-        <a:srgbClr val="e97132"/>
+        <a:srgbClr val="E97132"/>
       </a:accent2>
       <a:accent3>
-        <a:srgbClr val="196b24"/>
+        <a:srgbClr val="196B24"/>
       </a:accent3>
       <a:accent4>
-        <a:srgbClr val="0f9ed5"/>
+        <a:srgbClr val="0F9ED5"/>
       </a:accent4>
       <a:accent5>
-        <a:srgbClr val="a02b93"/>
+        <a:srgbClr val="A02B93"/>
       </a:accent5>
       <a:accent6>
-        <a:srgbClr val="4ea72e"/>
+        <a:srgbClr val="4EA72E"/>
       </a:accent6>
       <a:hlink>
         <a:srgbClr val="467886"/>
       </a:hlink>
       <a:folHlink>
-        <a:srgbClr val="96607d"/>
+        <a:srgbClr val="96607D"/>
       </a:folHlink>
     </a:clrScheme>
     <a:fontScheme name="Office">
       <a:majorFont>
-        <a:latin typeface="Aptos Display" panose="02110004020202020204" pitchFamily="0" charset="1"/>
+        <a:latin typeface="Aptos Display" panose="02110004020202020204"/>
         <a:ea typeface=""/>
         <a:cs typeface=""/>
       </a:majorFont>
       <a:minorFont>
-        <a:latin typeface="Aptos" panose="02110004020202020204" pitchFamily="0" charset="1"/>
+        <a:latin typeface="Aptos" panose="02110004020202020204"/>
         <a:ea typeface=""/>
         <a:cs typeface=""/>
       </a:minorFont>
@@ -3785,7 +3833,7 @@
             </a:gs>
           </a:gsLst>
           <a:lin ang="5400000" scaled="0"/>
-          <a:tileRect l="0" t="0" r="0" b="0"/>
+          <a:tileRect/>
         </a:gradFill>
         <a:gradFill>
           <a:gsLst>
@@ -3809,7 +3857,7 @@
             </a:gs>
           </a:gsLst>
           <a:lin ang="5400000" scaled="0"/>
-          <a:tileRect l="0" t="0" r="0" b="0"/>
+          <a:tileRect/>
         </a:gradFill>
       </a:fillStyleLst>
       <a:lnStyleLst>
@@ -3869,11 +3917,13 @@
             </a:gs>
           </a:gsLst>
           <a:lin ang="5400000" scaled="0"/>
-          <a:tileRect l="0" t="0" r="0" b="0"/>
+          <a:tileRect/>
         </a:gradFill>
       </a:bgFillStyleLst>
     </a:fmtScheme>
   </a:themeElements>
+  <a:objectDefaults/>
+  <a:extraClrSchemeLst/>
 </a:theme>
 </file>
 
